--- a/III BOB.docx
+++ b/III BOB.docx
@@ -29,7 +29,27 @@
           <w:lang w:val="en-US"/>
         </w:rPr>
         <w:tab/>
-        <w:t>AKT DARSLARI MISOLIDA TALABA KOMPETENSIYASINI TAKOMILLASHTIRISH METODIKASI</w:t>
+        <w:t xml:space="preserve">AKT DARSLARI MISOLIDA TALABA KOMPETENSIYASINI TAKOMILLASHTIRISH METODIKASI </w:t>
+      </w:r>
+      <w:proofErr w:type="gramStart"/>
+      <w:r>
+        <w:rPr>
+          <w:rFonts w:ascii="Times New Roman" w:hAnsi="Times New Roman" w:cs="Times New Roman"/>
+          <w:sz w:val="28"/>
+          <w:szCs w:val="28"/>
+          <w:lang w:val="en-US"/>
+        </w:rPr>
+        <w:t>BO‘</w:t>
+      </w:r>
+      <w:proofErr w:type="gramEnd"/>
+      <w:r>
+        <w:rPr>
+          <w:rFonts w:ascii="Times New Roman" w:hAnsi="Times New Roman" w:cs="Times New Roman"/>
+          <w:sz w:val="28"/>
+          <w:szCs w:val="28"/>
+          <w:lang w:val="en-US"/>
+        </w:rPr>
+        <w:t>YICHA TAJRIBA-SINOV ISHLARI</w:t>
       </w:r>
       <w:r>
         <w:rPr>
@@ -40,25 +60,275 @@
         </w:rPr>
         <w:t xml:space="preserve"> </w:t>
       </w:r>
-      <w:proofErr w:type="gramStart"/>
-      <w:r>
-        <w:rPr>
-          <w:rFonts w:ascii="Times New Roman" w:hAnsi="Times New Roman" w:cs="Times New Roman"/>
-          <w:sz w:val="28"/>
-          <w:szCs w:val="28"/>
-          <w:lang w:val="en-US"/>
-        </w:rPr>
-        <w:t>BO‘</w:t>
-      </w:r>
-      <w:proofErr w:type="gramEnd"/>
-      <w:r>
-        <w:rPr>
-          <w:rFonts w:ascii="Times New Roman" w:hAnsi="Times New Roman" w:cs="Times New Roman"/>
-          <w:sz w:val="28"/>
-          <w:szCs w:val="28"/>
-          <w:lang w:val="en-US"/>
-        </w:rPr>
-        <w:t>YICHA TAJRIBA-SINOV ISHLARI</w:t>
+      <w:r>
+        <w:rPr>
+          <w:rFonts w:ascii="Times New Roman" w:hAnsi="Times New Roman" w:cs="Times New Roman"/>
+          <w:sz w:val="28"/>
+          <w:szCs w:val="28"/>
+          <w:lang w:val="en-US"/>
+        </w:rPr>
+        <w:t>MAZMUNI VA SAMARADORLIGI</w:t>
+      </w:r>
+    </w:p>
+    <w:p>
+      <w:pPr>
+        <w:jc w:val="center"/>
+        <w:rPr>
+          <w:rFonts w:ascii="Times New Roman" w:hAnsi="Times New Roman" w:cs="Times New Roman"/>
+          <w:sz w:val="28"/>
+          <w:szCs w:val="28"/>
+          <w:lang w:val="en-US"/>
+        </w:rPr>
+      </w:pPr>
+      <w:r>
+        <w:rPr>
+          <w:rFonts w:ascii="Times New Roman" w:hAnsi="Times New Roman" w:cs="Times New Roman"/>
+          <w:sz w:val="28"/>
+          <w:szCs w:val="28"/>
+          <w:lang w:val="en-US"/>
+        </w:rPr>
+        <w:t>3.1-§.</w:t>
+      </w:r>
+      <w:r>
+        <w:rPr>
+          <w:rFonts w:ascii="Times New Roman" w:hAnsi="Times New Roman" w:cs="Times New Roman"/>
+          <w:sz w:val="28"/>
+          <w:szCs w:val="28"/>
+          <w:lang w:val="en-US"/>
+        </w:rPr>
+        <w:tab/>
+        <w:t xml:space="preserve">Tajriba-sinov ishlarini tashkil etish va </w:t>
+      </w:r>
+      <w:proofErr w:type="gramStart"/>
+      <w:r>
+        <w:rPr>
+          <w:rFonts w:ascii="Times New Roman" w:hAnsi="Times New Roman" w:cs="Times New Roman"/>
+          <w:sz w:val="28"/>
+          <w:szCs w:val="28"/>
+          <w:lang w:val="en-US"/>
+        </w:rPr>
+        <w:t>o‘</w:t>
+      </w:r>
+      <w:proofErr w:type="gramEnd"/>
+      <w:r>
+        <w:rPr>
+          <w:rFonts w:ascii="Times New Roman" w:hAnsi="Times New Roman" w:cs="Times New Roman"/>
+          <w:sz w:val="28"/>
+          <w:szCs w:val="28"/>
+          <w:lang w:val="en-US"/>
+        </w:rPr>
+        <w:t>tkazish</w:t>
+      </w:r>
+    </w:p>
+    <w:p>
+      <w:pPr>
+        <w:spacing w:after="0" w:line="360" w:lineRule="auto"/>
+        <w:ind w:firstLine="709"/>
+        <w:jc w:val="both"/>
+        <w:rPr>
+          <w:rFonts w:ascii="Times New Roman" w:hAnsi="Times New Roman" w:cs="Times New Roman"/>
+          <w:sz w:val="28"/>
+          <w:szCs w:val="28"/>
+          <w:lang w:val="en-US"/>
+        </w:rPr>
+      </w:pPr>
+      <w:r>
+        <w:rPr>
+          <w:rFonts w:ascii="Times New Roman" w:hAnsi="Times New Roman" w:cs="Times New Roman"/>
+          <w:sz w:val="28"/>
+          <w:szCs w:val="28"/>
+          <w:lang w:val="en-US"/>
+        </w:rPr>
+        <w:t xml:space="preserve">Zamonaviy ta’lim tizimida axborot-kommunikatsiya texnologiyalari (AKT) fani nafaqat texnik bilimlarni </w:t>
+      </w:r>
+      <w:proofErr w:type="gramStart"/>
+      <w:r>
+        <w:rPr>
+          <w:rFonts w:ascii="Times New Roman" w:hAnsi="Times New Roman" w:cs="Times New Roman"/>
+          <w:sz w:val="28"/>
+          <w:szCs w:val="28"/>
+          <w:lang w:val="en-US"/>
+        </w:rPr>
+        <w:t>o‘</w:t>
+      </w:r>
+      <w:proofErr w:type="gramEnd"/>
+      <w:r>
+        <w:rPr>
+          <w:rFonts w:ascii="Times New Roman" w:hAnsi="Times New Roman" w:cs="Times New Roman"/>
+          <w:sz w:val="28"/>
+          <w:szCs w:val="28"/>
+          <w:lang w:val="en-US"/>
+        </w:rPr>
+        <w:t>rgatish, balki talabalarning kasbiy kompetensiyalarini shakllantirish va rivojlantirishda muhim o‘rin tutadi. Shu sababli, AKT darslarida ishlab chiqilgan yangi metodikani amaliyotda tekshirish jarayoni, uning samaradorligini aniqlash va takomillashtirish imkonini beradi.</w:t>
+      </w:r>
+    </w:p>
+    <w:p>
+      <w:pPr>
+        <w:spacing w:after="0" w:line="360" w:lineRule="auto"/>
+        <w:ind w:firstLine="709"/>
+        <w:jc w:val="both"/>
+        <w:rPr>
+          <w:rFonts w:ascii="Times New Roman" w:hAnsi="Times New Roman" w:cs="Times New Roman"/>
+          <w:sz w:val="28"/>
+          <w:szCs w:val="28"/>
+          <w:lang w:val="en-US"/>
+        </w:rPr>
+      </w:pPr>
+      <w:r>
+        <w:rPr>
+          <w:rFonts w:ascii="Times New Roman" w:hAnsi="Times New Roman" w:cs="Times New Roman"/>
+          <w:sz w:val="28"/>
+          <w:szCs w:val="28"/>
+          <w:lang w:val="en-US"/>
+        </w:rPr>
+        <w:t xml:space="preserve">AKT darslarida ishlab chiqilgan metodikaning samaradorligini amaliyotda tekshirish jarayonida asosiy e’tibor talabalarning AKT </w:t>
+      </w:r>
+      <w:proofErr w:type="gramStart"/>
+      <w:r>
+        <w:rPr>
+          <w:rFonts w:ascii="Times New Roman" w:hAnsi="Times New Roman" w:cs="Times New Roman"/>
+          <w:sz w:val="28"/>
+          <w:szCs w:val="28"/>
+          <w:lang w:val="en-US"/>
+        </w:rPr>
+        <w:t>bo‘</w:t>
+      </w:r>
+      <w:proofErr w:type="gramEnd"/>
+      <w:r>
+        <w:rPr>
+          <w:rFonts w:ascii="Times New Roman" w:hAnsi="Times New Roman" w:cs="Times New Roman"/>
+          <w:sz w:val="28"/>
+          <w:szCs w:val="28"/>
+          <w:lang w:val="en-US"/>
+        </w:rPr>
+        <w:t>yicha kompetensiyalarini shakllantiruvchi va rivojlantiruvchi omillarni aniqlashga qaratildi. Olib borilgan tajriba-sinov ishlari davomida oliy ta’lim muassasalari professor-</w:t>
+      </w:r>
+      <w:proofErr w:type="gramStart"/>
+      <w:r>
+        <w:rPr>
+          <w:rFonts w:ascii="Times New Roman" w:hAnsi="Times New Roman" w:cs="Times New Roman"/>
+          <w:sz w:val="28"/>
+          <w:szCs w:val="28"/>
+          <w:lang w:val="en-US"/>
+        </w:rPr>
+        <w:t>o‘</w:t>
+      </w:r>
+      <w:proofErr w:type="gramEnd"/>
+      <w:r>
+        <w:rPr>
+          <w:rFonts w:ascii="Times New Roman" w:hAnsi="Times New Roman" w:cs="Times New Roman"/>
+          <w:sz w:val="28"/>
+          <w:szCs w:val="28"/>
+          <w:lang w:val="en-US"/>
+        </w:rPr>
+        <w:t xml:space="preserve">qituvchilarining AKT fanini o‘qitish metodikasi haqidagi fikrlari inobatga olindi va ushbu fikrlar asosida tajriba-sinov bosqichlari amaliyotga tatbiq etildi. Jarayonda talabalar bilim va </w:t>
+      </w:r>
+      <w:proofErr w:type="gramStart"/>
+      <w:r>
+        <w:rPr>
+          <w:rFonts w:ascii="Times New Roman" w:hAnsi="Times New Roman" w:cs="Times New Roman"/>
+          <w:sz w:val="28"/>
+          <w:szCs w:val="28"/>
+          <w:lang w:val="en-US"/>
+        </w:rPr>
+        <w:t>ko‘</w:t>
+      </w:r>
+      <w:proofErr w:type="gramEnd"/>
+      <w:r>
+        <w:rPr>
+          <w:rFonts w:ascii="Times New Roman" w:hAnsi="Times New Roman" w:cs="Times New Roman"/>
+          <w:sz w:val="28"/>
+          <w:szCs w:val="28"/>
+          <w:lang w:val="en-US"/>
+        </w:rPr>
+        <w:t>nikmalarining real holati, hamda o‘qituvchilarning kuchli va zaif tomonlari tahlil qilindi.</w:t>
+      </w:r>
+    </w:p>
+    <w:p>
+      <w:pPr>
+        <w:spacing w:after="0" w:line="360" w:lineRule="auto"/>
+        <w:ind w:firstLine="709"/>
+        <w:jc w:val="both"/>
+        <w:rPr>
+          <w:rFonts w:ascii="Times New Roman" w:hAnsi="Times New Roman" w:cs="Times New Roman"/>
+          <w:sz w:val="28"/>
+          <w:szCs w:val="28"/>
+          <w:lang w:val="en-US"/>
+        </w:rPr>
+      </w:pPr>
+      <w:r>
+        <w:rPr>
+          <w:rFonts w:ascii="Times New Roman" w:hAnsi="Times New Roman" w:cs="Times New Roman"/>
+          <w:sz w:val="28"/>
+          <w:szCs w:val="28"/>
+          <w:lang w:val="en-US"/>
+        </w:rPr>
+        <w:t xml:space="preserve">Talabalarning AKT kompetensiyasini oshirish va mustaqil ishlash qobiliyatini rivojlantirish maqsadida amalga oshirilgan tajriba-sinov ishlari davomida dars jarayonini tahlil qilish </w:t>
+      </w:r>
+      <w:proofErr w:type="gramStart"/>
+      <w:r>
+        <w:rPr>
+          <w:rFonts w:ascii="Times New Roman" w:hAnsi="Times New Roman" w:cs="Times New Roman"/>
+          <w:sz w:val="28"/>
+          <w:szCs w:val="28"/>
+          <w:lang w:val="en-US"/>
+        </w:rPr>
+        <w:t>bo‘</w:t>
+      </w:r>
+      <w:proofErr w:type="gramEnd"/>
+      <w:r>
+        <w:rPr>
+          <w:rFonts w:ascii="Times New Roman" w:hAnsi="Times New Roman" w:cs="Times New Roman"/>
+          <w:sz w:val="28"/>
+          <w:szCs w:val="28"/>
+          <w:lang w:val="en-US"/>
+        </w:rPr>
+        <w:t xml:space="preserve">yicha mavjud tajribalar o‘rganildi, umumlashtirildi va konseptual tahlil qilindi. Shu maqsadda AKT fanidan </w:t>
+      </w:r>
+      <w:proofErr w:type="gramStart"/>
+      <w:r>
+        <w:rPr>
+          <w:rFonts w:ascii="Times New Roman" w:hAnsi="Times New Roman" w:cs="Times New Roman"/>
+          <w:sz w:val="28"/>
+          <w:szCs w:val="28"/>
+          <w:lang w:val="en-US"/>
+        </w:rPr>
+        <w:t>o‘</w:t>
+      </w:r>
+      <w:proofErr w:type="gramEnd"/>
+      <w:r>
+        <w:rPr>
+          <w:rFonts w:ascii="Times New Roman" w:hAnsi="Times New Roman" w:cs="Times New Roman"/>
+          <w:sz w:val="28"/>
+          <w:szCs w:val="28"/>
+          <w:lang w:val="en-US"/>
+        </w:rPr>
+        <w:t>tilgan darslar kuzatildi va tahlil jarayonida quyidagi savollarga javob izlandi:</w:t>
+      </w:r>
+    </w:p>
+    <w:p>
+      <w:pPr>
+        <w:spacing w:after="0" w:line="360" w:lineRule="auto"/>
+        <w:ind w:firstLine="709"/>
+        <w:jc w:val="both"/>
+        <w:rPr>
+          <w:rFonts w:ascii="Times New Roman" w:hAnsi="Times New Roman" w:cs="Times New Roman"/>
+          <w:i/>
+          <w:sz w:val="28"/>
+          <w:szCs w:val="28"/>
+          <w:lang w:val="en-US"/>
+        </w:rPr>
+      </w:pPr>
+      <w:r>
+        <w:rPr>
+          <w:rFonts w:ascii="Times New Roman" w:hAnsi="Times New Roman" w:cs="Times New Roman"/>
+          <w:b/>
+          <w:i/>
+          <w:sz w:val="28"/>
+          <w:szCs w:val="28"/>
+          <w:lang w:val="en-US"/>
+        </w:rPr>
+        <w:t>Birinchidan,</w:t>
       </w:r>
       <w:r>
         <w:rPr>
@@ -72,11 +342,3870 @@
       <w:r>
         <w:rPr>
           <w:rFonts w:ascii="Times New Roman" w:hAnsi="Times New Roman" w:cs="Times New Roman"/>
-          <w:sz w:val="28"/>
-          <w:szCs w:val="28"/>
-          <w:lang w:val="en-US"/>
-        </w:rPr>
-        <w:t>MAZMUNI VA SAMARADORLIGI</w:t>
+          <w:i/>
+          <w:sz w:val="28"/>
+          <w:szCs w:val="28"/>
+          <w:lang w:val="en-US"/>
+        </w:rPr>
+        <w:t xml:space="preserve">metodika asosida tashkil etilgan darslarning maqsadi, vazifalari va kutilgan natijalari aniq belgilanganmi; yangi bilim olish jarayoni metodika maqsadlariga mos keladimi; </w:t>
+      </w:r>
+      <w:proofErr w:type="gramStart"/>
+      <w:r>
+        <w:rPr>
+          <w:rFonts w:ascii="Times New Roman" w:hAnsi="Times New Roman" w:cs="Times New Roman"/>
+          <w:i/>
+          <w:sz w:val="28"/>
+          <w:szCs w:val="28"/>
+          <w:lang w:val="en-US"/>
+        </w:rPr>
+        <w:t>o‘</w:t>
+      </w:r>
+      <w:proofErr w:type="gramEnd"/>
+      <w:r>
+        <w:rPr>
+          <w:rFonts w:ascii="Times New Roman" w:hAnsi="Times New Roman" w:cs="Times New Roman"/>
+          <w:i/>
+          <w:sz w:val="28"/>
+          <w:szCs w:val="28"/>
+          <w:lang w:val="en-US"/>
+        </w:rPr>
+        <w:t>tilgan mashg‘ulotlar talabalarda AKT kompetensiyalarini rivojlantirishga xizmat qiladimi.</w:t>
+      </w:r>
+    </w:p>
+    <w:p>
+      <w:pPr>
+        <w:spacing w:after="0" w:line="360" w:lineRule="auto"/>
+        <w:ind w:firstLine="709"/>
+        <w:jc w:val="both"/>
+        <w:rPr>
+          <w:rFonts w:ascii="Times New Roman" w:hAnsi="Times New Roman" w:cs="Times New Roman"/>
+          <w:i/>
+          <w:sz w:val="28"/>
+          <w:szCs w:val="28"/>
+          <w:lang w:val="en-US"/>
+        </w:rPr>
+      </w:pPr>
+      <w:r>
+        <w:rPr>
+          <w:rFonts w:ascii="Times New Roman" w:hAnsi="Times New Roman" w:cs="Times New Roman"/>
+          <w:b/>
+          <w:i/>
+          <w:sz w:val="28"/>
+          <w:szCs w:val="28"/>
+          <w:lang w:val="en-US"/>
+        </w:rPr>
+        <w:t>Ikkinchidan</w:t>
+      </w:r>
+      <w:r>
+        <w:rPr>
+          <w:rFonts w:ascii="Times New Roman" w:hAnsi="Times New Roman" w:cs="Times New Roman"/>
+          <w:i/>
+          <w:sz w:val="28"/>
+          <w:szCs w:val="28"/>
+          <w:lang w:val="en-US"/>
+        </w:rPr>
+        <w:t xml:space="preserve">, talabalarning imkoniyatlarini oshirishga qaratilgan ta’lim mazmuni bilan </w:t>
+      </w:r>
+      <w:proofErr w:type="gramStart"/>
+      <w:r>
+        <w:rPr>
+          <w:rFonts w:ascii="Times New Roman" w:hAnsi="Times New Roman" w:cs="Times New Roman"/>
+          <w:i/>
+          <w:sz w:val="28"/>
+          <w:szCs w:val="28"/>
+          <w:lang w:val="en-US"/>
+        </w:rPr>
+        <w:t>bog‘</w:t>
+      </w:r>
+      <w:proofErr w:type="gramEnd"/>
+      <w:r>
+        <w:rPr>
+          <w:rFonts w:ascii="Times New Roman" w:hAnsi="Times New Roman" w:cs="Times New Roman"/>
+          <w:i/>
+          <w:sz w:val="28"/>
+          <w:szCs w:val="28"/>
+          <w:lang w:val="en-US"/>
+        </w:rPr>
+        <w:t>liq jihatlar — amaliy topshiriqlar va loyiha ishlarining o‘quv materiali mazmuniga mosligi, real hayotiy vazifalarni hal etishga yo‘naltirilganligi, ularning umumiy o‘quv rejasidagi o‘rni va ahamiyati.</w:t>
+      </w:r>
+    </w:p>
+    <w:p>
+      <w:pPr>
+        <w:spacing w:after="0" w:line="360" w:lineRule="auto"/>
+        <w:ind w:firstLine="709"/>
+        <w:jc w:val="both"/>
+        <w:rPr>
+          <w:rFonts w:ascii="Times New Roman" w:hAnsi="Times New Roman" w:cs="Times New Roman"/>
+          <w:i/>
+          <w:sz w:val="28"/>
+          <w:szCs w:val="28"/>
+          <w:lang w:val="en-US"/>
+        </w:rPr>
+      </w:pPr>
+      <w:r>
+        <w:rPr>
+          <w:rFonts w:ascii="Times New Roman" w:hAnsi="Times New Roman" w:cs="Times New Roman"/>
+          <w:b/>
+          <w:i/>
+          <w:sz w:val="28"/>
+          <w:szCs w:val="28"/>
+          <w:lang w:val="en-US"/>
+        </w:rPr>
+        <w:lastRenderedPageBreak/>
+        <w:t>Uchinchidan</w:t>
+      </w:r>
+      <w:r>
+        <w:rPr>
+          <w:rFonts w:ascii="Times New Roman" w:hAnsi="Times New Roman" w:cs="Times New Roman"/>
+          <w:i/>
+          <w:sz w:val="28"/>
+          <w:szCs w:val="28"/>
+          <w:lang w:val="en-US"/>
+        </w:rPr>
+        <w:t xml:space="preserve">, talabalarning faolligini oshiruvchi ijodiy-texnologik jarayonlarni </w:t>
+      </w:r>
+      <w:proofErr w:type="gramStart"/>
+      <w:r>
+        <w:rPr>
+          <w:rFonts w:ascii="Times New Roman" w:hAnsi="Times New Roman" w:cs="Times New Roman"/>
+          <w:i/>
+          <w:sz w:val="28"/>
+          <w:szCs w:val="28"/>
+          <w:lang w:val="en-US"/>
+        </w:rPr>
+        <w:t>o‘</w:t>
+      </w:r>
+      <w:proofErr w:type="gramEnd"/>
+      <w:r>
+        <w:rPr>
+          <w:rFonts w:ascii="Times New Roman" w:hAnsi="Times New Roman" w:cs="Times New Roman"/>
+          <w:i/>
+          <w:sz w:val="28"/>
+          <w:szCs w:val="28"/>
+          <w:lang w:val="en-US"/>
+        </w:rPr>
+        <w:t>rganishga doir masalalar — topshiriqlarning dars turi va bosqichlariga mosligi, talabalar bilim darajasiga muvofiqligi, ishlash tezligi, mustaqil ishlar jarayonida foydalaniladigan texnik vositalar va metodlar, oldindan o‘rganilgan bilim, ko‘nikma va malakalarni qo‘llash, yangi bilimlarni egallash hamda ijodiy faoliyatni amalga oshirish mexanizmlari va resurslari.</w:t>
+      </w:r>
+    </w:p>
+    <w:p>
+      <w:pPr>
+        <w:spacing w:after="0" w:line="360" w:lineRule="auto"/>
+        <w:ind w:firstLine="709"/>
+        <w:jc w:val="both"/>
+        <w:rPr>
+          <w:rFonts w:ascii="Times New Roman" w:hAnsi="Times New Roman" w:cs="Times New Roman"/>
+          <w:i/>
+          <w:sz w:val="28"/>
+          <w:szCs w:val="28"/>
+          <w:lang w:val="en-US"/>
+        </w:rPr>
+      </w:pPr>
+      <w:proofErr w:type="gramStart"/>
+      <w:r>
+        <w:rPr>
+          <w:rFonts w:ascii="Times New Roman" w:hAnsi="Times New Roman" w:cs="Times New Roman"/>
+          <w:b/>
+          <w:i/>
+          <w:sz w:val="28"/>
+          <w:szCs w:val="28"/>
+          <w:lang w:val="en-US"/>
+        </w:rPr>
+        <w:t>To‘</w:t>
+      </w:r>
+      <w:proofErr w:type="gramEnd"/>
+      <w:r>
+        <w:rPr>
+          <w:rFonts w:ascii="Times New Roman" w:hAnsi="Times New Roman" w:cs="Times New Roman"/>
+          <w:b/>
+          <w:i/>
+          <w:sz w:val="28"/>
+          <w:szCs w:val="28"/>
+          <w:lang w:val="en-US"/>
+        </w:rPr>
+        <w:t>rtinchidan</w:t>
+      </w:r>
+      <w:r>
+        <w:rPr>
+          <w:rFonts w:ascii="Times New Roman" w:hAnsi="Times New Roman" w:cs="Times New Roman"/>
+          <w:i/>
+          <w:sz w:val="28"/>
+          <w:szCs w:val="28"/>
+          <w:lang w:val="en-US"/>
+        </w:rPr>
+        <w:t>, metodika asosida erishiladigan kutilgan natijalar — bajarilgan amaliy ishlarning talaba uchun dolzarbligi va ahamiyati, o‘quv topshiriqlari mazmuni bilan maqsadning uyg‘unligi, yakuniy natijaning belgilangan o‘quv standartlariga mosligi, hamda amaliy topshiriqlarning talabalar mustaqil ishlash qobiliyatini oshirishdagi ahamiyati va boshqaruv samaradorligi.</w:t>
+      </w:r>
+    </w:p>
+    <w:p>
+      <w:pPr>
+        <w:spacing w:after="0" w:line="360" w:lineRule="auto"/>
+        <w:ind w:firstLine="709"/>
+        <w:jc w:val="both"/>
+        <w:rPr>
+          <w:rFonts w:ascii="Times New Roman" w:hAnsi="Times New Roman" w:cs="Times New Roman"/>
+          <w:sz w:val="28"/>
+          <w:szCs w:val="28"/>
+          <w:lang w:val="en-US"/>
+        </w:rPr>
+      </w:pPr>
+      <w:r>
+        <w:rPr>
+          <w:rFonts w:ascii="Times New Roman" w:hAnsi="Times New Roman" w:cs="Times New Roman"/>
+          <w:sz w:val="28"/>
+          <w:szCs w:val="28"/>
+          <w:lang w:val="en-US"/>
+        </w:rPr>
+        <w:t xml:space="preserve">Metodikaning samaradorligini tekshirish avvalo maqsad va vazifalarni aniq belgilashdan boshlanadi. Ushbu metodika asosiy e’tiborni talabalarni mustaqil fikrlash, real hayotiy vazifalarni hal qilish, dasturiy vositalardan samarali foydalanish va axborot bilan ishlash </w:t>
+      </w:r>
+      <w:proofErr w:type="gramStart"/>
+      <w:r>
+        <w:rPr>
+          <w:rFonts w:ascii="Times New Roman" w:hAnsi="Times New Roman" w:cs="Times New Roman"/>
+          <w:sz w:val="28"/>
+          <w:szCs w:val="28"/>
+          <w:lang w:val="en-US"/>
+        </w:rPr>
+        <w:t>ko‘</w:t>
+      </w:r>
+      <w:proofErr w:type="gramEnd"/>
+      <w:r>
+        <w:rPr>
+          <w:rFonts w:ascii="Times New Roman" w:hAnsi="Times New Roman" w:cs="Times New Roman"/>
+          <w:sz w:val="28"/>
+          <w:szCs w:val="28"/>
+          <w:lang w:val="en-US"/>
+        </w:rPr>
+        <w:t xml:space="preserve">nikmalarini shakllantirishga qaratadi. Tekshirish ishlari odatda tajriba-sinov shaklida olib boriladi va bunda ikkita guruh — eksperimental va nazorat guruhi tashkil etiladi. Eksperimental guruh yangi metodika asosida, nazorat guruhi esa an’anaviy usulda </w:t>
+      </w:r>
+      <w:proofErr w:type="gramStart"/>
+      <w:r>
+        <w:rPr>
+          <w:rFonts w:ascii="Times New Roman" w:hAnsi="Times New Roman" w:cs="Times New Roman"/>
+          <w:sz w:val="28"/>
+          <w:szCs w:val="28"/>
+          <w:lang w:val="en-US"/>
+        </w:rPr>
+        <w:t>o‘</w:t>
+      </w:r>
+      <w:proofErr w:type="gramEnd"/>
+      <w:r>
+        <w:rPr>
+          <w:rFonts w:ascii="Times New Roman" w:hAnsi="Times New Roman" w:cs="Times New Roman"/>
+          <w:sz w:val="28"/>
+          <w:szCs w:val="28"/>
+          <w:lang w:val="en-US"/>
+        </w:rPr>
+        <w:t>qitiladi.</w:t>
+      </w:r>
+    </w:p>
+    <w:p>
+      <w:pPr>
+        <w:spacing w:after="0" w:line="360" w:lineRule="auto"/>
+        <w:ind w:firstLine="709"/>
+        <w:jc w:val="both"/>
+        <w:rPr>
+          <w:rFonts w:ascii="Times New Roman" w:hAnsi="Times New Roman" w:cs="Times New Roman"/>
+          <w:sz w:val="28"/>
+          <w:szCs w:val="28"/>
+          <w:lang w:val="en-US"/>
+        </w:rPr>
+      </w:pPr>
+      <w:r>
+        <w:rPr>
+          <w:rFonts w:ascii="Times New Roman" w:hAnsi="Times New Roman" w:cs="Times New Roman"/>
+          <w:sz w:val="28"/>
+          <w:szCs w:val="28"/>
+          <w:lang w:val="en-US"/>
+        </w:rPr>
+        <w:t xml:space="preserve">Ushbu tahlillar asosida AKT darslarida </w:t>
+      </w:r>
+      <w:proofErr w:type="gramStart"/>
+      <w:r>
+        <w:rPr>
+          <w:rFonts w:ascii="Times New Roman" w:hAnsi="Times New Roman" w:cs="Times New Roman"/>
+          <w:sz w:val="28"/>
+          <w:szCs w:val="28"/>
+          <w:lang w:val="en-US"/>
+        </w:rPr>
+        <w:t>qo‘</w:t>
+      </w:r>
+      <w:proofErr w:type="gramEnd"/>
+      <w:r>
+        <w:rPr>
+          <w:rFonts w:ascii="Times New Roman" w:hAnsi="Times New Roman" w:cs="Times New Roman"/>
+          <w:sz w:val="28"/>
+          <w:szCs w:val="28"/>
+          <w:lang w:val="en-US"/>
+        </w:rPr>
+        <w:t>llanilgan metodikaning afzalliklari va kamchiliklari aniqlandi, ularni takomillashtirish yo‘nalishlari belgilandi va samaradorlik darajasi ilmiy jihatdan asoslab berildi.</w:t>
+      </w:r>
+    </w:p>
+    <w:p>
+      <w:pPr>
+        <w:spacing w:after="0" w:line="360" w:lineRule="auto"/>
+        <w:ind w:firstLine="709"/>
+        <w:jc w:val="both"/>
+        <w:rPr>
+          <w:rFonts w:ascii="Times New Roman" w:hAnsi="Times New Roman" w:cs="Times New Roman"/>
+          <w:sz w:val="28"/>
+          <w:szCs w:val="28"/>
+          <w:lang w:val="en-US"/>
+        </w:rPr>
+      </w:pPr>
+      <w:r>
+        <w:rPr>
+          <w:rFonts w:ascii="Times New Roman" w:hAnsi="Times New Roman" w:cs="Times New Roman"/>
+          <w:sz w:val="28"/>
+          <w:szCs w:val="28"/>
+          <w:lang w:val="en-US"/>
+        </w:rPr>
+        <w:t xml:space="preserve">Ta’lim jarayonida AKT fanining </w:t>
+      </w:r>
+      <w:proofErr w:type="gramStart"/>
+      <w:r>
+        <w:rPr>
+          <w:rFonts w:ascii="Times New Roman" w:hAnsi="Times New Roman" w:cs="Times New Roman"/>
+          <w:sz w:val="28"/>
+          <w:szCs w:val="28"/>
+          <w:lang w:val="en-US"/>
+        </w:rPr>
+        <w:t>o‘</w:t>
+      </w:r>
+      <w:proofErr w:type="gramEnd"/>
+      <w:r>
+        <w:rPr>
+          <w:rFonts w:ascii="Times New Roman" w:hAnsi="Times New Roman" w:cs="Times New Roman"/>
+          <w:sz w:val="28"/>
+          <w:szCs w:val="28"/>
+          <w:lang w:val="en-US"/>
+        </w:rPr>
+        <w:t xml:space="preserve">qitilish sifati nafaqat talabalar bilim darajasini oshirish, balki ularning amaliy malaka, ijodkorlik va mustaqil ishlash kompetensiyalarini rivojlantirishga ham xizmat qiladi. Shu bois ishlab chiqilgan yangi metodikaning samaradorligini amaliyotda tekshirish maqsadida tajriba-sinov ishlari olib borildi. Tajriba-sinov jarayonlari bir nechta ta’lim muassasalarida </w:t>
+      </w:r>
+      <w:proofErr w:type="gramStart"/>
+      <w:r>
+        <w:rPr>
+          <w:rFonts w:ascii="Times New Roman" w:hAnsi="Times New Roman" w:cs="Times New Roman"/>
+          <w:sz w:val="28"/>
+          <w:szCs w:val="28"/>
+          <w:lang w:val="en-US"/>
+        </w:rPr>
+        <w:t>o‘</w:t>
+      </w:r>
+      <w:proofErr w:type="gramEnd"/>
+      <w:r>
+        <w:rPr>
+          <w:rFonts w:ascii="Times New Roman" w:hAnsi="Times New Roman" w:cs="Times New Roman"/>
+          <w:sz w:val="28"/>
+          <w:szCs w:val="28"/>
+          <w:lang w:val="en-US"/>
+        </w:rPr>
+        <w:t>tkazilib, turli ta’lim darajalari qamrab olindi. Jumladan</w:t>
+      </w:r>
+      <w:r>
+        <w:rPr>
+          <w:rFonts w:ascii="Times New Roman" w:hAnsi="Times New Roman" w:cs="Times New Roman"/>
+          <w:sz w:val="28"/>
+          <w:szCs w:val="28"/>
+          <w:highlight w:val="yellow"/>
+          <w:lang w:val="en-US"/>
+        </w:rPr>
+        <w:t xml:space="preserve">, </w:t>
+      </w:r>
+      <w:r>
+        <w:rPr>
+          <w:rFonts w:ascii="Times New Roman" w:hAnsi="Times New Roman" w:cs="Times New Roman"/>
+          <w:sz w:val="28"/>
+          <w:szCs w:val="28"/>
+          <w:highlight w:val="yellow"/>
+          <w:lang w:val="en-US"/>
+        </w:rPr>
+        <w:t xml:space="preserve">Mirzo Ulug’bek nomidagi O’zbekiton milliy univertiteti, Toshkent amaliy fanlar universiteti, va Namangan </w:t>
+      </w:r>
+      <w:proofErr w:type="gramStart"/>
+      <w:r>
+        <w:rPr>
+          <w:rFonts w:ascii="Times New Roman" w:hAnsi="Times New Roman" w:cs="Times New Roman"/>
+          <w:sz w:val="28"/>
+          <w:szCs w:val="28"/>
+          <w:highlight w:val="yellow"/>
+          <w:lang w:val="en-US"/>
+        </w:rPr>
+        <w:t>davlat  pedagogika</w:t>
+      </w:r>
+      <w:proofErr w:type="gramEnd"/>
+      <w:r>
+        <w:rPr>
+          <w:rFonts w:ascii="Times New Roman" w:hAnsi="Times New Roman" w:cs="Times New Roman"/>
+          <w:sz w:val="28"/>
+          <w:szCs w:val="28"/>
+          <w:highlight w:val="yellow"/>
+          <w:lang w:val="en-US"/>
+        </w:rPr>
+        <w:t xml:space="preserve"> institutining “Pedagogika” </w:t>
+      </w:r>
+      <w:r>
+        <w:rPr>
+          <w:rFonts w:ascii="Times New Roman" w:hAnsi="Times New Roman" w:cs="Times New Roman"/>
+          <w:sz w:val="28"/>
+          <w:szCs w:val="28"/>
+          <w:highlight w:val="yellow"/>
+          <w:lang w:val="en-US"/>
+        </w:rPr>
+        <w:t>yo‘nalishidagi talabalari ishtirokida metodika sinovdan o‘tkazildi.</w:t>
+      </w:r>
+    </w:p>
+    <w:p>
+      <w:pPr>
+        <w:spacing w:after="0" w:line="360" w:lineRule="auto"/>
+        <w:ind w:firstLine="709"/>
+        <w:jc w:val="both"/>
+        <w:rPr>
+          <w:rFonts w:ascii="Times New Roman" w:hAnsi="Times New Roman" w:cs="Times New Roman"/>
+          <w:sz w:val="28"/>
+          <w:szCs w:val="28"/>
+          <w:lang w:val="en-US"/>
+        </w:rPr>
+      </w:pPr>
+      <w:r>
+        <w:rPr>
+          <w:rFonts w:ascii="Times New Roman" w:hAnsi="Times New Roman" w:cs="Times New Roman"/>
+          <w:sz w:val="28"/>
+          <w:szCs w:val="28"/>
+          <w:lang w:val="en-US"/>
+        </w:rPr>
+        <w:lastRenderedPageBreak/>
+        <w:t xml:space="preserve">Tajriba jarayonida darslarni kuzatish va qayd qilishda </w:t>
+      </w:r>
+      <w:r>
+        <w:rPr>
+          <w:rFonts w:ascii="Times New Roman" w:hAnsi="Times New Roman" w:cs="Times New Roman"/>
+          <w:sz w:val="28"/>
+          <w:szCs w:val="28"/>
+          <w:highlight w:val="yellow"/>
+          <w:lang w:val="en-US"/>
+        </w:rPr>
+        <w:t>prof. O. Roziqov tomonidan ishlab chiqilgan dars turlari tasnifi asos qilib olindi. Bu y</w:t>
+      </w:r>
+      <w:r>
+        <w:rPr>
+          <w:rFonts w:ascii="Times New Roman" w:hAnsi="Times New Roman" w:cs="Times New Roman"/>
+          <w:sz w:val="28"/>
+          <w:szCs w:val="28"/>
+          <w:lang w:val="en-US"/>
+        </w:rPr>
+        <w:t xml:space="preserve">ondashuv dars jarayonini aniq bosqichlarga ajratib, metodikaning turli jihatlarda samaradorligini baholash imkonini berdi. Tajribada quyidagi dars turlari </w:t>
+      </w:r>
+      <w:proofErr w:type="gramStart"/>
+      <w:r>
+        <w:rPr>
+          <w:rFonts w:ascii="Times New Roman" w:hAnsi="Times New Roman" w:cs="Times New Roman"/>
+          <w:sz w:val="28"/>
+          <w:szCs w:val="28"/>
+          <w:lang w:val="en-US"/>
+        </w:rPr>
+        <w:t>qo‘</w:t>
+      </w:r>
+      <w:proofErr w:type="gramEnd"/>
+      <w:r>
+        <w:rPr>
+          <w:rFonts w:ascii="Times New Roman" w:hAnsi="Times New Roman" w:cs="Times New Roman"/>
+          <w:sz w:val="28"/>
+          <w:szCs w:val="28"/>
+          <w:lang w:val="en-US"/>
+        </w:rPr>
+        <w:t>llanildi:</w:t>
+      </w:r>
+    </w:p>
+    <w:p>
+      <w:pPr>
+        <w:pStyle w:val="a7"/>
+        <w:numPr>
+          <w:ilvl w:val="0"/>
+          <w:numId w:val="1"/>
+        </w:numPr>
+        <w:spacing w:after="0" w:line="360" w:lineRule="auto"/>
+        <w:ind w:left="0" w:firstLine="709"/>
+        <w:jc w:val="both"/>
+        <w:rPr>
+          <w:rFonts w:ascii="Times New Roman" w:hAnsi="Times New Roman" w:cs="Times New Roman"/>
+          <w:sz w:val="28"/>
+          <w:szCs w:val="28"/>
+          <w:lang w:val="en-US"/>
+        </w:rPr>
+      </w:pPr>
+      <w:r>
+        <w:rPr>
+          <w:rFonts w:ascii="Times New Roman" w:hAnsi="Times New Roman" w:cs="Times New Roman"/>
+          <w:b/>
+          <w:sz w:val="28"/>
+          <w:szCs w:val="28"/>
+          <w:lang w:val="en-US"/>
+        </w:rPr>
+        <w:t xml:space="preserve">Mavzu </w:t>
+      </w:r>
+      <w:proofErr w:type="gramStart"/>
+      <w:r>
+        <w:rPr>
+          <w:rFonts w:ascii="Times New Roman" w:hAnsi="Times New Roman" w:cs="Times New Roman"/>
+          <w:b/>
+          <w:sz w:val="28"/>
+          <w:szCs w:val="28"/>
+          <w:lang w:val="en-US"/>
+        </w:rPr>
+        <w:t>o‘</w:t>
+      </w:r>
+      <w:proofErr w:type="gramEnd"/>
+      <w:r>
+        <w:rPr>
+          <w:rFonts w:ascii="Times New Roman" w:hAnsi="Times New Roman" w:cs="Times New Roman"/>
+          <w:b/>
+          <w:sz w:val="28"/>
+          <w:szCs w:val="28"/>
+          <w:lang w:val="en-US"/>
+        </w:rPr>
+        <w:t>quv materialini o‘rgatish va mustahkamlash darslari</w:t>
+      </w:r>
+      <w:r>
+        <w:rPr>
+          <w:rFonts w:ascii="Times New Roman" w:hAnsi="Times New Roman" w:cs="Times New Roman"/>
+          <w:sz w:val="28"/>
+          <w:szCs w:val="28"/>
+          <w:lang w:val="en-US"/>
+        </w:rPr>
+        <w:t xml:space="preserve"> – yangi AKT mavzulari bo‘yicha tushuntirish ishlari olib borilib, amaliy mashqlar orqali bilimlar mustahkamlandi. Masalan, talabalarga elektron jadvalda (Excel) murakkab formulalarni </w:t>
+      </w:r>
+      <w:proofErr w:type="gramStart"/>
+      <w:r>
+        <w:rPr>
+          <w:rFonts w:ascii="Times New Roman" w:hAnsi="Times New Roman" w:cs="Times New Roman"/>
+          <w:sz w:val="28"/>
+          <w:szCs w:val="28"/>
+          <w:lang w:val="en-US"/>
+        </w:rPr>
+        <w:t>qo‘</w:t>
+      </w:r>
+      <w:proofErr w:type="gramEnd"/>
+      <w:r>
+        <w:rPr>
+          <w:rFonts w:ascii="Times New Roman" w:hAnsi="Times New Roman" w:cs="Times New Roman"/>
+          <w:sz w:val="28"/>
+          <w:szCs w:val="28"/>
+          <w:lang w:val="en-US"/>
+        </w:rPr>
+        <w:t>llash yoki ma’lumotlar bazasi yaratish topshiriqlari berildi.</w:t>
+      </w:r>
+    </w:p>
+    <w:p>
+      <w:pPr>
+        <w:pStyle w:val="a7"/>
+        <w:numPr>
+          <w:ilvl w:val="0"/>
+          <w:numId w:val="1"/>
+        </w:numPr>
+        <w:spacing w:after="0" w:line="360" w:lineRule="auto"/>
+        <w:ind w:left="0" w:firstLine="709"/>
+        <w:jc w:val="both"/>
+        <w:rPr>
+          <w:rFonts w:ascii="Times New Roman" w:hAnsi="Times New Roman" w:cs="Times New Roman"/>
+          <w:sz w:val="28"/>
+          <w:szCs w:val="28"/>
+          <w:lang w:val="en-US"/>
+        </w:rPr>
+      </w:pPr>
+      <w:proofErr w:type="gramStart"/>
+      <w:r>
+        <w:rPr>
+          <w:rFonts w:ascii="Times New Roman" w:hAnsi="Times New Roman" w:cs="Times New Roman"/>
+          <w:b/>
+          <w:sz w:val="28"/>
+          <w:szCs w:val="28"/>
+          <w:lang w:val="en-US"/>
+        </w:rPr>
+        <w:t>O‘</w:t>
+      </w:r>
+      <w:proofErr w:type="gramEnd"/>
+      <w:r>
+        <w:rPr>
+          <w:rFonts w:ascii="Times New Roman" w:hAnsi="Times New Roman" w:cs="Times New Roman"/>
+          <w:b/>
+          <w:sz w:val="28"/>
+          <w:szCs w:val="28"/>
+          <w:lang w:val="en-US"/>
+        </w:rPr>
+        <w:t xml:space="preserve">tilgan mavzularni interfaol takrorlash va amaliy malaka hosil qilish mashg‘ulotlari </w:t>
+      </w:r>
+      <w:r>
+        <w:rPr>
+          <w:rFonts w:ascii="Times New Roman" w:hAnsi="Times New Roman" w:cs="Times New Roman"/>
+          <w:sz w:val="28"/>
+          <w:szCs w:val="28"/>
+          <w:lang w:val="en-US"/>
+        </w:rPr>
+        <w:t xml:space="preserve">– darslarda interaktiv platformalar (Moodle, Google Workspace, MS Teams) yordamida onlayn testlar, kod yozish mashqlari va jamoaviy loyiha ishlari tashkil etildi. Bu jarayon talabalar </w:t>
+      </w:r>
+      <w:proofErr w:type="gramStart"/>
+      <w:r>
+        <w:rPr>
+          <w:rFonts w:ascii="Times New Roman" w:hAnsi="Times New Roman" w:cs="Times New Roman"/>
+          <w:sz w:val="28"/>
+          <w:szCs w:val="28"/>
+          <w:lang w:val="en-US"/>
+        </w:rPr>
+        <w:t>o‘</w:t>
+      </w:r>
+      <w:proofErr w:type="gramEnd"/>
+      <w:r>
+        <w:rPr>
+          <w:rFonts w:ascii="Times New Roman" w:hAnsi="Times New Roman" w:cs="Times New Roman"/>
+          <w:sz w:val="28"/>
+          <w:szCs w:val="28"/>
+          <w:lang w:val="en-US"/>
+        </w:rPr>
+        <w:t>rtasida hamkorlik, tezkor fikrlash va amaliy ko‘nikmalarni mustahkamlashga xizmat qildi.</w:t>
+      </w:r>
+    </w:p>
+    <w:p>
+      <w:pPr>
+        <w:pStyle w:val="a7"/>
+        <w:numPr>
+          <w:ilvl w:val="0"/>
+          <w:numId w:val="1"/>
+        </w:numPr>
+        <w:spacing w:after="0" w:line="360" w:lineRule="auto"/>
+        <w:ind w:left="0" w:firstLine="709"/>
+        <w:jc w:val="both"/>
+        <w:rPr>
+          <w:rFonts w:ascii="Times New Roman" w:hAnsi="Times New Roman" w:cs="Times New Roman"/>
+          <w:sz w:val="28"/>
+          <w:szCs w:val="28"/>
+          <w:lang w:val="en-US"/>
+        </w:rPr>
+      </w:pPr>
+      <w:r>
+        <w:rPr>
+          <w:rFonts w:ascii="Times New Roman" w:hAnsi="Times New Roman" w:cs="Times New Roman"/>
+          <w:b/>
+          <w:sz w:val="28"/>
+          <w:szCs w:val="28"/>
+          <w:lang w:val="en-US"/>
+        </w:rPr>
+        <w:t>Natijani baholash va malakalarni umumlashtirish darslari</w:t>
+      </w:r>
+      <w:r>
+        <w:rPr>
+          <w:rFonts w:ascii="Times New Roman" w:hAnsi="Times New Roman" w:cs="Times New Roman"/>
+          <w:sz w:val="28"/>
+          <w:szCs w:val="28"/>
+          <w:lang w:val="en-US"/>
+        </w:rPr>
+        <w:t xml:space="preserve"> – talabalarning amaliy ishlarini baholash, yakuniy loyiha ishlari taqdimoti va jamoaviy himoya shaklida </w:t>
+      </w:r>
+      <w:proofErr w:type="gramStart"/>
+      <w:r>
+        <w:rPr>
+          <w:rFonts w:ascii="Times New Roman" w:hAnsi="Times New Roman" w:cs="Times New Roman"/>
+          <w:sz w:val="28"/>
+          <w:szCs w:val="28"/>
+          <w:lang w:val="en-US"/>
+        </w:rPr>
+        <w:t>o‘</w:t>
+      </w:r>
+      <w:proofErr w:type="gramEnd"/>
+      <w:r>
+        <w:rPr>
+          <w:rFonts w:ascii="Times New Roman" w:hAnsi="Times New Roman" w:cs="Times New Roman"/>
+          <w:sz w:val="28"/>
+          <w:szCs w:val="28"/>
+          <w:lang w:val="en-US"/>
+        </w:rPr>
+        <w:t xml:space="preserve">tkazildi. Bu jarayon talabalarning </w:t>
+      </w:r>
+      <w:proofErr w:type="gramStart"/>
+      <w:r>
+        <w:rPr>
+          <w:rFonts w:ascii="Times New Roman" w:hAnsi="Times New Roman" w:cs="Times New Roman"/>
+          <w:sz w:val="28"/>
+          <w:szCs w:val="28"/>
+          <w:lang w:val="en-US"/>
+        </w:rPr>
+        <w:t>o‘</w:t>
+      </w:r>
+      <w:proofErr w:type="gramEnd"/>
+      <w:r>
+        <w:rPr>
+          <w:rFonts w:ascii="Times New Roman" w:hAnsi="Times New Roman" w:cs="Times New Roman"/>
+          <w:sz w:val="28"/>
+          <w:szCs w:val="28"/>
+          <w:lang w:val="en-US"/>
+        </w:rPr>
+        <w:t>z ishini asoslab berish, texnik yechimlarni tushuntirish va ijodiy yondashuvni namoyish etish qobiliyatlarini rivojlantirdi.</w:t>
+      </w:r>
+    </w:p>
+    <w:p>
+      <w:pPr>
+        <w:pStyle w:val="a7"/>
+        <w:numPr>
+          <w:ilvl w:val="0"/>
+          <w:numId w:val="1"/>
+        </w:numPr>
+        <w:spacing w:after="0" w:line="360" w:lineRule="auto"/>
+        <w:ind w:left="0" w:firstLine="709"/>
+        <w:jc w:val="both"/>
+        <w:rPr>
+          <w:rFonts w:ascii="Times New Roman" w:hAnsi="Times New Roman" w:cs="Times New Roman"/>
+          <w:sz w:val="28"/>
+          <w:szCs w:val="28"/>
+          <w:lang w:val="en-US"/>
+        </w:rPr>
+      </w:pPr>
+      <w:proofErr w:type="gramStart"/>
+      <w:r>
+        <w:rPr>
+          <w:rFonts w:ascii="Times New Roman" w:hAnsi="Times New Roman" w:cs="Times New Roman"/>
+          <w:b/>
+          <w:sz w:val="28"/>
+          <w:szCs w:val="28"/>
+          <w:lang w:val="en-US"/>
+        </w:rPr>
+        <w:t>O‘</w:t>
+      </w:r>
+      <w:proofErr w:type="gramEnd"/>
+      <w:r>
+        <w:rPr>
+          <w:rFonts w:ascii="Times New Roman" w:hAnsi="Times New Roman" w:cs="Times New Roman"/>
+          <w:b/>
+          <w:sz w:val="28"/>
+          <w:szCs w:val="28"/>
+          <w:lang w:val="en-US"/>
+        </w:rPr>
+        <w:t>zlashtirilgan bilim va malakalarni tizimli nazorat qilish darslari</w:t>
+      </w:r>
+      <w:r>
+        <w:rPr>
+          <w:rFonts w:ascii="Times New Roman" w:hAnsi="Times New Roman" w:cs="Times New Roman"/>
+          <w:sz w:val="28"/>
+          <w:szCs w:val="28"/>
+          <w:lang w:val="en-US"/>
+        </w:rPr>
+        <w:t xml:space="preserve"> – semestr oxirida kompleks nazorat ishlari, amaliy topshiriqlar va imtihonlar orqali metodikaning umumiy samaradorligi o‘lchandi.</w:t>
+      </w:r>
+    </w:p>
+    <w:p>
+      <w:pPr>
+        <w:spacing w:after="0" w:line="360" w:lineRule="auto"/>
+        <w:ind w:firstLine="709"/>
+        <w:jc w:val="both"/>
+        <w:rPr>
+          <w:rFonts w:ascii="Times New Roman" w:hAnsi="Times New Roman" w:cs="Times New Roman"/>
+          <w:sz w:val="28"/>
+          <w:szCs w:val="28"/>
+          <w:lang w:val="en-US"/>
+        </w:rPr>
+      </w:pPr>
+      <w:r>
+        <w:rPr>
+          <w:rFonts w:ascii="Times New Roman" w:hAnsi="Times New Roman" w:cs="Times New Roman"/>
+          <w:sz w:val="28"/>
+          <w:szCs w:val="28"/>
+          <w:lang w:val="en-US"/>
+        </w:rPr>
+        <w:t xml:space="preserve">Tajriba davomida darslar muntazam kuzatilib, metodikaning talabalarda AKT kompetensiyalarini rivojlantirishga ta’siri baholandi. Natijalar </w:t>
+      </w:r>
+      <w:proofErr w:type="gramStart"/>
+      <w:r>
+        <w:rPr>
+          <w:rFonts w:ascii="Times New Roman" w:hAnsi="Times New Roman" w:cs="Times New Roman"/>
+          <w:sz w:val="28"/>
+          <w:szCs w:val="28"/>
+          <w:lang w:val="en-US"/>
+        </w:rPr>
+        <w:t>o‘</w:t>
+      </w:r>
+      <w:proofErr w:type="gramEnd"/>
+      <w:r>
+        <w:rPr>
+          <w:rFonts w:ascii="Times New Roman" w:hAnsi="Times New Roman" w:cs="Times New Roman"/>
+          <w:sz w:val="28"/>
+          <w:szCs w:val="28"/>
+          <w:lang w:val="en-US"/>
+        </w:rPr>
+        <w:t>quvchilarning bilim sifatini oshirish, amaliy malakalarni shakllantirish va mustaqil ishlash qobiliyatlarini rivojlantirish bo‘yicha sezilarli ijobiy o‘zgarishlarni ko‘rsatdi.</w:t>
+      </w:r>
+    </w:p>
+    <w:p>
+      <w:pPr>
+        <w:spacing w:after="0" w:line="360" w:lineRule="auto"/>
+        <w:ind w:firstLine="709"/>
+        <w:jc w:val="both"/>
+        <w:rPr>
+          <w:rFonts w:ascii="Times New Roman" w:hAnsi="Times New Roman" w:cs="Times New Roman"/>
+          <w:sz w:val="28"/>
+          <w:szCs w:val="28"/>
+          <w:lang w:val="en-US"/>
+        </w:rPr>
+      </w:pPr>
+    </w:p>
+    <w:p>
+      <w:pPr>
+        <w:spacing w:after="0" w:line="360" w:lineRule="auto"/>
+        <w:ind w:firstLine="709"/>
+        <w:jc w:val="both"/>
+        <w:rPr>
+          <w:rFonts w:ascii="Times New Roman" w:hAnsi="Times New Roman" w:cs="Times New Roman"/>
+          <w:sz w:val="28"/>
+          <w:szCs w:val="28"/>
+          <w:lang w:val="en-US"/>
+        </w:rPr>
+      </w:pPr>
+      <w:r>
+        <w:rPr>
+          <w:rFonts w:ascii="Times New Roman" w:hAnsi="Times New Roman" w:cs="Times New Roman"/>
+          <w:b/>
+          <w:sz w:val="28"/>
+          <w:szCs w:val="28"/>
+          <w:lang w:val="en-US"/>
+        </w:rPr>
+        <w:t>AKT darslarida ishlab chiqilgan metodikaning samaradorligini</w:t>
+      </w:r>
+      <w:r>
+        <w:rPr>
+          <w:rFonts w:ascii="Times New Roman" w:hAnsi="Times New Roman" w:cs="Times New Roman"/>
+          <w:sz w:val="28"/>
+          <w:szCs w:val="28"/>
+          <w:lang w:val="en-US"/>
+        </w:rPr>
+        <w:t xml:space="preserve"> </w:t>
+      </w:r>
+      <w:r>
+        <w:rPr>
+          <w:rFonts w:ascii="Times New Roman" w:hAnsi="Times New Roman" w:cs="Times New Roman"/>
+          <w:b/>
+          <w:sz w:val="28"/>
+          <w:szCs w:val="28"/>
+          <w:lang w:val="en-US"/>
+        </w:rPr>
+        <w:t>amaliyotda tekshirish jarayoni</w:t>
+      </w:r>
+      <w:r>
+        <w:rPr>
+          <w:rFonts w:ascii="Times New Roman" w:hAnsi="Times New Roman" w:cs="Times New Roman"/>
+          <w:sz w:val="28"/>
+          <w:szCs w:val="28"/>
+          <w:lang w:val="en-US"/>
+        </w:rPr>
+        <w:t xml:space="preserve"> uch bosqichda amalga oshirildi.</w:t>
+      </w:r>
+    </w:p>
+    <w:p>
+      <w:pPr>
+        <w:spacing w:after="0" w:line="360" w:lineRule="auto"/>
+        <w:ind w:firstLine="709"/>
+        <w:jc w:val="both"/>
+        <w:rPr>
+          <w:rFonts w:ascii="Times New Roman" w:hAnsi="Times New Roman" w:cs="Times New Roman"/>
+          <w:b/>
+          <w:i/>
+          <w:sz w:val="28"/>
+          <w:szCs w:val="28"/>
+          <w:lang w:val="en-US"/>
+        </w:rPr>
+      </w:pPr>
+      <w:r>
+        <w:rPr>
+          <w:rFonts w:ascii="Times New Roman" w:hAnsi="Times New Roman" w:cs="Times New Roman"/>
+          <w:b/>
+          <w:i/>
+          <w:sz w:val="28"/>
+          <w:szCs w:val="28"/>
+          <w:lang w:val="en-US"/>
+        </w:rPr>
+        <w:t xml:space="preserve">Birinchi bosqich — </w:t>
+      </w:r>
+      <w:proofErr w:type="gramStart"/>
+      <w:r>
+        <w:rPr>
+          <w:rFonts w:ascii="Times New Roman" w:hAnsi="Times New Roman" w:cs="Times New Roman"/>
+          <w:b/>
+          <w:i/>
+          <w:sz w:val="28"/>
+          <w:szCs w:val="28"/>
+          <w:lang w:val="en-US"/>
+        </w:rPr>
+        <w:t>o‘</w:t>
+      </w:r>
+      <w:proofErr w:type="gramEnd"/>
+      <w:r>
+        <w:rPr>
+          <w:rFonts w:ascii="Times New Roman" w:hAnsi="Times New Roman" w:cs="Times New Roman"/>
+          <w:b/>
+          <w:i/>
+          <w:sz w:val="28"/>
+          <w:szCs w:val="28"/>
+          <w:lang w:val="en-US"/>
+        </w:rPr>
+        <w:t>rganish-tahlil bosqichi (20</w:t>
+      </w:r>
+      <w:r>
+        <w:rPr>
+          <w:rFonts w:ascii="Times New Roman" w:hAnsi="Times New Roman" w:cs="Times New Roman"/>
+          <w:b/>
+          <w:i/>
+          <w:sz w:val="28"/>
+          <w:szCs w:val="28"/>
+          <w:lang w:val="en-US"/>
+        </w:rPr>
+        <w:t>2</w:t>
+      </w:r>
+      <w:r>
+        <w:rPr>
+          <w:rFonts w:ascii="Times New Roman" w:hAnsi="Times New Roman" w:cs="Times New Roman"/>
+          <w:b/>
+          <w:i/>
+          <w:sz w:val="28"/>
+          <w:szCs w:val="28"/>
+          <w:lang w:val="en-US"/>
+        </w:rPr>
+        <w:t>2</w:t>
+      </w:r>
+      <w:r>
+        <w:rPr>
+          <w:rFonts w:ascii="Times New Roman" w:hAnsi="Times New Roman" w:cs="Times New Roman"/>
+          <w:b/>
+          <w:i/>
+          <w:sz w:val="28"/>
+          <w:szCs w:val="28"/>
+          <w:lang w:val="en-US"/>
+        </w:rPr>
+        <w:t>–20</w:t>
+      </w:r>
+      <w:r>
+        <w:rPr>
+          <w:rFonts w:ascii="Times New Roman" w:hAnsi="Times New Roman" w:cs="Times New Roman"/>
+          <w:b/>
+          <w:i/>
+          <w:sz w:val="28"/>
+          <w:szCs w:val="28"/>
+          <w:lang w:val="en-US"/>
+        </w:rPr>
+        <w:t>2</w:t>
+      </w:r>
+      <w:r>
+        <w:rPr>
+          <w:rFonts w:ascii="Times New Roman" w:hAnsi="Times New Roman" w:cs="Times New Roman"/>
+          <w:b/>
+          <w:i/>
+          <w:sz w:val="28"/>
+          <w:szCs w:val="28"/>
+          <w:lang w:val="en-US"/>
+        </w:rPr>
+        <w:t>3</w:t>
+      </w:r>
+      <w:r>
+        <w:rPr>
+          <w:rFonts w:ascii="Times New Roman" w:hAnsi="Times New Roman" w:cs="Times New Roman"/>
+          <w:b/>
+          <w:i/>
+          <w:sz w:val="28"/>
+          <w:szCs w:val="28"/>
+          <w:lang w:val="en-US"/>
+        </w:rPr>
+        <w:t>yillar).</w:t>
+      </w:r>
+    </w:p>
+    <w:p>
+      <w:pPr>
+        <w:spacing w:after="0" w:line="360" w:lineRule="auto"/>
+        <w:ind w:firstLine="709"/>
+        <w:jc w:val="both"/>
+        <w:rPr>
+          <w:rFonts w:ascii="Times New Roman" w:hAnsi="Times New Roman" w:cs="Times New Roman"/>
+          <w:sz w:val="28"/>
+          <w:szCs w:val="28"/>
+          <w:lang w:val="en-US"/>
+        </w:rPr>
+      </w:pPr>
+      <w:r>
+        <w:rPr>
+          <w:rFonts w:ascii="Times New Roman" w:hAnsi="Times New Roman" w:cs="Times New Roman"/>
+          <w:sz w:val="28"/>
+          <w:szCs w:val="28"/>
+          <w:lang w:val="en-US"/>
+        </w:rPr>
+        <w:lastRenderedPageBreak/>
+        <w:t xml:space="preserve">Ushbu bosqichda pedagogika oliy ta’lim muassasalarida, xususan “Kasb ta’limi” </w:t>
+      </w:r>
+      <w:proofErr w:type="gramStart"/>
+      <w:r>
+        <w:rPr>
+          <w:rFonts w:ascii="Times New Roman" w:hAnsi="Times New Roman" w:cs="Times New Roman"/>
+          <w:sz w:val="28"/>
+          <w:szCs w:val="28"/>
+          <w:lang w:val="en-US"/>
+        </w:rPr>
+        <w:t>yo‘</w:t>
+      </w:r>
+      <w:proofErr w:type="gramEnd"/>
+      <w:r>
+        <w:rPr>
+          <w:rFonts w:ascii="Times New Roman" w:hAnsi="Times New Roman" w:cs="Times New Roman"/>
+          <w:sz w:val="28"/>
+          <w:szCs w:val="28"/>
+          <w:lang w:val="en-US"/>
+        </w:rPr>
+        <w:t xml:space="preserve">nalishida umumkasbiy fanlarni o‘qitish holati tahlil qilindi. Avvalo, tadqiqotning asosiy </w:t>
+      </w:r>
+      <w:proofErr w:type="gramStart"/>
+      <w:r>
+        <w:rPr>
+          <w:rFonts w:ascii="Times New Roman" w:hAnsi="Times New Roman" w:cs="Times New Roman"/>
+          <w:sz w:val="28"/>
+          <w:szCs w:val="28"/>
+          <w:lang w:val="en-US"/>
+        </w:rPr>
+        <w:t>yo‘</w:t>
+      </w:r>
+      <w:proofErr w:type="gramEnd"/>
+      <w:r>
+        <w:rPr>
+          <w:rFonts w:ascii="Times New Roman" w:hAnsi="Times New Roman" w:cs="Times New Roman"/>
+          <w:sz w:val="28"/>
+          <w:szCs w:val="28"/>
+          <w:lang w:val="en-US"/>
+        </w:rPr>
+        <w:t xml:space="preserve">nalishlari aniqlanib, oliy ta’lim muassasalarida elektron axborot-ta’lim muhiti asosida o‘qitishning mavjud holati o‘rganildi. Shuningdek, tajriba-sinov ishlarini </w:t>
+      </w:r>
+      <w:proofErr w:type="gramStart"/>
+      <w:r>
+        <w:rPr>
+          <w:rFonts w:ascii="Times New Roman" w:hAnsi="Times New Roman" w:cs="Times New Roman"/>
+          <w:sz w:val="28"/>
+          <w:szCs w:val="28"/>
+          <w:lang w:val="en-US"/>
+        </w:rPr>
+        <w:t>o‘</w:t>
+      </w:r>
+      <w:proofErr w:type="gramEnd"/>
+      <w:r>
+        <w:rPr>
+          <w:rFonts w:ascii="Times New Roman" w:hAnsi="Times New Roman" w:cs="Times New Roman"/>
+          <w:sz w:val="28"/>
+          <w:szCs w:val="28"/>
+          <w:lang w:val="en-US"/>
+        </w:rPr>
+        <w:t xml:space="preserve">tkazish rejalashtirilgan OTMlarda mavjud moddiy-texnik baza, o‘quv-uslubiy ta’minot va zarur sharoitlar tahlil qilindi. Tajriba jarayonida </w:t>
+      </w:r>
+      <w:proofErr w:type="gramStart"/>
+      <w:r>
+        <w:rPr>
+          <w:rFonts w:ascii="Times New Roman" w:hAnsi="Times New Roman" w:cs="Times New Roman"/>
+          <w:sz w:val="28"/>
+          <w:szCs w:val="28"/>
+          <w:lang w:val="en-US"/>
+        </w:rPr>
+        <w:t>qo‘</w:t>
+      </w:r>
+      <w:proofErr w:type="gramEnd"/>
+      <w:r>
+        <w:rPr>
+          <w:rFonts w:ascii="Times New Roman" w:hAnsi="Times New Roman" w:cs="Times New Roman"/>
+          <w:sz w:val="28"/>
+          <w:szCs w:val="28"/>
+          <w:lang w:val="en-US"/>
+        </w:rPr>
+        <w:t xml:space="preserve">llaniladigan metodik materiallar tayyorlanib, ishtirokchi o‘qituvchilar metodik jihatdan tayyorlandi. Shu bosqichda tajriba guruhlarida </w:t>
+      </w:r>
+      <w:proofErr w:type="gramStart"/>
+      <w:r>
+        <w:rPr>
+          <w:rFonts w:ascii="Times New Roman" w:hAnsi="Times New Roman" w:cs="Times New Roman"/>
+          <w:sz w:val="28"/>
+          <w:szCs w:val="28"/>
+          <w:lang w:val="en-US"/>
+        </w:rPr>
+        <w:t>mashg‘</w:t>
+      </w:r>
+      <w:proofErr w:type="gramEnd"/>
+      <w:r>
+        <w:rPr>
+          <w:rFonts w:ascii="Times New Roman" w:hAnsi="Times New Roman" w:cs="Times New Roman"/>
+          <w:sz w:val="28"/>
+          <w:szCs w:val="28"/>
+          <w:lang w:val="en-US"/>
+        </w:rPr>
+        <w:t>ulotlar tadqiqotchi tomonidan ishlab chiqilgan elektron axborot-ta’lim muhiti asosida yaratilgan dasturiy vositalar yordamida, nazorat guruhlarida esa an’anaviy uslubda olib borildi.</w:t>
+      </w:r>
+    </w:p>
+    <w:p>
+      <w:pPr>
+        <w:spacing w:after="0" w:line="360" w:lineRule="auto"/>
+        <w:ind w:firstLine="709"/>
+        <w:jc w:val="both"/>
+        <w:rPr>
+          <w:rFonts w:ascii="Times New Roman" w:hAnsi="Times New Roman" w:cs="Times New Roman"/>
+          <w:b/>
+          <w:i/>
+          <w:sz w:val="28"/>
+          <w:szCs w:val="28"/>
+          <w:lang w:val="en-US"/>
+        </w:rPr>
+      </w:pPr>
+      <w:r>
+        <w:rPr>
+          <w:rFonts w:ascii="Times New Roman" w:hAnsi="Times New Roman" w:cs="Times New Roman"/>
+          <w:b/>
+          <w:i/>
+          <w:sz w:val="28"/>
+          <w:szCs w:val="28"/>
+          <w:lang w:val="en-US"/>
+        </w:rPr>
+        <w:t>Ikkinchi bosqich — shakllantirish bosqichi (20</w:t>
+      </w:r>
+      <w:r>
+        <w:rPr>
+          <w:rFonts w:ascii="Times New Roman" w:hAnsi="Times New Roman" w:cs="Times New Roman"/>
+          <w:b/>
+          <w:i/>
+          <w:sz w:val="28"/>
+          <w:szCs w:val="28"/>
+          <w:lang w:val="en-US"/>
+        </w:rPr>
+        <w:t>2</w:t>
+      </w:r>
+      <w:r>
+        <w:rPr>
+          <w:rFonts w:ascii="Times New Roman" w:hAnsi="Times New Roman" w:cs="Times New Roman"/>
+          <w:b/>
+          <w:i/>
+          <w:sz w:val="28"/>
+          <w:szCs w:val="28"/>
+          <w:lang w:val="en-US"/>
+        </w:rPr>
+        <w:t>3</w:t>
+      </w:r>
+      <w:r>
+        <w:rPr>
+          <w:rFonts w:ascii="Times New Roman" w:hAnsi="Times New Roman" w:cs="Times New Roman"/>
+          <w:b/>
+          <w:i/>
+          <w:sz w:val="28"/>
+          <w:szCs w:val="28"/>
+          <w:lang w:val="en-US"/>
+        </w:rPr>
+        <w:t>–20</w:t>
+      </w:r>
+      <w:r>
+        <w:rPr>
+          <w:rFonts w:ascii="Times New Roman" w:hAnsi="Times New Roman" w:cs="Times New Roman"/>
+          <w:b/>
+          <w:i/>
+          <w:sz w:val="28"/>
+          <w:szCs w:val="28"/>
+          <w:lang w:val="en-US"/>
+        </w:rPr>
+        <w:t>2</w:t>
+      </w:r>
+      <w:r>
+        <w:rPr>
+          <w:rFonts w:ascii="Times New Roman" w:hAnsi="Times New Roman" w:cs="Times New Roman"/>
+          <w:b/>
+          <w:i/>
+          <w:sz w:val="28"/>
+          <w:szCs w:val="28"/>
+          <w:lang w:val="en-US"/>
+        </w:rPr>
+        <w:t>4</w:t>
+      </w:r>
+      <w:r>
+        <w:rPr>
+          <w:rFonts w:ascii="Times New Roman" w:hAnsi="Times New Roman" w:cs="Times New Roman"/>
+          <w:b/>
+          <w:i/>
+          <w:sz w:val="28"/>
+          <w:szCs w:val="28"/>
+          <w:lang w:val="en-US"/>
+        </w:rPr>
+        <w:t xml:space="preserve"> </w:t>
+      </w:r>
+      <w:r>
+        <w:rPr>
+          <w:rFonts w:ascii="Times New Roman" w:hAnsi="Times New Roman" w:cs="Times New Roman"/>
+          <w:b/>
+          <w:i/>
+          <w:sz w:val="28"/>
+          <w:szCs w:val="28"/>
+          <w:lang w:val="en-US"/>
+        </w:rPr>
+        <w:t>yillar).</w:t>
+      </w:r>
+    </w:p>
+    <w:p>
+      <w:pPr>
+        <w:spacing w:after="0" w:line="360" w:lineRule="auto"/>
+        <w:ind w:firstLine="709"/>
+        <w:jc w:val="both"/>
+        <w:rPr>
+          <w:rFonts w:ascii="Times New Roman" w:hAnsi="Times New Roman" w:cs="Times New Roman"/>
+          <w:sz w:val="28"/>
+          <w:szCs w:val="28"/>
+          <w:lang w:val="en-US"/>
+        </w:rPr>
+      </w:pPr>
+      <w:r>
+        <w:rPr>
+          <w:rFonts w:ascii="Times New Roman" w:hAnsi="Times New Roman" w:cs="Times New Roman"/>
+          <w:sz w:val="28"/>
+          <w:szCs w:val="28"/>
+          <w:lang w:val="en-US"/>
+        </w:rPr>
+        <w:t xml:space="preserve">Bu bosqichda tajriba-sinov ishlari predmeti bilan </w:t>
+      </w:r>
+      <w:proofErr w:type="gramStart"/>
+      <w:r>
+        <w:rPr>
+          <w:rFonts w:ascii="Times New Roman" w:hAnsi="Times New Roman" w:cs="Times New Roman"/>
+          <w:sz w:val="28"/>
+          <w:szCs w:val="28"/>
+          <w:lang w:val="en-US"/>
+        </w:rPr>
+        <w:t>bog‘</w:t>
+      </w:r>
+      <w:proofErr w:type="gramEnd"/>
+      <w:r>
+        <w:rPr>
+          <w:rFonts w:ascii="Times New Roman" w:hAnsi="Times New Roman" w:cs="Times New Roman"/>
+          <w:sz w:val="28"/>
+          <w:szCs w:val="28"/>
+          <w:lang w:val="en-US"/>
+        </w:rPr>
+        <w:t xml:space="preserve">liq jarayonlar yanada chuqur o‘rganildi. Tadqiqotchi tomonidan tuzilgan test topshiriqlari va anketa </w:t>
+      </w:r>
+      <w:proofErr w:type="gramStart"/>
+      <w:r>
+        <w:rPr>
+          <w:rFonts w:ascii="Times New Roman" w:hAnsi="Times New Roman" w:cs="Times New Roman"/>
+          <w:sz w:val="28"/>
+          <w:szCs w:val="28"/>
+          <w:lang w:val="en-US"/>
+        </w:rPr>
+        <w:t>so‘</w:t>
+      </w:r>
+      <w:proofErr w:type="gramEnd"/>
+      <w:r>
+        <w:rPr>
+          <w:rFonts w:ascii="Times New Roman" w:hAnsi="Times New Roman" w:cs="Times New Roman"/>
+          <w:sz w:val="28"/>
+          <w:szCs w:val="28"/>
+          <w:lang w:val="en-US"/>
+        </w:rPr>
+        <w:t xml:space="preserve">rovlari asosida kasb-hunar kollejlari hamda oliy ta’lim muassasalarida faoliyat yuritayotgan kasb ta’limi o‘qituvchilari va talabalari bilan so‘rovlar o‘tkazildi. Natijalari tahlil qilingach, umumkasbiy fanlarni zamonaviy axborot-kommunikatsiya texnologiyalari asosida </w:t>
+      </w:r>
+      <w:proofErr w:type="gramStart"/>
+      <w:r>
+        <w:rPr>
+          <w:rFonts w:ascii="Times New Roman" w:hAnsi="Times New Roman" w:cs="Times New Roman"/>
+          <w:sz w:val="28"/>
+          <w:szCs w:val="28"/>
+          <w:lang w:val="en-US"/>
+        </w:rPr>
+        <w:t>o‘</w:t>
+      </w:r>
+      <w:proofErr w:type="gramEnd"/>
+      <w:r>
+        <w:rPr>
+          <w:rFonts w:ascii="Times New Roman" w:hAnsi="Times New Roman" w:cs="Times New Roman"/>
+          <w:sz w:val="28"/>
+          <w:szCs w:val="28"/>
+          <w:lang w:val="en-US"/>
+        </w:rPr>
+        <w:t xml:space="preserve">qitish samaradorligi aniqlandi. Shu jarayonda ishlab chiqilgan </w:t>
+      </w:r>
+      <w:proofErr w:type="gramStart"/>
+      <w:r>
+        <w:rPr>
+          <w:rFonts w:ascii="Times New Roman" w:hAnsi="Times New Roman" w:cs="Times New Roman"/>
+          <w:sz w:val="28"/>
+          <w:szCs w:val="28"/>
+          <w:lang w:val="en-US"/>
+        </w:rPr>
+        <w:t>o‘</w:t>
+      </w:r>
+      <w:proofErr w:type="gramEnd"/>
+      <w:r>
+        <w:rPr>
+          <w:rFonts w:ascii="Times New Roman" w:hAnsi="Times New Roman" w:cs="Times New Roman"/>
+          <w:sz w:val="28"/>
+          <w:szCs w:val="28"/>
+          <w:lang w:val="en-US"/>
+        </w:rPr>
+        <w:t xml:space="preserve">quv-metodik majmua umumkasbiy fanlarni o‘qitishda amaliy qo‘llash mumkinligi bo‘yicha ilmiy xulosa berildi. Taklif etilgan yangi metodika quyidagi imkoniyatlarni yaratdi: kasb ta’limi </w:t>
+      </w:r>
+      <w:proofErr w:type="gramStart"/>
+      <w:r>
+        <w:rPr>
+          <w:rFonts w:ascii="Times New Roman" w:hAnsi="Times New Roman" w:cs="Times New Roman"/>
+          <w:sz w:val="28"/>
+          <w:szCs w:val="28"/>
+          <w:lang w:val="en-US"/>
+        </w:rPr>
+        <w:t>o‘</w:t>
+      </w:r>
+      <w:proofErr w:type="gramEnd"/>
+      <w:r>
+        <w:rPr>
+          <w:rFonts w:ascii="Times New Roman" w:hAnsi="Times New Roman" w:cs="Times New Roman"/>
+          <w:sz w:val="28"/>
+          <w:szCs w:val="28"/>
+          <w:lang w:val="en-US"/>
+        </w:rPr>
+        <w:t>qituvchilarini tayyorlash jarayonini takomillashtirish uchun optimal variantlarni tanlash, davlat ta’lim standartlari talablariga mos bilimlarni o‘zlashtirish va mavzularni samarali o‘rganish imkonini oshirish. Bosqich yakunida mavjud natijalar asosida metodik tavsiyalar ishlab chiqildi.</w:t>
+      </w:r>
+    </w:p>
+    <w:p>
+      <w:pPr>
+        <w:spacing w:after="0" w:line="360" w:lineRule="auto"/>
+        <w:ind w:firstLine="709"/>
+        <w:jc w:val="both"/>
+        <w:rPr>
+          <w:rFonts w:ascii="Times New Roman" w:hAnsi="Times New Roman" w:cs="Times New Roman"/>
+          <w:b/>
+          <w:sz w:val="28"/>
+          <w:szCs w:val="28"/>
+          <w:lang w:val="en-US"/>
+        </w:rPr>
+      </w:pPr>
+      <w:r>
+        <w:rPr>
+          <w:rFonts w:ascii="Times New Roman" w:hAnsi="Times New Roman" w:cs="Times New Roman"/>
+          <w:b/>
+          <w:sz w:val="28"/>
+          <w:szCs w:val="28"/>
+          <w:lang w:val="en-US"/>
+        </w:rPr>
+        <w:t>Uchinchi bosqich — yakuniy (tasdiqlovchi) bosqich (20</w:t>
+      </w:r>
+      <w:r>
+        <w:rPr>
+          <w:rFonts w:ascii="Times New Roman" w:hAnsi="Times New Roman" w:cs="Times New Roman"/>
+          <w:b/>
+          <w:sz w:val="28"/>
+          <w:szCs w:val="28"/>
+          <w:lang w:val="en-US"/>
+        </w:rPr>
+        <w:t>2</w:t>
+      </w:r>
+      <w:r>
+        <w:rPr>
+          <w:rFonts w:ascii="Times New Roman" w:hAnsi="Times New Roman" w:cs="Times New Roman"/>
+          <w:b/>
+          <w:sz w:val="28"/>
+          <w:szCs w:val="28"/>
+          <w:lang w:val="en-US"/>
+        </w:rPr>
+        <w:t>4</w:t>
+      </w:r>
+      <w:r>
+        <w:rPr>
+          <w:rFonts w:ascii="Times New Roman" w:hAnsi="Times New Roman" w:cs="Times New Roman"/>
+          <w:b/>
+          <w:sz w:val="28"/>
+          <w:szCs w:val="28"/>
+          <w:lang w:val="en-US"/>
+        </w:rPr>
+        <w:t>–20</w:t>
+      </w:r>
+      <w:r>
+        <w:rPr>
+          <w:rFonts w:ascii="Times New Roman" w:hAnsi="Times New Roman" w:cs="Times New Roman"/>
+          <w:b/>
+          <w:sz w:val="28"/>
+          <w:szCs w:val="28"/>
+          <w:lang w:val="en-US"/>
+        </w:rPr>
+        <w:t>2</w:t>
+      </w:r>
+      <w:r>
+        <w:rPr>
+          <w:rFonts w:ascii="Times New Roman" w:hAnsi="Times New Roman" w:cs="Times New Roman"/>
+          <w:b/>
+          <w:sz w:val="28"/>
+          <w:szCs w:val="28"/>
+          <w:lang w:val="en-US"/>
+        </w:rPr>
+        <w:t>5</w:t>
+      </w:r>
+      <w:r>
+        <w:rPr>
+          <w:rFonts w:ascii="Times New Roman" w:hAnsi="Times New Roman" w:cs="Times New Roman"/>
+          <w:b/>
+          <w:sz w:val="28"/>
+          <w:szCs w:val="28"/>
+          <w:lang w:val="en-US"/>
+        </w:rPr>
+        <w:t xml:space="preserve"> yillar).</w:t>
+      </w:r>
+    </w:p>
+    <w:p>
+      <w:pPr>
+        <w:spacing w:after="0" w:line="360" w:lineRule="auto"/>
+        <w:ind w:firstLine="709"/>
+        <w:jc w:val="both"/>
+        <w:rPr>
+          <w:rFonts w:ascii="Times New Roman" w:hAnsi="Times New Roman" w:cs="Times New Roman"/>
+          <w:sz w:val="28"/>
+          <w:szCs w:val="28"/>
+          <w:lang w:val="en-US"/>
+        </w:rPr>
+      </w:pPr>
+      <w:r>
+        <w:rPr>
+          <w:rFonts w:ascii="Times New Roman" w:hAnsi="Times New Roman" w:cs="Times New Roman"/>
+          <w:sz w:val="28"/>
+          <w:szCs w:val="28"/>
+          <w:lang w:val="en-US"/>
+        </w:rPr>
+        <w:t xml:space="preserve">Ushbu bosqichda ishlab chiqilgan ta’lim texnologiyalari va metodika oliy ta’lim jarayonida sinovdan </w:t>
+      </w:r>
+      <w:proofErr w:type="gramStart"/>
+      <w:r>
+        <w:rPr>
+          <w:rFonts w:ascii="Times New Roman" w:hAnsi="Times New Roman" w:cs="Times New Roman"/>
+          <w:sz w:val="28"/>
+          <w:szCs w:val="28"/>
+          <w:lang w:val="en-US"/>
+        </w:rPr>
+        <w:t>o‘</w:t>
+      </w:r>
+      <w:proofErr w:type="gramEnd"/>
+      <w:r>
+        <w:rPr>
+          <w:rFonts w:ascii="Times New Roman" w:hAnsi="Times New Roman" w:cs="Times New Roman"/>
+          <w:sz w:val="28"/>
+          <w:szCs w:val="28"/>
+          <w:lang w:val="en-US"/>
+        </w:rPr>
+        <w:t xml:space="preserve">tkazildi. Amaliy </w:t>
+      </w:r>
+      <w:proofErr w:type="gramStart"/>
+      <w:r>
+        <w:rPr>
+          <w:rFonts w:ascii="Times New Roman" w:hAnsi="Times New Roman" w:cs="Times New Roman"/>
+          <w:sz w:val="28"/>
+          <w:szCs w:val="28"/>
+          <w:lang w:val="en-US"/>
+        </w:rPr>
+        <w:t>mashg‘</w:t>
+      </w:r>
+      <w:proofErr w:type="gramEnd"/>
+      <w:r>
+        <w:rPr>
+          <w:rFonts w:ascii="Times New Roman" w:hAnsi="Times New Roman" w:cs="Times New Roman"/>
+          <w:sz w:val="28"/>
+          <w:szCs w:val="28"/>
+          <w:lang w:val="en-US"/>
+        </w:rPr>
+        <w:t xml:space="preserve">ulotlar belgilangan reja asosida davom ettirilib, kuzatuv natijalariga ko‘ra kerakli o‘zgartirishlar kiritildi. Jarayon davomida tajriba-sinov ishlarining maqsadi, mazmuni hamda ularni amaliyotga joriy etish metodikasiga alohida e’tibor berildi. Olingan joriy va oraliq </w:t>
+      </w:r>
+      <w:r>
+        <w:rPr>
+          <w:rFonts w:ascii="Times New Roman" w:hAnsi="Times New Roman" w:cs="Times New Roman"/>
+          <w:sz w:val="28"/>
+          <w:szCs w:val="28"/>
+          <w:lang w:val="en-US"/>
+        </w:rPr>
+        <w:lastRenderedPageBreak/>
+        <w:t xml:space="preserve">natijalar muntazam ravishda miqdoriy va sifat jihatdan tahlil qilinib, zarurat </w:t>
+      </w:r>
+      <w:proofErr w:type="gramStart"/>
+      <w:r>
+        <w:rPr>
+          <w:rFonts w:ascii="Times New Roman" w:hAnsi="Times New Roman" w:cs="Times New Roman"/>
+          <w:sz w:val="28"/>
+          <w:szCs w:val="28"/>
+          <w:lang w:val="en-US"/>
+        </w:rPr>
+        <w:t>tug‘</w:t>
+      </w:r>
+      <w:proofErr w:type="gramEnd"/>
+      <w:r>
+        <w:rPr>
+          <w:rFonts w:ascii="Times New Roman" w:hAnsi="Times New Roman" w:cs="Times New Roman"/>
+          <w:sz w:val="28"/>
+          <w:szCs w:val="28"/>
+          <w:lang w:val="en-US"/>
+        </w:rPr>
+        <w:t xml:space="preserve">ilganda tuzatishlar kiritildi. Elektron axborot-ta’lim muhiti asosida yaratilgan dasturiy ta’minot real ta’lim jarayonida </w:t>
+      </w:r>
+      <w:proofErr w:type="gramStart"/>
+      <w:r>
+        <w:rPr>
+          <w:rFonts w:ascii="Times New Roman" w:hAnsi="Times New Roman" w:cs="Times New Roman"/>
+          <w:sz w:val="28"/>
+          <w:szCs w:val="28"/>
+          <w:lang w:val="en-US"/>
+        </w:rPr>
+        <w:t>qo‘</w:t>
+      </w:r>
+      <w:proofErr w:type="gramEnd"/>
+      <w:r>
+        <w:rPr>
+          <w:rFonts w:ascii="Times New Roman" w:hAnsi="Times New Roman" w:cs="Times New Roman"/>
+          <w:sz w:val="28"/>
+          <w:szCs w:val="28"/>
+          <w:lang w:val="en-US"/>
+        </w:rPr>
+        <w:t>llanildi.</w:t>
+      </w:r>
+    </w:p>
+    <w:p>
+      <w:pPr>
+        <w:spacing w:after="0" w:line="360" w:lineRule="auto"/>
+        <w:ind w:firstLine="709"/>
+        <w:jc w:val="both"/>
+        <w:rPr>
+          <w:rFonts w:ascii="Times New Roman" w:hAnsi="Times New Roman" w:cs="Times New Roman"/>
+          <w:color w:val="FF0000"/>
+          <w:sz w:val="28"/>
+          <w:szCs w:val="28"/>
+          <w:lang w:val="en-US"/>
+        </w:rPr>
+      </w:pPr>
+      <w:r>
+        <w:rPr>
+          <w:rFonts w:ascii="Times New Roman" w:hAnsi="Times New Roman" w:cs="Times New Roman"/>
+          <w:sz w:val="28"/>
+          <w:szCs w:val="28"/>
+          <w:lang w:val="en-US"/>
+        </w:rPr>
+        <w:t>Tajriba-sinov ishlari doirasida 20</w:t>
+      </w:r>
+      <w:r>
+        <w:rPr>
+          <w:rFonts w:ascii="Times New Roman" w:hAnsi="Times New Roman" w:cs="Times New Roman"/>
+          <w:sz w:val="28"/>
+          <w:szCs w:val="28"/>
+          <w:lang w:val="en-US"/>
+        </w:rPr>
+        <w:t>2</w:t>
+      </w:r>
+      <w:r>
+        <w:rPr>
+          <w:rFonts w:ascii="Times New Roman" w:hAnsi="Times New Roman" w:cs="Times New Roman"/>
+          <w:sz w:val="28"/>
+          <w:szCs w:val="28"/>
+          <w:lang w:val="en-US"/>
+        </w:rPr>
+        <w:t>2</w:t>
+      </w:r>
+      <w:r>
+        <w:rPr>
+          <w:rFonts w:ascii="Times New Roman" w:hAnsi="Times New Roman" w:cs="Times New Roman"/>
+          <w:sz w:val="28"/>
+          <w:szCs w:val="28"/>
+          <w:lang w:val="en-US"/>
+        </w:rPr>
+        <w:t>–20</w:t>
+      </w:r>
+      <w:r>
+        <w:rPr>
+          <w:rFonts w:ascii="Times New Roman" w:hAnsi="Times New Roman" w:cs="Times New Roman"/>
+          <w:sz w:val="28"/>
+          <w:szCs w:val="28"/>
+          <w:lang w:val="en-US"/>
+        </w:rPr>
+        <w:t>25</w:t>
+      </w:r>
+      <w:r>
+        <w:rPr>
+          <w:rFonts w:ascii="Times New Roman" w:hAnsi="Times New Roman" w:cs="Times New Roman"/>
+          <w:sz w:val="28"/>
+          <w:szCs w:val="28"/>
+          <w:lang w:val="en-US"/>
+        </w:rPr>
+        <w:t xml:space="preserve"> yillar davomida </w:t>
+      </w:r>
+      <w:r>
+        <w:rPr>
+          <w:rFonts w:ascii="Times New Roman" w:hAnsi="Times New Roman" w:cs="Times New Roman"/>
+          <w:sz w:val="28"/>
+          <w:szCs w:val="28"/>
+          <w:lang w:val="en-US"/>
+        </w:rPr>
+        <w:t xml:space="preserve">Mirzo Ulug’bek nomidagi O’zbekiton milliy univertiteti, </w:t>
+      </w:r>
+      <w:r>
+        <w:rPr>
+          <w:rFonts w:ascii="Times New Roman" w:hAnsi="Times New Roman" w:cs="Times New Roman"/>
+          <w:color w:val="FF0000"/>
+          <w:sz w:val="28"/>
+          <w:szCs w:val="28"/>
+          <w:highlight w:val="yellow"/>
+          <w:lang w:val="en-US"/>
+        </w:rPr>
+        <w:t xml:space="preserve">Toshkent </w:t>
+      </w:r>
+      <w:r>
+        <w:rPr>
+          <w:rFonts w:ascii="Times New Roman" w:hAnsi="Times New Roman" w:cs="Times New Roman"/>
+          <w:color w:val="FF0000"/>
+          <w:sz w:val="28"/>
+          <w:szCs w:val="28"/>
+          <w:highlight w:val="yellow"/>
+          <w:lang w:val="en-US"/>
+        </w:rPr>
+        <w:t>amaliy fanlar</w:t>
+      </w:r>
+      <w:r>
+        <w:rPr>
+          <w:rFonts w:ascii="Times New Roman" w:hAnsi="Times New Roman" w:cs="Times New Roman"/>
+          <w:color w:val="FF0000"/>
+          <w:sz w:val="28"/>
+          <w:szCs w:val="28"/>
+          <w:highlight w:val="yellow"/>
+          <w:lang w:val="en-US"/>
+        </w:rPr>
+        <w:t xml:space="preserve"> </w:t>
+      </w:r>
+      <w:r>
+        <w:rPr>
+          <w:rFonts w:ascii="Times New Roman" w:hAnsi="Times New Roman" w:cs="Times New Roman"/>
+          <w:color w:val="FF0000"/>
+          <w:sz w:val="28"/>
+          <w:szCs w:val="28"/>
+          <w:highlight w:val="yellow"/>
+          <w:lang w:val="en-US"/>
+        </w:rPr>
+        <w:t>u</w:t>
+      </w:r>
+      <w:r>
+        <w:rPr>
+          <w:rFonts w:ascii="Times New Roman" w:hAnsi="Times New Roman" w:cs="Times New Roman"/>
+          <w:color w:val="FF0000"/>
+          <w:sz w:val="28"/>
+          <w:szCs w:val="28"/>
+          <w:highlight w:val="yellow"/>
+          <w:lang w:val="en-US"/>
+        </w:rPr>
+        <w:t xml:space="preserve">niversiteti, </w:t>
+      </w:r>
+      <w:r>
+        <w:rPr>
+          <w:rFonts w:ascii="Times New Roman" w:hAnsi="Times New Roman" w:cs="Times New Roman"/>
+          <w:color w:val="FF0000"/>
+          <w:sz w:val="28"/>
+          <w:szCs w:val="28"/>
+          <w:highlight w:val="yellow"/>
+          <w:lang w:val="en-US"/>
+        </w:rPr>
+        <w:t xml:space="preserve">va Namangan </w:t>
+      </w:r>
+      <w:proofErr w:type="gramStart"/>
+      <w:r>
+        <w:rPr>
+          <w:rFonts w:ascii="Times New Roman" w:hAnsi="Times New Roman" w:cs="Times New Roman"/>
+          <w:color w:val="FF0000"/>
+          <w:sz w:val="28"/>
+          <w:szCs w:val="28"/>
+          <w:highlight w:val="yellow"/>
+          <w:lang w:val="en-US"/>
+        </w:rPr>
+        <w:t xml:space="preserve">davlat </w:t>
+      </w:r>
+      <w:r>
+        <w:rPr>
+          <w:rFonts w:ascii="Times New Roman" w:hAnsi="Times New Roman" w:cs="Times New Roman"/>
+          <w:color w:val="FF0000"/>
+          <w:sz w:val="28"/>
+          <w:szCs w:val="28"/>
+          <w:highlight w:val="yellow"/>
+          <w:lang w:val="en-US"/>
+        </w:rPr>
+        <w:t xml:space="preserve"> </w:t>
+      </w:r>
+      <w:r>
+        <w:rPr>
+          <w:rFonts w:ascii="Times New Roman" w:hAnsi="Times New Roman" w:cs="Times New Roman"/>
+          <w:color w:val="FF0000"/>
+          <w:sz w:val="28"/>
+          <w:szCs w:val="28"/>
+          <w:highlight w:val="yellow"/>
+          <w:lang w:val="en-US"/>
+        </w:rPr>
+        <w:t>p</w:t>
+      </w:r>
+      <w:r>
+        <w:rPr>
+          <w:rFonts w:ascii="Times New Roman" w:hAnsi="Times New Roman" w:cs="Times New Roman"/>
+          <w:color w:val="FF0000"/>
+          <w:sz w:val="28"/>
+          <w:szCs w:val="28"/>
+          <w:highlight w:val="yellow"/>
+          <w:lang w:val="en-US"/>
+        </w:rPr>
+        <w:t>edagogika</w:t>
+      </w:r>
+      <w:proofErr w:type="gramEnd"/>
+      <w:r>
+        <w:rPr>
+          <w:rFonts w:ascii="Times New Roman" w:hAnsi="Times New Roman" w:cs="Times New Roman"/>
+          <w:color w:val="FF0000"/>
+          <w:sz w:val="28"/>
+          <w:szCs w:val="28"/>
+          <w:highlight w:val="yellow"/>
+          <w:lang w:val="en-US"/>
+        </w:rPr>
+        <w:t xml:space="preserve"> </w:t>
+      </w:r>
+      <w:r>
+        <w:rPr>
+          <w:rFonts w:ascii="Times New Roman" w:hAnsi="Times New Roman" w:cs="Times New Roman"/>
+          <w:color w:val="FF0000"/>
+          <w:sz w:val="28"/>
+          <w:szCs w:val="28"/>
+          <w:highlight w:val="yellow"/>
+          <w:lang w:val="en-US"/>
+        </w:rPr>
+        <w:t>i</w:t>
+      </w:r>
+      <w:r>
+        <w:rPr>
+          <w:rFonts w:ascii="Times New Roman" w:hAnsi="Times New Roman" w:cs="Times New Roman"/>
+          <w:color w:val="FF0000"/>
+          <w:sz w:val="28"/>
+          <w:szCs w:val="28"/>
+          <w:highlight w:val="yellow"/>
+          <w:lang w:val="en-US"/>
+        </w:rPr>
+        <w:t>nstitutining “</w:t>
+      </w:r>
+      <w:r>
+        <w:rPr>
+          <w:rFonts w:ascii="Times New Roman" w:hAnsi="Times New Roman" w:cs="Times New Roman"/>
+          <w:color w:val="FF0000"/>
+          <w:sz w:val="28"/>
+          <w:szCs w:val="28"/>
+          <w:highlight w:val="yellow"/>
+          <w:lang w:val="en-US"/>
+        </w:rPr>
+        <w:t>Pedagogika</w:t>
+      </w:r>
+      <w:r>
+        <w:rPr>
+          <w:rFonts w:ascii="Times New Roman" w:hAnsi="Times New Roman" w:cs="Times New Roman"/>
+          <w:color w:val="FF0000"/>
+          <w:sz w:val="28"/>
+          <w:szCs w:val="28"/>
+          <w:highlight w:val="yellow"/>
+          <w:lang w:val="en-US"/>
+        </w:rPr>
+        <w:t xml:space="preserve">” yo‘nalishi talabalari bilan muntazam ravishda test va anketa so‘rovlari o‘tkazildi. Yakuniy tahlil natijalariga </w:t>
+      </w:r>
+      <w:proofErr w:type="gramStart"/>
+      <w:r>
+        <w:rPr>
+          <w:rFonts w:ascii="Times New Roman" w:hAnsi="Times New Roman" w:cs="Times New Roman"/>
+          <w:color w:val="FF0000"/>
+          <w:sz w:val="28"/>
+          <w:szCs w:val="28"/>
+          <w:highlight w:val="yellow"/>
+          <w:lang w:val="en-US"/>
+        </w:rPr>
+        <w:t>ko‘</w:t>
+      </w:r>
+      <w:proofErr w:type="gramEnd"/>
+      <w:r>
+        <w:rPr>
+          <w:rFonts w:ascii="Times New Roman" w:hAnsi="Times New Roman" w:cs="Times New Roman"/>
+          <w:color w:val="FF0000"/>
+          <w:sz w:val="28"/>
+          <w:szCs w:val="28"/>
+          <w:highlight w:val="yellow"/>
+          <w:lang w:val="en-US"/>
+        </w:rPr>
+        <w:t xml:space="preserve">ra, </w:t>
+      </w:r>
+      <w:r>
+        <w:rPr>
+          <w:rFonts w:ascii="Times New Roman" w:hAnsi="Times New Roman" w:cs="Times New Roman"/>
+          <w:color w:val="FF0000"/>
+          <w:sz w:val="28"/>
+          <w:szCs w:val="28"/>
+          <w:highlight w:val="yellow"/>
+          <w:lang w:val="en-US"/>
+        </w:rPr>
+        <w:t>380</w:t>
+      </w:r>
+      <w:r>
+        <w:rPr>
+          <w:rFonts w:ascii="Times New Roman" w:hAnsi="Times New Roman" w:cs="Times New Roman"/>
+          <w:color w:val="FF0000"/>
+          <w:sz w:val="28"/>
+          <w:szCs w:val="28"/>
+          <w:highlight w:val="yellow"/>
+          <w:lang w:val="en-US"/>
+        </w:rPr>
+        <w:t xml:space="preserve"> nafar talaba tajriba-sinov ishlariga jalb etildi.</w:t>
+      </w:r>
+      <w:r>
+        <w:rPr>
+          <w:rFonts w:ascii="Times New Roman" w:hAnsi="Times New Roman" w:cs="Times New Roman"/>
+          <w:color w:val="FF0000"/>
+          <w:sz w:val="28"/>
+          <w:szCs w:val="28"/>
+          <w:lang w:val="en-US"/>
+        </w:rPr>
+        <w:t xml:space="preserve"> Tadqiqotda ishtirok etgan talabalarning umumkasbiy fanlar </w:t>
+      </w:r>
+      <w:proofErr w:type="gramStart"/>
+      <w:r>
+        <w:rPr>
+          <w:rFonts w:ascii="Times New Roman" w:hAnsi="Times New Roman" w:cs="Times New Roman"/>
+          <w:color w:val="FF0000"/>
+          <w:sz w:val="28"/>
+          <w:szCs w:val="28"/>
+          <w:lang w:val="en-US"/>
+        </w:rPr>
+        <w:t>bo‘</w:t>
+      </w:r>
+      <w:proofErr w:type="gramEnd"/>
+      <w:r>
+        <w:rPr>
+          <w:rFonts w:ascii="Times New Roman" w:hAnsi="Times New Roman" w:cs="Times New Roman"/>
+          <w:color w:val="FF0000"/>
+          <w:sz w:val="28"/>
+          <w:szCs w:val="28"/>
+          <w:lang w:val="en-US"/>
+        </w:rPr>
+        <w:t>yicha bilim, ko‘nikma va malakalari, shuningdek, o‘quv materiallarini o‘zlashtirish darajalari baholandi.</w:t>
+      </w:r>
+    </w:p>
+    <w:p>
+      <w:pPr>
+        <w:spacing w:after="0" w:line="360" w:lineRule="auto"/>
+        <w:ind w:firstLine="709"/>
+        <w:jc w:val="both"/>
+        <w:rPr>
+          <w:rFonts w:ascii="Times New Roman" w:hAnsi="Times New Roman" w:cs="Times New Roman"/>
+          <w:sz w:val="28"/>
+          <w:szCs w:val="28"/>
+          <w:lang w:val="en-US"/>
+        </w:rPr>
+      </w:pPr>
+      <w:r>
+        <w:rPr>
+          <w:rFonts w:ascii="Times New Roman" w:hAnsi="Times New Roman" w:cs="Times New Roman"/>
+          <w:sz w:val="28"/>
+          <w:szCs w:val="28"/>
+          <w:lang w:val="en-US"/>
+        </w:rPr>
+        <w:t xml:space="preserve">Natijalar shuni </w:t>
+      </w:r>
+      <w:proofErr w:type="gramStart"/>
+      <w:r>
+        <w:rPr>
+          <w:rFonts w:ascii="Times New Roman" w:hAnsi="Times New Roman" w:cs="Times New Roman"/>
+          <w:sz w:val="28"/>
+          <w:szCs w:val="28"/>
+          <w:lang w:val="en-US"/>
+        </w:rPr>
+        <w:t>ko‘</w:t>
+      </w:r>
+      <w:proofErr w:type="gramEnd"/>
+      <w:r>
+        <w:rPr>
+          <w:rFonts w:ascii="Times New Roman" w:hAnsi="Times New Roman" w:cs="Times New Roman"/>
+          <w:sz w:val="28"/>
+          <w:szCs w:val="28"/>
+          <w:lang w:val="en-US"/>
+        </w:rPr>
+        <w:t>rsatdiki, AKT asosida ishlab chiqilgan metodika o‘quv jarayonida qo‘llanganda talabalarning mustaqil fikrlash qobiliyati, amaliy ko‘nikmalari va kasbiy kompetensiyalari sezilarli darajada oshadi.</w:t>
+      </w:r>
+    </w:p>
+    <w:p>
+      <w:pPr>
+        <w:spacing w:after="0" w:line="360" w:lineRule="auto"/>
+        <w:ind w:firstLine="709"/>
+        <w:jc w:val="right"/>
+        <w:rPr>
+          <w:rFonts w:ascii="Times New Roman" w:hAnsi="Times New Roman" w:cs="Times New Roman"/>
+          <w:sz w:val="28"/>
+          <w:szCs w:val="28"/>
+          <w:lang w:val="en-US"/>
+        </w:rPr>
+      </w:pPr>
+      <w:r>
+        <w:rPr>
+          <w:rFonts w:ascii="Times New Roman" w:hAnsi="Times New Roman" w:cs="Times New Roman"/>
+          <w:sz w:val="28"/>
+          <w:szCs w:val="28"/>
+          <w:lang w:val="en-US"/>
+        </w:rPr>
+        <w:t>4.1-jadval. Tajriba –sinov ishlarida ishtirok etgan oliy ta’lim muassasasi talabalari</w:t>
+      </w:r>
+    </w:p>
+    <w:tbl>
+      <w:tblPr>
+        <w:tblW w:w="8878" w:type="dxa"/>
+        <w:tblInd w:w="-10" w:type="dxa"/>
+        <w:tblLook w:val="04A0" w:firstRow="1" w:lastRow="0" w:firstColumn="1" w:lastColumn="0" w:noHBand="0" w:noVBand="1"/>
+      </w:tblPr>
+      <w:tblGrid>
+        <w:gridCol w:w="2694"/>
+        <w:gridCol w:w="2693"/>
+        <w:gridCol w:w="2218"/>
+        <w:gridCol w:w="1273"/>
+      </w:tblGrid>
+      <w:tr>
+        <w:trPr>
+          <w:trHeight w:val="624"/>
+        </w:trPr>
+        <w:tc>
+          <w:tcPr>
+            <w:tcW w:w="2694" w:type="dxa"/>
+            <w:vMerge w:val="restart"/>
+            <w:tcBorders>
+              <w:top w:val="single" w:sz="8" w:space="0" w:color="auto"/>
+              <w:left w:val="single" w:sz="8" w:space="0" w:color="auto"/>
+              <w:bottom w:val="single" w:sz="8" w:space="0" w:color="000000"/>
+              <w:right w:val="single" w:sz="8" w:space="0" w:color="auto"/>
+            </w:tcBorders>
+            <w:shd w:val="clear" w:color="auto" w:fill="auto"/>
+            <w:vAlign w:val="center"/>
+            <w:hideMark/>
+          </w:tcPr>
+          <w:p>
+            <w:pPr>
+              <w:spacing w:after="0" w:line="240" w:lineRule="auto"/>
+              <w:jc w:val="center"/>
+              <w:rPr>
+                <w:rFonts w:ascii="Times New Roman" w:eastAsia="Times New Roman" w:hAnsi="Times New Roman" w:cs="Times New Roman"/>
+                <w:b/>
+                <w:color w:val="000000"/>
+                <w:sz w:val="28"/>
+                <w:szCs w:val="28"/>
+                <w:lang w:eastAsia="ru-RU"/>
+              </w:rPr>
+            </w:pPr>
+            <w:r>
+              <w:rPr>
+                <w:rFonts w:ascii="Times New Roman" w:eastAsia="Times New Roman" w:hAnsi="Times New Roman" w:cs="Times New Roman"/>
+                <w:b/>
+                <w:color w:val="000000"/>
+                <w:sz w:val="28"/>
+                <w:szCs w:val="28"/>
+                <w:lang w:val="en-US" w:eastAsia="ru-RU"/>
+              </w:rPr>
+              <w:t>O’quv yillari</w:t>
+            </w:r>
+          </w:p>
+        </w:tc>
+        <w:tc>
+          <w:tcPr>
+            <w:tcW w:w="4911" w:type="dxa"/>
+            <w:gridSpan w:val="2"/>
+            <w:tcBorders>
+              <w:top w:val="single" w:sz="8" w:space="0" w:color="auto"/>
+              <w:left w:val="nil"/>
+              <w:bottom w:val="single" w:sz="8" w:space="0" w:color="auto"/>
+              <w:right w:val="single" w:sz="8" w:space="0" w:color="000000"/>
+            </w:tcBorders>
+            <w:shd w:val="clear" w:color="auto" w:fill="auto"/>
+            <w:vAlign w:val="center"/>
+            <w:hideMark/>
+          </w:tcPr>
+          <w:p>
+            <w:pPr>
+              <w:spacing w:after="0" w:line="240" w:lineRule="auto"/>
+              <w:jc w:val="center"/>
+              <w:rPr>
+                <w:rFonts w:ascii="Times New Roman" w:eastAsia="Times New Roman" w:hAnsi="Times New Roman" w:cs="Times New Roman"/>
+                <w:color w:val="000000"/>
+                <w:sz w:val="28"/>
+                <w:szCs w:val="28"/>
+                <w:lang w:eastAsia="ru-RU"/>
+              </w:rPr>
+            </w:pPr>
+            <w:r>
+              <w:rPr>
+                <w:rFonts w:ascii="Times New Roman" w:eastAsia="Times New Roman" w:hAnsi="Times New Roman" w:cs="Times New Roman"/>
+                <w:color w:val="000000"/>
+                <w:sz w:val="28"/>
+                <w:szCs w:val="28"/>
+                <w:lang w:val="en-US" w:eastAsia="ru-RU"/>
+              </w:rPr>
+              <w:t>202</w:t>
+            </w:r>
+            <w:r>
+              <w:rPr>
+                <w:rFonts w:ascii="Times New Roman" w:eastAsia="Times New Roman" w:hAnsi="Times New Roman" w:cs="Times New Roman"/>
+                <w:color w:val="000000"/>
+                <w:sz w:val="28"/>
+                <w:szCs w:val="28"/>
+                <w:lang w:val="en-US" w:eastAsia="ru-RU"/>
+              </w:rPr>
+              <w:t>2</w:t>
+            </w:r>
+            <w:r>
+              <w:rPr>
+                <w:rFonts w:ascii="Times New Roman" w:eastAsia="Times New Roman" w:hAnsi="Times New Roman" w:cs="Times New Roman"/>
+                <w:color w:val="000000"/>
+                <w:sz w:val="28"/>
+                <w:szCs w:val="28"/>
+                <w:lang w:val="en-US" w:eastAsia="ru-RU"/>
+              </w:rPr>
+              <w:t>-2025 yillari</w:t>
+            </w:r>
+          </w:p>
+        </w:tc>
+        <w:tc>
+          <w:tcPr>
+            <w:tcW w:w="1273" w:type="dxa"/>
+            <w:tcBorders>
+              <w:top w:val="single" w:sz="8" w:space="0" w:color="auto"/>
+              <w:left w:val="nil"/>
+              <w:bottom w:val="single" w:sz="8" w:space="0" w:color="auto"/>
+              <w:right w:val="single" w:sz="8" w:space="0" w:color="auto"/>
+            </w:tcBorders>
+            <w:shd w:val="clear" w:color="auto" w:fill="auto"/>
+            <w:vAlign w:val="center"/>
+            <w:hideMark/>
+          </w:tcPr>
+          <w:p>
+            <w:pPr>
+              <w:spacing w:after="0" w:line="240" w:lineRule="auto"/>
+              <w:jc w:val="center"/>
+              <w:rPr>
+                <w:rFonts w:ascii="Times New Roman" w:eastAsia="Times New Roman" w:hAnsi="Times New Roman" w:cs="Times New Roman"/>
+                <w:b/>
+                <w:color w:val="000000"/>
+                <w:sz w:val="28"/>
+                <w:szCs w:val="28"/>
+                <w:lang w:eastAsia="ru-RU"/>
+              </w:rPr>
+            </w:pPr>
+            <w:r>
+              <w:rPr>
+                <w:rFonts w:ascii="Times New Roman" w:eastAsia="Times New Roman" w:hAnsi="Times New Roman" w:cs="Times New Roman"/>
+                <w:b/>
+                <w:color w:val="000000"/>
+                <w:sz w:val="28"/>
+                <w:szCs w:val="28"/>
+                <w:lang w:val="en-US" w:eastAsia="ru-RU"/>
+              </w:rPr>
+              <w:t>JAMI</w:t>
+            </w:r>
+          </w:p>
+        </w:tc>
+      </w:tr>
+      <w:tr>
+        <w:trPr>
+          <w:trHeight w:val="737"/>
+        </w:trPr>
+        <w:tc>
+          <w:tcPr>
+            <w:tcW w:w="2694" w:type="dxa"/>
+            <w:vMerge/>
+            <w:tcBorders>
+              <w:top w:val="single" w:sz="8" w:space="0" w:color="auto"/>
+              <w:left w:val="single" w:sz="8" w:space="0" w:color="auto"/>
+              <w:bottom w:val="single" w:sz="8" w:space="0" w:color="000000"/>
+              <w:right w:val="single" w:sz="8" w:space="0" w:color="auto"/>
+            </w:tcBorders>
+            <w:vAlign w:val="center"/>
+            <w:hideMark/>
+          </w:tcPr>
+          <w:p>
+            <w:pPr>
+              <w:spacing w:after="0" w:line="240" w:lineRule="auto"/>
+              <w:rPr>
+                <w:rFonts w:ascii="Times New Roman" w:eastAsia="Times New Roman" w:hAnsi="Times New Roman" w:cs="Times New Roman"/>
+                <w:b/>
+                <w:color w:val="000000"/>
+                <w:sz w:val="28"/>
+                <w:szCs w:val="28"/>
+                <w:lang w:eastAsia="ru-RU"/>
+              </w:rPr>
+            </w:pPr>
+          </w:p>
+        </w:tc>
+        <w:tc>
+          <w:tcPr>
+            <w:tcW w:w="2693" w:type="dxa"/>
+            <w:tcBorders>
+              <w:top w:val="nil"/>
+              <w:left w:val="nil"/>
+              <w:bottom w:val="single" w:sz="8" w:space="0" w:color="auto"/>
+              <w:right w:val="single" w:sz="8" w:space="0" w:color="auto"/>
+            </w:tcBorders>
+            <w:shd w:val="clear" w:color="auto" w:fill="auto"/>
+            <w:vAlign w:val="center"/>
+            <w:hideMark/>
+          </w:tcPr>
+          <w:p>
+            <w:pPr>
+              <w:spacing w:after="0" w:line="240" w:lineRule="auto"/>
+              <w:jc w:val="center"/>
+              <w:rPr>
+                <w:rFonts w:ascii="Times New Roman" w:eastAsia="Times New Roman" w:hAnsi="Times New Roman" w:cs="Times New Roman"/>
+                <w:color w:val="000000"/>
+                <w:sz w:val="28"/>
+                <w:szCs w:val="28"/>
+                <w:lang w:eastAsia="ru-RU"/>
+              </w:rPr>
+            </w:pPr>
+            <w:r>
+              <w:rPr>
+                <w:rFonts w:ascii="Times New Roman" w:eastAsia="Times New Roman" w:hAnsi="Times New Roman" w:cs="Times New Roman"/>
+                <w:color w:val="000000"/>
+                <w:sz w:val="28"/>
+                <w:szCs w:val="28"/>
+                <w:lang w:val="en-US" w:eastAsia="ru-RU"/>
+              </w:rPr>
+              <w:t>Nazorat guruhi talabalar soni</w:t>
+            </w:r>
+          </w:p>
+        </w:tc>
+        <w:tc>
+          <w:tcPr>
+            <w:tcW w:w="2218" w:type="dxa"/>
+            <w:tcBorders>
+              <w:top w:val="nil"/>
+              <w:left w:val="nil"/>
+              <w:bottom w:val="single" w:sz="8" w:space="0" w:color="auto"/>
+              <w:right w:val="single" w:sz="8" w:space="0" w:color="auto"/>
+            </w:tcBorders>
+            <w:shd w:val="clear" w:color="auto" w:fill="auto"/>
+            <w:vAlign w:val="center"/>
+            <w:hideMark/>
+          </w:tcPr>
+          <w:p>
+            <w:pPr>
+              <w:spacing w:after="0" w:line="240" w:lineRule="auto"/>
+              <w:jc w:val="center"/>
+              <w:rPr>
+                <w:rFonts w:ascii="Times New Roman" w:eastAsia="Times New Roman" w:hAnsi="Times New Roman" w:cs="Times New Roman"/>
+                <w:color w:val="000000"/>
+                <w:sz w:val="28"/>
+                <w:szCs w:val="28"/>
+                <w:lang w:eastAsia="ru-RU"/>
+              </w:rPr>
+            </w:pPr>
+            <w:r>
+              <w:rPr>
+                <w:rFonts w:ascii="Times New Roman" w:eastAsia="Times New Roman" w:hAnsi="Times New Roman" w:cs="Times New Roman"/>
+                <w:color w:val="000000"/>
+                <w:sz w:val="28"/>
+                <w:szCs w:val="28"/>
+                <w:lang w:val="en-US" w:eastAsia="ru-RU"/>
+              </w:rPr>
+              <w:t>Tajriba guruhi talabalar soni</w:t>
+            </w:r>
+          </w:p>
+        </w:tc>
+        <w:tc>
+          <w:tcPr>
+            <w:tcW w:w="1273" w:type="dxa"/>
+            <w:tcBorders>
+              <w:top w:val="nil"/>
+              <w:left w:val="nil"/>
+              <w:bottom w:val="single" w:sz="8" w:space="0" w:color="auto"/>
+              <w:right w:val="single" w:sz="8" w:space="0" w:color="auto"/>
+            </w:tcBorders>
+            <w:shd w:val="clear" w:color="auto" w:fill="auto"/>
+            <w:vAlign w:val="center"/>
+            <w:hideMark/>
+          </w:tcPr>
+          <w:p>
+            <w:pPr>
+              <w:spacing w:after="0" w:line="240" w:lineRule="auto"/>
+              <w:jc w:val="center"/>
+              <w:rPr>
+                <w:rFonts w:ascii="Times New Roman" w:eastAsia="Times New Roman" w:hAnsi="Times New Roman" w:cs="Times New Roman"/>
+                <w:color w:val="000000"/>
+                <w:sz w:val="28"/>
+                <w:szCs w:val="28"/>
+                <w:lang w:eastAsia="ru-RU"/>
+              </w:rPr>
+            </w:pPr>
+            <w:r>
+              <w:rPr>
+                <w:rFonts w:ascii="Times New Roman" w:eastAsia="Times New Roman" w:hAnsi="Times New Roman" w:cs="Times New Roman"/>
+                <w:color w:val="000000"/>
+                <w:sz w:val="28"/>
+                <w:szCs w:val="28"/>
+                <w:lang w:val="en-US" w:eastAsia="ru-RU"/>
+              </w:rPr>
+              <w:t>Talabalar soni</w:t>
+            </w:r>
+          </w:p>
+        </w:tc>
+      </w:tr>
+      <w:tr>
+        <w:trPr>
+          <w:trHeight w:val="567"/>
+        </w:trPr>
+        <w:tc>
+          <w:tcPr>
+            <w:tcW w:w="8878" w:type="dxa"/>
+            <w:gridSpan w:val="4"/>
+            <w:tcBorders>
+              <w:top w:val="single" w:sz="8" w:space="0" w:color="auto"/>
+              <w:left w:val="single" w:sz="8" w:space="0" w:color="auto"/>
+              <w:bottom w:val="single" w:sz="8" w:space="0" w:color="auto"/>
+              <w:right w:val="single" w:sz="8" w:space="0" w:color="000000"/>
+            </w:tcBorders>
+            <w:shd w:val="clear" w:color="auto" w:fill="auto"/>
+            <w:vAlign w:val="center"/>
+            <w:hideMark/>
+          </w:tcPr>
+          <w:p>
+            <w:pPr>
+              <w:spacing w:after="0" w:line="240" w:lineRule="auto"/>
+              <w:jc w:val="center"/>
+              <w:rPr>
+                <w:rFonts w:ascii="Times New Roman" w:eastAsia="Times New Roman" w:hAnsi="Times New Roman" w:cs="Times New Roman"/>
+                <w:b/>
+                <w:color w:val="000000"/>
+                <w:sz w:val="28"/>
+                <w:szCs w:val="28"/>
+                <w:lang w:eastAsia="ru-RU"/>
+              </w:rPr>
+            </w:pPr>
+            <w:r>
+              <w:rPr>
+                <w:rFonts w:ascii="Times New Roman" w:eastAsia="Times New Roman" w:hAnsi="Times New Roman" w:cs="Times New Roman"/>
+                <w:b/>
+                <w:color w:val="000000"/>
+                <w:sz w:val="28"/>
+                <w:szCs w:val="28"/>
+                <w:lang w:val="en-US" w:eastAsia="ru-RU"/>
+              </w:rPr>
+              <w:t>O’zMU</w:t>
+            </w:r>
+          </w:p>
+        </w:tc>
+      </w:tr>
+      <w:tr>
+        <w:trPr>
+          <w:trHeight w:val="567"/>
+        </w:trPr>
+        <w:tc>
+          <w:tcPr>
+            <w:tcW w:w="2694" w:type="dxa"/>
+            <w:tcBorders>
+              <w:top w:val="nil"/>
+              <w:left w:val="single" w:sz="8" w:space="0" w:color="auto"/>
+              <w:bottom w:val="single" w:sz="8" w:space="0" w:color="auto"/>
+              <w:right w:val="single" w:sz="8" w:space="0" w:color="auto"/>
+            </w:tcBorders>
+            <w:shd w:val="clear" w:color="auto" w:fill="auto"/>
+            <w:vAlign w:val="center"/>
+            <w:hideMark/>
+          </w:tcPr>
+          <w:p>
+            <w:pPr>
+              <w:spacing w:after="0" w:line="240" w:lineRule="auto"/>
+              <w:jc w:val="center"/>
+              <w:rPr>
+                <w:rFonts w:ascii="Times New Roman" w:eastAsia="Times New Roman" w:hAnsi="Times New Roman" w:cs="Times New Roman"/>
+                <w:b/>
+                <w:color w:val="000000"/>
+                <w:sz w:val="28"/>
+                <w:szCs w:val="28"/>
+                <w:lang w:eastAsia="ru-RU"/>
+              </w:rPr>
+            </w:pPr>
+            <w:r>
+              <w:rPr>
+                <w:rFonts w:ascii="Times New Roman" w:eastAsia="Times New Roman" w:hAnsi="Times New Roman" w:cs="Times New Roman"/>
+                <w:b/>
+                <w:color w:val="000000"/>
+                <w:sz w:val="28"/>
+                <w:szCs w:val="28"/>
+                <w:lang w:val="en-US" w:eastAsia="ru-RU"/>
+              </w:rPr>
+              <w:t>2023-2024</w:t>
+            </w:r>
+          </w:p>
+        </w:tc>
+        <w:tc>
+          <w:tcPr>
+            <w:tcW w:w="2693" w:type="dxa"/>
+            <w:tcBorders>
+              <w:top w:val="nil"/>
+              <w:left w:val="nil"/>
+              <w:bottom w:val="single" w:sz="8" w:space="0" w:color="auto"/>
+              <w:right w:val="single" w:sz="8" w:space="0" w:color="auto"/>
+            </w:tcBorders>
+            <w:shd w:val="clear" w:color="auto" w:fill="auto"/>
+            <w:vAlign w:val="center"/>
+            <w:hideMark/>
+          </w:tcPr>
+          <w:p>
+            <w:pPr>
+              <w:spacing w:after="0" w:line="240" w:lineRule="auto"/>
+              <w:jc w:val="center"/>
+              <w:rPr>
+                <w:rFonts w:ascii="Times New Roman" w:eastAsia="Times New Roman" w:hAnsi="Times New Roman" w:cs="Times New Roman"/>
+                <w:color w:val="000000"/>
+                <w:sz w:val="28"/>
+                <w:szCs w:val="28"/>
+                <w:lang w:eastAsia="ru-RU"/>
+              </w:rPr>
+            </w:pPr>
+            <w:r>
+              <w:rPr>
+                <w:rFonts w:ascii="Times New Roman" w:eastAsia="Times New Roman" w:hAnsi="Times New Roman" w:cs="Times New Roman"/>
+                <w:color w:val="000000"/>
+                <w:sz w:val="28"/>
+                <w:szCs w:val="28"/>
+                <w:lang w:val="en-US" w:eastAsia="ru-RU"/>
+              </w:rPr>
+              <w:t>29</w:t>
+            </w:r>
+          </w:p>
+        </w:tc>
+        <w:tc>
+          <w:tcPr>
+            <w:tcW w:w="2218" w:type="dxa"/>
+            <w:tcBorders>
+              <w:top w:val="nil"/>
+              <w:left w:val="nil"/>
+              <w:bottom w:val="single" w:sz="8" w:space="0" w:color="auto"/>
+              <w:right w:val="single" w:sz="8" w:space="0" w:color="auto"/>
+            </w:tcBorders>
+            <w:shd w:val="clear" w:color="auto" w:fill="auto"/>
+            <w:vAlign w:val="center"/>
+            <w:hideMark/>
+          </w:tcPr>
+          <w:p>
+            <w:pPr>
+              <w:spacing w:after="0" w:line="240" w:lineRule="auto"/>
+              <w:jc w:val="center"/>
+              <w:rPr>
+                <w:rFonts w:ascii="Times New Roman" w:eastAsia="Times New Roman" w:hAnsi="Times New Roman" w:cs="Times New Roman"/>
+                <w:color w:val="000000"/>
+                <w:sz w:val="28"/>
+                <w:szCs w:val="28"/>
+                <w:lang w:eastAsia="ru-RU"/>
+              </w:rPr>
+            </w:pPr>
+            <w:r>
+              <w:rPr>
+                <w:rFonts w:ascii="Times New Roman" w:eastAsia="Times New Roman" w:hAnsi="Times New Roman" w:cs="Times New Roman"/>
+                <w:color w:val="000000"/>
+                <w:sz w:val="28"/>
+                <w:szCs w:val="28"/>
+                <w:lang w:val="en-US" w:eastAsia="ru-RU"/>
+              </w:rPr>
+              <w:t>31</w:t>
+            </w:r>
+          </w:p>
+        </w:tc>
+        <w:tc>
+          <w:tcPr>
+            <w:tcW w:w="1273" w:type="dxa"/>
+            <w:tcBorders>
+              <w:top w:val="nil"/>
+              <w:left w:val="nil"/>
+              <w:bottom w:val="single" w:sz="8" w:space="0" w:color="auto"/>
+              <w:right w:val="single" w:sz="8" w:space="0" w:color="auto"/>
+            </w:tcBorders>
+            <w:shd w:val="clear" w:color="auto" w:fill="auto"/>
+            <w:vAlign w:val="center"/>
+            <w:hideMark/>
+          </w:tcPr>
+          <w:p>
+            <w:pPr>
+              <w:spacing w:after="0" w:line="240" w:lineRule="auto"/>
+              <w:jc w:val="center"/>
+              <w:rPr>
+                <w:rFonts w:ascii="Times New Roman" w:eastAsia="Times New Roman" w:hAnsi="Times New Roman" w:cs="Times New Roman"/>
+                <w:color w:val="000000"/>
+                <w:sz w:val="28"/>
+                <w:szCs w:val="28"/>
+                <w:lang w:eastAsia="ru-RU"/>
+              </w:rPr>
+            </w:pPr>
+            <w:r>
+              <w:rPr>
+                <w:rFonts w:ascii="Times New Roman" w:eastAsia="Times New Roman" w:hAnsi="Times New Roman" w:cs="Times New Roman"/>
+                <w:color w:val="000000"/>
+                <w:sz w:val="28"/>
+                <w:szCs w:val="28"/>
+                <w:lang w:val="en-US" w:eastAsia="ru-RU"/>
+              </w:rPr>
+              <w:t>60</w:t>
+            </w:r>
+          </w:p>
+        </w:tc>
+      </w:tr>
+      <w:tr>
+        <w:trPr>
+          <w:trHeight w:val="567"/>
+        </w:trPr>
+        <w:tc>
+          <w:tcPr>
+            <w:tcW w:w="2694" w:type="dxa"/>
+            <w:tcBorders>
+              <w:top w:val="nil"/>
+              <w:left w:val="single" w:sz="8" w:space="0" w:color="auto"/>
+              <w:bottom w:val="single" w:sz="8" w:space="0" w:color="auto"/>
+              <w:right w:val="single" w:sz="8" w:space="0" w:color="auto"/>
+            </w:tcBorders>
+            <w:shd w:val="clear" w:color="auto" w:fill="auto"/>
+            <w:vAlign w:val="center"/>
+            <w:hideMark/>
+          </w:tcPr>
+          <w:p>
+            <w:pPr>
+              <w:spacing w:after="0" w:line="240" w:lineRule="auto"/>
+              <w:jc w:val="center"/>
+              <w:rPr>
+                <w:rFonts w:ascii="Times New Roman" w:eastAsia="Times New Roman" w:hAnsi="Times New Roman" w:cs="Times New Roman"/>
+                <w:b/>
+                <w:color w:val="000000"/>
+                <w:sz w:val="28"/>
+                <w:szCs w:val="28"/>
+                <w:lang w:eastAsia="ru-RU"/>
+              </w:rPr>
+            </w:pPr>
+            <w:r>
+              <w:rPr>
+                <w:rFonts w:ascii="Times New Roman" w:eastAsia="Times New Roman" w:hAnsi="Times New Roman" w:cs="Times New Roman"/>
+                <w:b/>
+                <w:color w:val="000000"/>
+                <w:sz w:val="28"/>
+                <w:szCs w:val="28"/>
+                <w:lang w:val="en-US" w:eastAsia="ru-RU"/>
+              </w:rPr>
+              <w:t>2024-2025</w:t>
+            </w:r>
+          </w:p>
+        </w:tc>
+        <w:tc>
+          <w:tcPr>
+            <w:tcW w:w="2693" w:type="dxa"/>
+            <w:tcBorders>
+              <w:top w:val="nil"/>
+              <w:left w:val="nil"/>
+              <w:bottom w:val="single" w:sz="8" w:space="0" w:color="auto"/>
+              <w:right w:val="single" w:sz="8" w:space="0" w:color="auto"/>
+            </w:tcBorders>
+            <w:shd w:val="clear" w:color="auto" w:fill="auto"/>
+            <w:vAlign w:val="center"/>
+            <w:hideMark/>
+          </w:tcPr>
+          <w:p>
+            <w:pPr>
+              <w:spacing w:after="0" w:line="240" w:lineRule="auto"/>
+              <w:jc w:val="center"/>
+              <w:rPr>
+                <w:rFonts w:ascii="Times New Roman" w:eastAsia="Times New Roman" w:hAnsi="Times New Roman" w:cs="Times New Roman"/>
+                <w:color w:val="000000"/>
+                <w:sz w:val="28"/>
+                <w:szCs w:val="28"/>
+                <w:lang w:eastAsia="ru-RU"/>
+              </w:rPr>
+            </w:pPr>
+            <w:r>
+              <w:rPr>
+                <w:rFonts w:ascii="Times New Roman" w:eastAsia="Times New Roman" w:hAnsi="Times New Roman" w:cs="Times New Roman"/>
+                <w:color w:val="000000"/>
+                <w:sz w:val="28"/>
+                <w:szCs w:val="28"/>
+                <w:lang w:val="en-US" w:eastAsia="ru-RU"/>
+              </w:rPr>
+              <w:t>32</w:t>
+            </w:r>
+          </w:p>
+        </w:tc>
+        <w:tc>
+          <w:tcPr>
+            <w:tcW w:w="2218" w:type="dxa"/>
+            <w:tcBorders>
+              <w:top w:val="nil"/>
+              <w:left w:val="nil"/>
+              <w:bottom w:val="single" w:sz="8" w:space="0" w:color="auto"/>
+              <w:right w:val="single" w:sz="8" w:space="0" w:color="auto"/>
+            </w:tcBorders>
+            <w:shd w:val="clear" w:color="auto" w:fill="auto"/>
+            <w:vAlign w:val="center"/>
+            <w:hideMark/>
+          </w:tcPr>
+          <w:p>
+            <w:pPr>
+              <w:spacing w:after="0" w:line="240" w:lineRule="auto"/>
+              <w:jc w:val="center"/>
+              <w:rPr>
+                <w:rFonts w:ascii="Times New Roman" w:eastAsia="Times New Roman" w:hAnsi="Times New Roman" w:cs="Times New Roman"/>
+                <w:color w:val="000000"/>
+                <w:sz w:val="28"/>
+                <w:szCs w:val="28"/>
+                <w:lang w:eastAsia="ru-RU"/>
+              </w:rPr>
+            </w:pPr>
+            <w:r>
+              <w:rPr>
+                <w:rFonts w:ascii="Times New Roman" w:eastAsia="Times New Roman" w:hAnsi="Times New Roman" w:cs="Times New Roman"/>
+                <w:color w:val="000000"/>
+                <w:sz w:val="28"/>
+                <w:szCs w:val="28"/>
+                <w:lang w:val="en-US" w:eastAsia="ru-RU"/>
+              </w:rPr>
+              <w:t>34</w:t>
+            </w:r>
+          </w:p>
+        </w:tc>
+        <w:tc>
+          <w:tcPr>
+            <w:tcW w:w="1273" w:type="dxa"/>
+            <w:tcBorders>
+              <w:top w:val="nil"/>
+              <w:left w:val="nil"/>
+              <w:bottom w:val="single" w:sz="8" w:space="0" w:color="auto"/>
+              <w:right w:val="single" w:sz="8" w:space="0" w:color="auto"/>
+            </w:tcBorders>
+            <w:shd w:val="clear" w:color="auto" w:fill="auto"/>
+            <w:vAlign w:val="center"/>
+            <w:hideMark/>
+          </w:tcPr>
+          <w:p>
+            <w:pPr>
+              <w:spacing w:after="0" w:line="240" w:lineRule="auto"/>
+              <w:jc w:val="center"/>
+              <w:rPr>
+                <w:rFonts w:ascii="Times New Roman" w:eastAsia="Times New Roman" w:hAnsi="Times New Roman" w:cs="Times New Roman"/>
+                <w:color w:val="000000"/>
+                <w:sz w:val="28"/>
+                <w:szCs w:val="28"/>
+                <w:lang w:eastAsia="ru-RU"/>
+              </w:rPr>
+            </w:pPr>
+            <w:r>
+              <w:rPr>
+                <w:rFonts w:ascii="Times New Roman" w:eastAsia="Times New Roman" w:hAnsi="Times New Roman" w:cs="Times New Roman"/>
+                <w:color w:val="000000"/>
+                <w:sz w:val="28"/>
+                <w:szCs w:val="28"/>
+                <w:lang w:val="en-US" w:eastAsia="ru-RU"/>
+              </w:rPr>
+              <w:t>66</w:t>
+            </w:r>
+          </w:p>
+        </w:tc>
+      </w:tr>
+      <w:tr>
+        <w:trPr>
+          <w:trHeight w:val="567"/>
+        </w:trPr>
+        <w:tc>
+          <w:tcPr>
+            <w:tcW w:w="8878" w:type="dxa"/>
+            <w:gridSpan w:val="4"/>
+            <w:tcBorders>
+              <w:top w:val="single" w:sz="8" w:space="0" w:color="auto"/>
+              <w:left w:val="single" w:sz="8" w:space="0" w:color="auto"/>
+              <w:bottom w:val="single" w:sz="8" w:space="0" w:color="auto"/>
+              <w:right w:val="single" w:sz="8" w:space="0" w:color="000000"/>
+            </w:tcBorders>
+            <w:shd w:val="clear" w:color="auto" w:fill="auto"/>
+            <w:vAlign w:val="center"/>
+            <w:hideMark/>
+          </w:tcPr>
+          <w:p>
+            <w:pPr>
+              <w:spacing w:after="0" w:line="240" w:lineRule="auto"/>
+              <w:jc w:val="center"/>
+              <w:rPr>
+                <w:rFonts w:ascii="Times New Roman" w:eastAsia="Times New Roman" w:hAnsi="Times New Roman" w:cs="Times New Roman"/>
+                <w:b/>
+                <w:color w:val="000000"/>
+                <w:sz w:val="28"/>
+                <w:szCs w:val="28"/>
+                <w:lang w:eastAsia="ru-RU"/>
+              </w:rPr>
+            </w:pPr>
+            <w:r>
+              <w:rPr>
+                <w:rFonts w:ascii="Times New Roman" w:eastAsia="Times New Roman" w:hAnsi="Times New Roman" w:cs="Times New Roman"/>
+                <w:b/>
+                <w:color w:val="000000"/>
+                <w:sz w:val="28"/>
+                <w:szCs w:val="28"/>
+                <w:lang w:val="en-US" w:eastAsia="ru-RU"/>
+              </w:rPr>
+              <w:t>TAFU</w:t>
+            </w:r>
+          </w:p>
+        </w:tc>
+      </w:tr>
+      <w:tr>
+        <w:trPr>
+          <w:trHeight w:val="567"/>
+        </w:trPr>
+        <w:tc>
+          <w:tcPr>
+            <w:tcW w:w="2694" w:type="dxa"/>
+            <w:tcBorders>
+              <w:top w:val="nil"/>
+              <w:left w:val="single" w:sz="8" w:space="0" w:color="auto"/>
+              <w:bottom w:val="single" w:sz="8" w:space="0" w:color="auto"/>
+              <w:right w:val="single" w:sz="8" w:space="0" w:color="auto"/>
+            </w:tcBorders>
+            <w:shd w:val="clear" w:color="auto" w:fill="auto"/>
+            <w:vAlign w:val="center"/>
+            <w:hideMark/>
+          </w:tcPr>
+          <w:p>
+            <w:pPr>
+              <w:spacing w:after="0" w:line="240" w:lineRule="auto"/>
+              <w:jc w:val="center"/>
+              <w:rPr>
+                <w:rFonts w:ascii="Times New Roman" w:eastAsia="Times New Roman" w:hAnsi="Times New Roman" w:cs="Times New Roman"/>
+                <w:b/>
+                <w:color w:val="000000"/>
+                <w:sz w:val="28"/>
+                <w:szCs w:val="28"/>
+                <w:lang w:eastAsia="ru-RU"/>
+              </w:rPr>
+            </w:pPr>
+            <w:r>
+              <w:rPr>
+                <w:rFonts w:ascii="Times New Roman" w:eastAsia="Times New Roman" w:hAnsi="Times New Roman" w:cs="Times New Roman"/>
+                <w:b/>
+                <w:color w:val="000000"/>
+                <w:sz w:val="28"/>
+                <w:szCs w:val="28"/>
+                <w:lang w:val="en-US" w:eastAsia="ru-RU"/>
+              </w:rPr>
+              <w:t>2023-2024</w:t>
+            </w:r>
+          </w:p>
+        </w:tc>
+        <w:tc>
+          <w:tcPr>
+            <w:tcW w:w="2693" w:type="dxa"/>
+            <w:tcBorders>
+              <w:top w:val="nil"/>
+              <w:left w:val="nil"/>
+              <w:bottom w:val="single" w:sz="8" w:space="0" w:color="auto"/>
+              <w:right w:val="single" w:sz="8" w:space="0" w:color="auto"/>
+            </w:tcBorders>
+            <w:shd w:val="clear" w:color="auto" w:fill="auto"/>
+            <w:vAlign w:val="center"/>
+            <w:hideMark/>
+          </w:tcPr>
+          <w:p>
+            <w:pPr>
+              <w:spacing w:after="0" w:line="240" w:lineRule="auto"/>
+              <w:jc w:val="center"/>
+              <w:rPr>
+                <w:rFonts w:ascii="Times New Roman" w:eastAsia="Times New Roman" w:hAnsi="Times New Roman" w:cs="Times New Roman"/>
+                <w:color w:val="000000"/>
+                <w:sz w:val="28"/>
+                <w:szCs w:val="28"/>
+                <w:lang w:eastAsia="ru-RU"/>
+              </w:rPr>
+            </w:pPr>
+            <w:r>
+              <w:rPr>
+                <w:rFonts w:ascii="Times New Roman" w:eastAsia="Times New Roman" w:hAnsi="Times New Roman" w:cs="Times New Roman"/>
+                <w:color w:val="000000"/>
+                <w:sz w:val="28"/>
+                <w:szCs w:val="28"/>
+                <w:lang w:val="en-US" w:eastAsia="ru-RU"/>
+              </w:rPr>
+              <w:t>32</w:t>
+            </w:r>
+          </w:p>
+        </w:tc>
+        <w:tc>
+          <w:tcPr>
+            <w:tcW w:w="2218" w:type="dxa"/>
+            <w:tcBorders>
+              <w:top w:val="nil"/>
+              <w:left w:val="nil"/>
+              <w:bottom w:val="single" w:sz="8" w:space="0" w:color="auto"/>
+              <w:right w:val="single" w:sz="8" w:space="0" w:color="auto"/>
+            </w:tcBorders>
+            <w:shd w:val="clear" w:color="auto" w:fill="auto"/>
+            <w:vAlign w:val="center"/>
+            <w:hideMark/>
+          </w:tcPr>
+          <w:p>
+            <w:pPr>
+              <w:spacing w:after="0" w:line="240" w:lineRule="auto"/>
+              <w:jc w:val="center"/>
+              <w:rPr>
+                <w:rFonts w:ascii="Times New Roman" w:eastAsia="Times New Roman" w:hAnsi="Times New Roman" w:cs="Times New Roman"/>
+                <w:color w:val="000000"/>
+                <w:sz w:val="28"/>
+                <w:szCs w:val="28"/>
+                <w:lang w:eastAsia="ru-RU"/>
+              </w:rPr>
+            </w:pPr>
+            <w:r>
+              <w:rPr>
+                <w:rFonts w:ascii="Times New Roman" w:eastAsia="Times New Roman" w:hAnsi="Times New Roman" w:cs="Times New Roman"/>
+                <w:color w:val="000000"/>
+                <w:sz w:val="28"/>
+                <w:szCs w:val="28"/>
+                <w:lang w:val="en-US" w:eastAsia="ru-RU"/>
+              </w:rPr>
+              <w:t>29</w:t>
+            </w:r>
+          </w:p>
+        </w:tc>
+        <w:tc>
+          <w:tcPr>
+            <w:tcW w:w="1273" w:type="dxa"/>
+            <w:tcBorders>
+              <w:top w:val="nil"/>
+              <w:left w:val="nil"/>
+              <w:bottom w:val="single" w:sz="8" w:space="0" w:color="auto"/>
+              <w:right w:val="single" w:sz="8" w:space="0" w:color="auto"/>
+            </w:tcBorders>
+            <w:shd w:val="clear" w:color="auto" w:fill="auto"/>
+            <w:vAlign w:val="center"/>
+            <w:hideMark/>
+          </w:tcPr>
+          <w:p>
+            <w:pPr>
+              <w:spacing w:after="0" w:line="240" w:lineRule="auto"/>
+              <w:jc w:val="center"/>
+              <w:rPr>
+                <w:rFonts w:ascii="Times New Roman" w:eastAsia="Times New Roman" w:hAnsi="Times New Roman" w:cs="Times New Roman"/>
+                <w:color w:val="000000"/>
+                <w:sz w:val="28"/>
+                <w:szCs w:val="28"/>
+                <w:lang w:eastAsia="ru-RU"/>
+              </w:rPr>
+            </w:pPr>
+            <w:r>
+              <w:rPr>
+                <w:rFonts w:ascii="Times New Roman" w:eastAsia="Times New Roman" w:hAnsi="Times New Roman" w:cs="Times New Roman"/>
+                <w:color w:val="000000"/>
+                <w:sz w:val="28"/>
+                <w:szCs w:val="28"/>
+                <w:lang w:val="en-US" w:eastAsia="ru-RU"/>
+              </w:rPr>
+              <w:t>61</w:t>
+            </w:r>
+          </w:p>
+        </w:tc>
+      </w:tr>
+      <w:tr>
+        <w:trPr>
+          <w:trHeight w:val="567"/>
+        </w:trPr>
+        <w:tc>
+          <w:tcPr>
+            <w:tcW w:w="2694" w:type="dxa"/>
+            <w:tcBorders>
+              <w:top w:val="nil"/>
+              <w:left w:val="single" w:sz="8" w:space="0" w:color="auto"/>
+              <w:bottom w:val="single" w:sz="8" w:space="0" w:color="auto"/>
+              <w:right w:val="single" w:sz="8" w:space="0" w:color="auto"/>
+            </w:tcBorders>
+            <w:shd w:val="clear" w:color="auto" w:fill="auto"/>
+            <w:vAlign w:val="center"/>
+            <w:hideMark/>
+          </w:tcPr>
+          <w:p>
+            <w:pPr>
+              <w:spacing w:after="0" w:line="240" w:lineRule="auto"/>
+              <w:jc w:val="center"/>
+              <w:rPr>
+                <w:rFonts w:ascii="Times New Roman" w:eastAsia="Times New Roman" w:hAnsi="Times New Roman" w:cs="Times New Roman"/>
+                <w:b/>
+                <w:color w:val="000000"/>
+                <w:sz w:val="28"/>
+                <w:szCs w:val="28"/>
+                <w:lang w:eastAsia="ru-RU"/>
+              </w:rPr>
+            </w:pPr>
+            <w:r>
+              <w:rPr>
+                <w:rFonts w:ascii="Times New Roman" w:eastAsia="Times New Roman" w:hAnsi="Times New Roman" w:cs="Times New Roman"/>
+                <w:b/>
+                <w:color w:val="000000"/>
+                <w:sz w:val="28"/>
+                <w:szCs w:val="28"/>
+                <w:lang w:val="en-US" w:eastAsia="ru-RU"/>
+              </w:rPr>
+              <w:t>2024-2025</w:t>
+            </w:r>
+          </w:p>
+        </w:tc>
+        <w:tc>
+          <w:tcPr>
+            <w:tcW w:w="2693" w:type="dxa"/>
+            <w:tcBorders>
+              <w:top w:val="nil"/>
+              <w:left w:val="nil"/>
+              <w:bottom w:val="single" w:sz="8" w:space="0" w:color="auto"/>
+              <w:right w:val="single" w:sz="8" w:space="0" w:color="auto"/>
+            </w:tcBorders>
+            <w:shd w:val="clear" w:color="auto" w:fill="auto"/>
+            <w:vAlign w:val="center"/>
+            <w:hideMark/>
+          </w:tcPr>
+          <w:p>
+            <w:pPr>
+              <w:spacing w:after="0" w:line="240" w:lineRule="auto"/>
+              <w:jc w:val="center"/>
+              <w:rPr>
+                <w:rFonts w:ascii="Times New Roman" w:eastAsia="Times New Roman" w:hAnsi="Times New Roman" w:cs="Times New Roman"/>
+                <w:color w:val="000000"/>
+                <w:sz w:val="28"/>
+                <w:szCs w:val="28"/>
+                <w:lang w:eastAsia="ru-RU"/>
+              </w:rPr>
+            </w:pPr>
+            <w:r>
+              <w:rPr>
+                <w:rFonts w:ascii="Times New Roman" w:eastAsia="Times New Roman" w:hAnsi="Times New Roman" w:cs="Times New Roman"/>
+                <w:color w:val="000000"/>
+                <w:sz w:val="28"/>
+                <w:szCs w:val="28"/>
+                <w:lang w:val="en-US" w:eastAsia="ru-RU"/>
+              </w:rPr>
+              <w:t>33</w:t>
+            </w:r>
+          </w:p>
+        </w:tc>
+        <w:tc>
+          <w:tcPr>
+            <w:tcW w:w="2218" w:type="dxa"/>
+            <w:tcBorders>
+              <w:top w:val="nil"/>
+              <w:left w:val="nil"/>
+              <w:bottom w:val="single" w:sz="8" w:space="0" w:color="auto"/>
+              <w:right w:val="single" w:sz="8" w:space="0" w:color="auto"/>
+            </w:tcBorders>
+            <w:shd w:val="clear" w:color="auto" w:fill="auto"/>
+            <w:vAlign w:val="center"/>
+            <w:hideMark/>
+          </w:tcPr>
+          <w:p>
+            <w:pPr>
+              <w:spacing w:after="0" w:line="240" w:lineRule="auto"/>
+              <w:jc w:val="center"/>
+              <w:rPr>
+                <w:rFonts w:ascii="Times New Roman" w:eastAsia="Times New Roman" w:hAnsi="Times New Roman" w:cs="Times New Roman"/>
+                <w:color w:val="000000"/>
+                <w:sz w:val="28"/>
+                <w:szCs w:val="28"/>
+                <w:lang w:eastAsia="ru-RU"/>
+              </w:rPr>
+            </w:pPr>
+            <w:r>
+              <w:rPr>
+                <w:rFonts w:ascii="Times New Roman" w:eastAsia="Times New Roman" w:hAnsi="Times New Roman" w:cs="Times New Roman"/>
+                <w:color w:val="000000"/>
+                <w:sz w:val="28"/>
+                <w:szCs w:val="28"/>
+                <w:lang w:val="en-US" w:eastAsia="ru-RU"/>
+              </w:rPr>
+              <w:t>36</w:t>
+            </w:r>
+          </w:p>
+        </w:tc>
+        <w:tc>
+          <w:tcPr>
+            <w:tcW w:w="1273" w:type="dxa"/>
+            <w:tcBorders>
+              <w:top w:val="nil"/>
+              <w:left w:val="nil"/>
+              <w:bottom w:val="single" w:sz="8" w:space="0" w:color="auto"/>
+              <w:right w:val="single" w:sz="8" w:space="0" w:color="auto"/>
+            </w:tcBorders>
+            <w:shd w:val="clear" w:color="auto" w:fill="auto"/>
+            <w:vAlign w:val="center"/>
+            <w:hideMark/>
+          </w:tcPr>
+          <w:p>
+            <w:pPr>
+              <w:spacing w:after="0" w:line="240" w:lineRule="auto"/>
+              <w:jc w:val="center"/>
+              <w:rPr>
+                <w:rFonts w:ascii="Times New Roman" w:eastAsia="Times New Roman" w:hAnsi="Times New Roman" w:cs="Times New Roman"/>
+                <w:color w:val="000000"/>
+                <w:sz w:val="28"/>
+                <w:szCs w:val="28"/>
+                <w:lang w:eastAsia="ru-RU"/>
+              </w:rPr>
+            </w:pPr>
+            <w:r>
+              <w:rPr>
+                <w:rFonts w:ascii="Times New Roman" w:eastAsia="Times New Roman" w:hAnsi="Times New Roman" w:cs="Times New Roman"/>
+                <w:color w:val="000000"/>
+                <w:sz w:val="28"/>
+                <w:szCs w:val="28"/>
+                <w:lang w:val="en-US" w:eastAsia="ru-RU"/>
+              </w:rPr>
+              <w:t>69</w:t>
+            </w:r>
+          </w:p>
+        </w:tc>
+      </w:tr>
+      <w:tr>
+        <w:trPr>
+          <w:trHeight w:val="567"/>
+        </w:trPr>
+        <w:tc>
+          <w:tcPr>
+            <w:tcW w:w="8878" w:type="dxa"/>
+            <w:gridSpan w:val="4"/>
+            <w:tcBorders>
+              <w:top w:val="single" w:sz="8" w:space="0" w:color="auto"/>
+              <w:left w:val="single" w:sz="8" w:space="0" w:color="auto"/>
+              <w:bottom w:val="single" w:sz="8" w:space="0" w:color="auto"/>
+              <w:right w:val="single" w:sz="8" w:space="0" w:color="000000"/>
+            </w:tcBorders>
+            <w:shd w:val="clear" w:color="auto" w:fill="auto"/>
+            <w:vAlign w:val="center"/>
+            <w:hideMark/>
+          </w:tcPr>
+          <w:p>
+            <w:pPr>
+              <w:spacing w:after="0" w:line="240" w:lineRule="auto"/>
+              <w:jc w:val="center"/>
+              <w:rPr>
+                <w:rFonts w:ascii="Times New Roman" w:eastAsia="Times New Roman" w:hAnsi="Times New Roman" w:cs="Times New Roman"/>
+                <w:b/>
+                <w:color w:val="000000"/>
+                <w:sz w:val="28"/>
+                <w:szCs w:val="28"/>
+                <w:lang w:eastAsia="ru-RU"/>
+              </w:rPr>
+            </w:pPr>
+            <w:r>
+              <w:rPr>
+                <w:rFonts w:ascii="Times New Roman" w:eastAsia="Times New Roman" w:hAnsi="Times New Roman" w:cs="Times New Roman"/>
+                <w:b/>
+                <w:color w:val="000000"/>
+                <w:sz w:val="28"/>
+                <w:szCs w:val="28"/>
+                <w:lang w:val="en-US" w:eastAsia="ru-RU"/>
+              </w:rPr>
+              <w:t>NamDPU</w:t>
+            </w:r>
+          </w:p>
+        </w:tc>
+      </w:tr>
+      <w:tr>
+        <w:trPr>
+          <w:trHeight w:val="567"/>
+        </w:trPr>
+        <w:tc>
+          <w:tcPr>
+            <w:tcW w:w="2694" w:type="dxa"/>
+            <w:tcBorders>
+              <w:top w:val="nil"/>
+              <w:left w:val="single" w:sz="8" w:space="0" w:color="auto"/>
+              <w:bottom w:val="single" w:sz="8" w:space="0" w:color="auto"/>
+              <w:right w:val="single" w:sz="8" w:space="0" w:color="auto"/>
+            </w:tcBorders>
+            <w:shd w:val="clear" w:color="auto" w:fill="auto"/>
+            <w:vAlign w:val="center"/>
+            <w:hideMark/>
+          </w:tcPr>
+          <w:p>
+            <w:pPr>
+              <w:spacing w:after="0" w:line="240" w:lineRule="auto"/>
+              <w:jc w:val="center"/>
+              <w:rPr>
+                <w:rFonts w:ascii="Times New Roman" w:eastAsia="Times New Roman" w:hAnsi="Times New Roman" w:cs="Times New Roman"/>
+                <w:b/>
+                <w:color w:val="000000"/>
+                <w:sz w:val="28"/>
+                <w:szCs w:val="28"/>
+                <w:lang w:eastAsia="ru-RU"/>
+              </w:rPr>
+            </w:pPr>
+            <w:r>
+              <w:rPr>
+                <w:rFonts w:ascii="Times New Roman" w:eastAsia="Times New Roman" w:hAnsi="Times New Roman" w:cs="Times New Roman"/>
+                <w:b/>
+                <w:color w:val="000000"/>
+                <w:sz w:val="28"/>
+                <w:szCs w:val="28"/>
+                <w:lang w:val="en-US" w:eastAsia="ru-RU"/>
+              </w:rPr>
+              <w:t>2023-2024</w:t>
+            </w:r>
+          </w:p>
+        </w:tc>
+        <w:tc>
+          <w:tcPr>
+            <w:tcW w:w="2693" w:type="dxa"/>
+            <w:tcBorders>
+              <w:top w:val="nil"/>
+              <w:left w:val="nil"/>
+              <w:bottom w:val="single" w:sz="8" w:space="0" w:color="auto"/>
+              <w:right w:val="single" w:sz="8" w:space="0" w:color="auto"/>
+            </w:tcBorders>
+            <w:shd w:val="clear" w:color="auto" w:fill="auto"/>
+            <w:vAlign w:val="center"/>
+            <w:hideMark/>
+          </w:tcPr>
+          <w:p>
+            <w:pPr>
+              <w:spacing w:after="0" w:line="240" w:lineRule="auto"/>
+              <w:jc w:val="center"/>
+              <w:rPr>
+                <w:rFonts w:ascii="Times New Roman" w:eastAsia="Times New Roman" w:hAnsi="Times New Roman" w:cs="Times New Roman"/>
+                <w:color w:val="000000"/>
+                <w:sz w:val="28"/>
+                <w:szCs w:val="28"/>
+                <w:lang w:eastAsia="ru-RU"/>
+              </w:rPr>
+            </w:pPr>
+            <w:r>
+              <w:rPr>
+                <w:rFonts w:ascii="Times New Roman" w:eastAsia="Times New Roman" w:hAnsi="Times New Roman" w:cs="Times New Roman"/>
+                <w:color w:val="000000"/>
+                <w:sz w:val="28"/>
+                <w:szCs w:val="28"/>
+                <w:lang w:val="en-US" w:eastAsia="ru-RU"/>
+              </w:rPr>
+              <w:t>30</w:t>
+            </w:r>
+          </w:p>
+        </w:tc>
+        <w:tc>
+          <w:tcPr>
+            <w:tcW w:w="2218" w:type="dxa"/>
+            <w:tcBorders>
+              <w:top w:val="nil"/>
+              <w:left w:val="nil"/>
+              <w:bottom w:val="single" w:sz="8" w:space="0" w:color="auto"/>
+              <w:right w:val="single" w:sz="8" w:space="0" w:color="auto"/>
+            </w:tcBorders>
+            <w:shd w:val="clear" w:color="auto" w:fill="auto"/>
+            <w:vAlign w:val="center"/>
+            <w:hideMark/>
+          </w:tcPr>
+          <w:p>
+            <w:pPr>
+              <w:spacing w:after="0" w:line="240" w:lineRule="auto"/>
+              <w:jc w:val="center"/>
+              <w:rPr>
+                <w:rFonts w:ascii="Times New Roman" w:eastAsia="Times New Roman" w:hAnsi="Times New Roman" w:cs="Times New Roman"/>
+                <w:color w:val="000000"/>
+                <w:sz w:val="28"/>
+                <w:szCs w:val="28"/>
+                <w:lang w:eastAsia="ru-RU"/>
+              </w:rPr>
+            </w:pPr>
+            <w:r>
+              <w:rPr>
+                <w:rFonts w:ascii="Times New Roman" w:eastAsia="Times New Roman" w:hAnsi="Times New Roman" w:cs="Times New Roman"/>
+                <w:color w:val="000000"/>
+                <w:sz w:val="28"/>
+                <w:szCs w:val="28"/>
+                <w:lang w:val="en-US" w:eastAsia="ru-RU"/>
+              </w:rPr>
+              <w:t>32</w:t>
+            </w:r>
+          </w:p>
+        </w:tc>
+        <w:tc>
+          <w:tcPr>
+            <w:tcW w:w="1273" w:type="dxa"/>
+            <w:tcBorders>
+              <w:top w:val="nil"/>
+              <w:left w:val="nil"/>
+              <w:bottom w:val="single" w:sz="8" w:space="0" w:color="auto"/>
+              <w:right w:val="single" w:sz="8" w:space="0" w:color="auto"/>
+            </w:tcBorders>
+            <w:shd w:val="clear" w:color="auto" w:fill="auto"/>
+            <w:vAlign w:val="center"/>
+            <w:hideMark/>
+          </w:tcPr>
+          <w:p>
+            <w:pPr>
+              <w:spacing w:after="0" w:line="240" w:lineRule="auto"/>
+              <w:jc w:val="center"/>
+              <w:rPr>
+                <w:rFonts w:ascii="Times New Roman" w:eastAsia="Times New Roman" w:hAnsi="Times New Roman" w:cs="Times New Roman"/>
+                <w:color w:val="000000"/>
+                <w:sz w:val="28"/>
+                <w:szCs w:val="28"/>
+                <w:lang w:eastAsia="ru-RU"/>
+              </w:rPr>
+            </w:pPr>
+            <w:r>
+              <w:rPr>
+                <w:rFonts w:ascii="Times New Roman" w:eastAsia="Times New Roman" w:hAnsi="Times New Roman" w:cs="Times New Roman"/>
+                <w:color w:val="000000"/>
+                <w:sz w:val="28"/>
+                <w:szCs w:val="28"/>
+                <w:lang w:val="en-US" w:eastAsia="ru-RU"/>
+              </w:rPr>
+              <w:t>62</w:t>
+            </w:r>
+          </w:p>
+        </w:tc>
+      </w:tr>
+      <w:tr>
+        <w:trPr>
+          <w:trHeight w:val="567"/>
+        </w:trPr>
+        <w:tc>
+          <w:tcPr>
+            <w:tcW w:w="2694" w:type="dxa"/>
+            <w:tcBorders>
+              <w:top w:val="nil"/>
+              <w:left w:val="single" w:sz="8" w:space="0" w:color="auto"/>
+              <w:bottom w:val="single" w:sz="8" w:space="0" w:color="auto"/>
+              <w:right w:val="single" w:sz="8" w:space="0" w:color="auto"/>
+            </w:tcBorders>
+            <w:shd w:val="clear" w:color="auto" w:fill="auto"/>
+            <w:vAlign w:val="center"/>
+            <w:hideMark/>
+          </w:tcPr>
+          <w:p>
+            <w:pPr>
+              <w:spacing w:after="0" w:line="240" w:lineRule="auto"/>
+              <w:jc w:val="center"/>
+              <w:rPr>
+                <w:rFonts w:ascii="Times New Roman" w:eastAsia="Times New Roman" w:hAnsi="Times New Roman" w:cs="Times New Roman"/>
+                <w:b/>
+                <w:color w:val="000000"/>
+                <w:sz w:val="28"/>
+                <w:szCs w:val="28"/>
+                <w:lang w:eastAsia="ru-RU"/>
+              </w:rPr>
+            </w:pPr>
+            <w:r>
+              <w:rPr>
+                <w:rFonts w:ascii="Times New Roman" w:eastAsia="Times New Roman" w:hAnsi="Times New Roman" w:cs="Times New Roman"/>
+                <w:b/>
+                <w:color w:val="000000"/>
+                <w:sz w:val="28"/>
+                <w:szCs w:val="28"/>
+                <w:lang w:val="en-US" w:eastAsia="ru-RU"/>
+              </w:rPr>
+              <w:t>2024-2025</w:t>
+            </w:r>
+          </w:p>
+        </w:tc>
+        <w:tc>
+          <w:tcPr>
+            <w:tcW w:w="2693" w:type="dxa"/>
+            <w:tcBorders>
+              <w:top w:val="nil"/>
+              <w:left w:val="nil"/>
+              <w:bottom w:val="single" w:sz="8" w:space="0" w:color="auto"/>
+              <w:right w:val="single" w:sz="8" w:space="0" w:color="auto"/>
+            </w:tcBorders>
+            <w:shd w:val="clear" w:color="auto" w:fill="auto"/>
+            <w:vAlign w:val="center"/>
+            <w:hideMark/>
+          </w:tcPr>
+          <w:p>
+            <w:pPr>
+              <w:spacing w:after="0" w:line="240" w:lineRule="auto"/>
+              <w:jc w:val="center"/>
+              <w:rPr>
+                <w:rFonts w:ascii="Times New Roman" w:eastAsia="Times New Roman" w:hAnsi="Times New Roman" w:cs="Times New Roman"/>
+                <w:color w:val="000000"/>
+                <w:sz w:val="28"/>
+                <w:szCs w:val="28"/>
+                <w:lang w:eastAsia="ru-RU"/>
+              </w:rPr>
+            </w:pPr>
+            <w:r>
+              <w:rPr>
+                <w:rFonts w:ascii="Times New Roman" w:eastAsia="Times New Roman" w:hAnsi="Times New Roman" w:cs="Times New Roman"/>
+                <w:color w:val="000000"/>
+                <w:sz w:val="28"/>
+                <w:szCs w:val="28"/>
+                <w:lang w:val="en-US" w:eastAsia="ru-RU"/>
+              </w:rPr>
+              <w:t>29</w:t>
+            </w:r>
+          </w:p>
+        </w:tc>
+        <w:tc>
+          <w:tcPr>
+            <w:tcW w:w="2218" w:type="dxa"/>
+            <w:tcBorders>
+              <w:top w:val="nil"/>
+              <w:left w:val="nil"/>
+              <w:bottom w:val="single" w:sz="8" w:space="0" w:color="auto"/>
+              <w:right w:val="single" w:sz="8" w:space="0" w:color="auto"/>
+            </w:tcBorders>
+            <w:shd w:val="clear" w:color="auto" w:fill="auto"/>
+            <w:vAlign w:val="center"/>
+            <w:hideMark/>
+          </w:tcPr>
+          <w:p>
+            <w:pPr>
+              <w:spacing w:after="0" w:line="240" w:lineRule="auto"/>
+              <w:jc w:val="center"/>
+              <w:rPr>
+                <w:rFonts w:ascii="Times New Roman" w:eastAsia="Times New Roman" w:hAnsi="Times New Roman" w:cs="Times New Roman"/>
+                <w:color w:val="000000"/>
+                <w:sz w:val="28"/>
+                <w:szCs w:val="28"/>
+                <w:lang w:eastAsia="ru-RU"/>
+              </w:rPr>
+            </w:pPr>
+            <w:r>
+              <w:rPr>
+                <w:rFonts w:ascii="Times New Roman" w:eastAsia="Times New Roman" w:hAnsi="Times New Roman" w:cs="Times New Roman"/>
+                <w:color w:val="000000"/>
+                <w:sz w:val="28"/>
+                <w:szCs w:val="28"/>
+                <w:lang w:val="en-US" w:eastAsia="ru-RU"/>
+              </w:rPr>
+              <w:t>33</w:t>
+            </w:r>
+          </w:p>
+        </w:tc>
+        <w:tc>
+          <w:tcPr>
+            <w:tcW w:w="1273" w:type="dxa"/>
+            <w:tcBorders>
+              <w:top w:val="nil"/>
+              <w:left w:val="nil"/>
+              <w:bottom w:val="single" w:sz="8" w:space="0" w:color="auto"/>
+              <w:right w:val="single" w:sz="8" w:space="0" w:color="auto"/>
+            </w:tcBorders>
+            <w:shd w:val="clear" w:color="auto" w:fill="auto"/>
+            <w:vAlign w:val="center"/>
+            <w:hideMark/>
+          </w:tcPr>
+          <w:p>
+            <w:pPr>
+              <w:spacing w:after="0" w:line="240" w:lineRule="auto"/>
+              <w:jc w:val="center"/>
+              <w:rPr>
+                <w:rFonts w:ascii="Times New Roman" w:eastAsia="Times New Roman" w:hAnsi="Times New Roman" w:cs="Times New Roman"/>
+                <w:color w:val="000000"/>
+                <w:sz w:val="28"/>
+                <w:szCs w:val="28"/>
+                <w:lang w:eastAsia="ru-RU"/>
+              </w:rPr>
+            </w:pPr>
+            <w:r>
+              <w:rPr>
+                <w:rFonts w:ascii="Times New Roman" w:eastAsia="Times New Roman" w:hAnsi="Times New Roman" w:cs="Times New Roman"/>
+                <w:color w:val="000000"/>
+                <w:sz w:val="28"/>
+                <w:szCs w:val="28"/>
+                <w:lang w:val="en-US" w:eastAsia="ru-RU"/>
+              </w:rPr>
+              <w:t>62</w:t>
+            </w:r>
+          </w:p>
+        </w:tc>
+      </w:tr>
+      <w:tr>
+        <w:trPr>
+          <w:trHeight w:val="567"/>
+        </w:trPr>
+        <w:tc>
+          <w:tcPr>
+            <w:tcW w:w="2694" w:type="dxa"/>
+            <w:tcBorders>
+              <w:top w:val="nil"/>
+              <w:left w:val="single" w:sz="8" w:space="0" w:color="auto"/>
+              <w:bottom w:val="single" w:sz="8" w:space="0" w:color="auto"/>
+              <w:right w:val="single" w:sz="8" w:space="0" w:color="auto"/>
+            </w:tcBorders>
+            <w:shd w:val="clear" w:color="auto" w:fill="auto"/>
+            <w:vAlign w:val="center"/>
+            <w:hideMark/>
+          </w:tcPr>
+          <w:p>
+            <w:pPr>
+              <w:spacing w:after="0" w:line="240" w:lineRule="auto"/>
+              <w:jc w:val="center"/>
+              <w:rPr>
+                <w:rFonts w:ascii="Times New Roman" w:eastAsia="Times New Roman" w:hAnsi="Times New Roman" w:cs="Times New Roman"/>
+                <w:b/>
+                <w:color w:val="000000"/>
+                <w:sz w:val="28"/>
+                <w:szCs w:val="28"/>
+                <w:lang w:eastAsia="ru-RU"/>
+              </w:rPr>
+            </w:pPr>
+            <w:r>
+              <w:rPr>
+                <w:rFonts w:ascii="Times New Roman" w:eastAsia="Times New Roman" w:hAnsi="Times New Roman" w:cs="Times New Roman"/>
+                <w:b/>
+                <w:color w:val="000000"/>
+                <w:sz w:val="28"/>
+                <w:szCs w:val="28"/>
+                <w:lang w:val="en-US" w:eastAsia="ru-RU"/>
+              </w:rPr>
+              <w:lastRenderedPageBreak/>
+              <w:t>Jami</w:t>
+            </w:r>
+          </w:p>
+        </w:tc>
+        <w:tc>
+          <w:tcPr>
+            <w:tcW w:w="2693" w:type="dxa"/>
+            <w:tcBorders>
+              <w:top w:val="nil"/>
+              <w:left w:val="nil"/>
+              <w:bottom w:val="single" w:sz="8" w:space="0" w:color="auto"/>
+              <w:right w:val="single" w:sz="8" w:space="0" w:color="auto"/>
+            </w:tcBorders>
+            <w:shd w:val="clear" w:color="auto" w:fill="auto"/>
+            <w:vAlign w:val="center"/>
+            <w:hideMark/>
+          </w:tcPr>
+          <w:p>
+            <w:pPr>
+              <w:spacing w:after="0" w:line="240" w:lineRule="auto"/>
+              <w:jc w:val="center"/>
+              <w:rPr>
+                <w:rFonts w:ascii="Times New Roman" w:eastAsia="Times New Roman" w:hAnsi="Times New Roman" w:cs="Times New Roman"/>
+                <w:color w:val="000000"/>
+                <w:sz w:val="28"/>
+                <w:szCs w:val="28"/>
+                <w:lang w:eastAsia="ru-RU"/>
+              </w:rPr>
+            </w:pPr>
+            <w:r>
+              <w:rPr>
+                <w:rFonts w:ascii="Times New Roman" w:eastAsia="Times New Roman" w:hAnsi="Times New Roman" w:cs="Times New Roman"/>
+                <w:color w:val="000000"/>
+                <w:sz w:val="28"/>
+                <w:szCs w:val="28"/>
+                <w:lang w:eastAsia="ru-RU"/>
+              </w:rPr>
+              <w:t>185</w:t>
+            </w:r>
+          </w:p>
+        </w:tc>
+        <w:tc>
+          <w:tcPr>
+            <w:tcW w:w="2218" w:type="dxa"/>
+            <w:tcBorders>
+              <w:top w:val="nil"/>
+              <w:left w:val="nil"/>
+              <w:bottom w:val="single" w:sz="8" w:space="0" w:color="auto"/>
+              <w:right w:val="single" w:sz="8" w:space="0" w:color="auto"/>
+            </w:tcBorders>
+            <w:shd w:val="clear" w:color="auto" w:fill="auto"/>
+            <w:vAlign w:val="center"/>
+            <w:hideMark/>
+          </w:tcPr>
+          <w:p>
+            <w:pPr>
+              <w:spacing w:after="0" w:line="240" w:lineRule="auto"/>
+              <w:jc w:val="center"/>
+              <w:rPr>
+                <w:rFonts w:ascii="Times New Roman" w:eastAsia="Times New Roman" w:hAnsi="Times New Roman" w:cs="Times New Roman"/>
+                <w:color w:val="000000"/>
+                <w:sz w:val="28"/>
+                <w:szCs w:val="28"/>
+                <w:lang w:eastAsia="ru-RU"/>
+              </w:rPr>
+            </w:pPr>
+            <w:r>
+              <w:rPr>
+                <w:rFonts w:ascii="Times New Roman" w:eastAsia="Times New Roman" w:hAnsi="Times New Roman" w:cs="Times New Roman"/>
+                <w:color w:val="000000"/>
+                <w:sz w:val="28"/>
+                <w:szCs w:val="28"/>
+                <w:lang w:eastAsia="ru-RU"/>
+              </w:rPr>
+              <w:t>195</w:t>
+            </w:r>
+          </w:p>
+        </w:tc>
+        <w:tc>
+          <w:tcPr>
+            <w:tcW w:w="1273" w:type="dxa"/>
+            <w:tcBorders>
+              <w:top w:val="nil"/>
+              <w:left w:val="nil"/>
+              <w:bottom w:val="single" w:sz="8" w:space="0" w:color="auto"/>
+              <w:right w:val="single" w:sz="8" w:space="0" w:color="auto"/>
+            </w:tcBorders>
+            <w:shd w:val="clear" w:color="auto" w:fill="auto"/>
+            <w:vAlign w:val="center"/>
+            <w:hideMark/>
+          </w:tcPr>
+          <w:p>
+            <w:pPr>
+              <w:spacing w:after="0" w:line="240" w:lineRule="auto"/>
+              <w:jc w:val="center"/>
+              <w:rPr>
+                <w:rFonts w:ascii="Times New Roman" w:eastAsia="Times New Roman" w:hAnsi="Times New Roman" w:cs="Times New Roman"/>
+                <w:color w:val="000000"/>
+                <w:sz w:val="28"/>
+                <w:szCs w:val="28"/>
+                <w:lang w:eastAsia="ru-RU"/>
+              </w:rPr>
+            </w:pPr>
+            <w:r>
+              <w:rPr>
+                <w:rFonts w:ascii="Times New Roman" w:eastAsia="Times New Roman" w:hAnsi="Times New Roman" w:cs="Times New Roman"/>
+                <w:color w:val="000000"/>
+                <w:sz w:val="28"/>
+                <w:szCs w:val="28"/>
+                <w:lang w:val="en-US" w:eastAsia="ru-RU"/>
+              </w:rPr>
+              <w:t>380</w:t>
+            </w:r>
+          </w:p>
+        </w:tc>
+      </w:tr>
+    </w:tbl>
+    <w:p>
+      <w:pPr>
+        <w:jc w:val="both"/>
+        <w:rPr>
+          <w:rFonts w:ascii="Times New Roman" w:hAnsi="Times New Roman" w:cs="Times New Roman"/>
+          <w:sz w:val="28"/>
+          <w:szCs w:val="28"/>
+          <w:lang w:val="en-US"/>
+        </w:rPr>
+      </w:pPr>
+    </w:p>
+    <w:p>
+      <w:pPr>
+        <w:spacing w:after="0" w:line="360" w:lineRule="auto"/>
+        <w:ind w:firstLine="709"/>
+        <w:jc w:val="both"/>
+        <w:rPr>
+          <w:rFonts w:ascii="Times New Roman" w:hAnsi="Times New Roman" w:cs="Times New Roman"/>
+          <w:sz w:val="28"/>
+          <w:szCs w:val="28"/>
+          <w:lang w:val="en-US"/>
+        </w:rPr>
+      </w:pPr>
+      <w:r>
+        <w:rPr>
+          <w:rFonts w:ascii="Times New Roman" w:hAnsi="Times New Roman" w:cs="Times New Roman"/>
+          <w:sz w:val="28"/>
+          <w:szCs w:val="28"/>
+          <w:lang w:val="en-US"/>
+        </w:rPr>
+        <w:t xml:space="preserve">Tadqiqot-sinov ishlarini (TSI) tashkil etishda mazkur dissertatsiya ishining maqsadidan kelib chiqib, talabalarning bilim darajasini aniqlash, shuningdek, ularning kelajakdagi kasbiy faoliyat talablariga mos tayyorgarligini baholash vazifasi </w:t>
+      </w:r>
+      <w:proofErr w:type="gramStart"/>
+      <w:r>
+        <w:rPr>
+          <w:rFonts w:ascii="Times New Roman" w:hAnsi="Times New Roman" w:cs="Times New Roman"/>
+          <w:sz w:val="28"/>
+          <w:szCs w:val="28"/>
+          <w:lang w:val="en-US"/>
+        </w:rPr>
+        <w:t>qo‘</w:t>
+      </w:r>
+      <w:proofErr w:type="gramEnd"/>
+      <w:r>
+        <w:rPr>
+          <w:rFonts w:ascii="Times New Roman" w:hAnsi="Times New Roman" w:cs="Times New Roman"/>
+          <w:sz w:val="28"/>
+          <w:szCs w:val="28"/>
+          <w:lang w:val="en-US"/>
+        </w:rPr>
+        <w:t xml:space="preserve">yildi. TSI ning asosiy maqsadi </w:t>
+      </w:r>
+      <w:proofErr w:type="gramStart"/>
+      <w:r>
+        <w:rPr>
+          <w:rFonts w:ascii="Times New Roman" w:hAnsi="Times New Roman" w:cs="Times New Roman"/>
+          <w:sz w:val="28"/>
+          <w:szCs w:val="28"/>
+          <w:lang w:val="en-US"/>
+        </w:rPr>
+        <w:t>bo‘</w:t>
+      </w:r>
+      <w:proofErr w:type="gramEnd"/>
+      <w:r>
+        <w:rPr>
+          <w:rFonts w:ascii="Times New Roman" w:hAnsi="Times New Roman" w:cs="Times New Roman"/>
+          <w:sz w:val="28"/>
+          <w:szCs w:val="28"/>
+          <w:lang w:val="en-US"/>
+        </w:rPr>
+        <w:t>lajak kasb ta’limi o‘qituvchilarini o‘quv jarayonida axborot-kommunikatsiya texnologiyalari (AKT) vositalaridan samarali foydalanishga o‘rgatish zaruriyati bilan belgilandi.</w:t>
+      </w:r>
+    </w:p>
+    <w:p>
+      <w:pPr>
+        <w:spacing w:after="0" w:line="360" w:lineRule="auto"/>
+        <w:ind w:firstLine="709"/>
+        <w:jc w:val="both"/>
+        <w:rPr>
+          <w:rFonts w:ascii="Times New Roman" w:hAnsi="Times New Roman" w:cs="Times New Roman"/>
+          <w:sz w:val="28"/>
+          <w:szCs w:val="28"/>
+          <w:lang w:val="en-US"/>
+        </w:rPr>
+      </w:pPr>
+      <w:r>
+        <w:rPr>
+          <w:rFonts w:ascii="Times New Roman" w:hAnsi="Times New Roman" w:cs="Times New Roman"/>
+          <w:sz w:val="28"/>
+          <w:szCs w:val="28"/>
+          <w:lang w:val="en-US"/>
+        </w:rPr>
+        <w:t xml:space="preserve">Shu boisdan, izlanish va tasdiqlovchi TSI jarayonida asosiy e’tibor talabalarning umumkasbiy fanlarni </w:t>
+      </w:r>
+      <w:proofErr w:type="gramStart"/>
+      <w:r>
+        <w:rPr>
+          <w:rFonts w:ascii="Times New Roman" w:hAnsi="Times New Roman" w:cs="Times New Roman"/>
+          <w:sz w:val="28"/>
+          <w:szCs w:val="28"/>
+          <w:lang w:val="en-US"/>
+        </w:rPr>
+        <w:t>o‘</w:t>
+      </w:r>
+      <w:proofErr w:type="gramEnd"/>
+      <w:r>
+        <w:rPr>
+          <w:rFonts w:ascii="Times New Roman" w:hAnsi="Times New Roman" w:cs="Times New Roman"/>
+          <w:sz w:val="28"/>
+          <w:szCs w:val="28"/>
+          <w:lang w:val="en-US"/>
+        </w:rPr>
+        <w:t>rganishda AKT vositalaridan foydalanish bo‘yicha bilim, ko‘nikma va malakalarining shakllanganlik darajasini aniqlashga qaratildi.</w:t>
+      </w:r>
+    </w:p>
+    <w:p>
+      <w:pPr>
+        <w:spacing w:after="0" w:line="360" w:lineRule="auto"/>
+        <w:ind w:firstLine="709"/>
+        <w:jc w:val="both"/>
+        <w:rPr>
+          <w:rFonts w:ascii="Times New Roman" w:hAnsi="Times New Roman" w:cs="Times New Roman"/>
+          <w:sz w:val="28"/>
+          <w:szCs w:val="28"/>
+          <w:lang w:val="en-US"/>
+        </w:rPr>
+      </w:pPr>
+      <w:r>
+        <w:rPr>
+          <w:rFonts w:ascii="Times New Roman" w:hAnsi="Times New Roman" w:cs="Times New Roman"/>
+          <w:sz w:val="28"/>
+          <w:szCs w:val="28"/>
+          <w:lang w:val="en-US"/>
+        </w:rPr>
+        <w:t xml:space="preserve">Tajriba va nazorat guruhlari </w:t>
+      </w:r>
+      <w:proofErr w:type="gramStart"/>
+      <w:r>
+        <w:rPr>
+          <w:rFonts w:ascii="Times New Roman" w:hAnsi="Times New Roman" w:cs="Times New Roman"/>
+          <w:sz w:val="28"/>
+          <w:szCs w:val="28"/>
+          <w:lang w:val="en-US"/>
+        </w:rPr>
+        <w:t>o‘</w:t>
+      </w:r>
+      <w:proofErr w:type="gramEnd"/>
+      <w:r>
+        <w:rPr>
+          <w:rFonts w:ascii="Times New Roman" w:hAnsi="Times New Roman" w:cs="Times New Roman"/>
+          <w:sz w:val="28"/>
+          <w:szCs w:val="28"/>
+          <w:lang w:val="en-US"/>
+        </w:rPr>
+        <w:t xml:space="preserve">rtasidagi farq shundan iborat bo‘ldiki, nazorat guruhida mashg‘ulotlar an’anaviy usullar asosida olib borildi, tajriba-sinov guruhlarida esa dissertant tomonidan ishlab chiqilgan va tavsiya etilgan AKT vositalariga tayangan holda yangi metodika asosida darslar tashkil qilindi. Mazkur metodikada dasturiy vositalarning </w:t>
+      </w:r>
+      <w:proofErr w:type="gramStart"/>
+      <w:r>
+        <w:rPr>
+          <w:rFonts w:ascii="Times New Roman" w:hAnsi="Times New Roman" w:cs="Times New Roman"/>
+          <w:sz w:val="28"/>
+          <w:szCs w:val="28"/>
+          <w:lang w:val="en-US"/>
+        </w:rPr>
+        <w:t>qo‘</w:t>
+      </w:r>
+      <w:proofErr w:type="gramEnd"/>
+      <w:r>
+        <w:rPr>
+          <w:rFonts w:ascii="Times New Roman" w:hAnsi="Times New Roman" w:cs="Times New Roman"/>
+          <w:sz w:val="28"/>
+          <w:szCs w:val="28"/>
+          <w:lang w:val="en-US"/>
+        </w:rPr>
+        <w:t>llanilishi ularning psixofiziologik va didaktik xususiyatlari bilan asoslangan hamda ishlab chiqilgan ta’lim texnologiyasi bilan uyg‘unlashtirilgan holda chuqurlashtirib borildi.</w:t>
+      </w:r>
+    </w:p>
+    <w:p>
+      <w:pPr>
+        <w:spacing w:after="0" w:line="360" w:lineRule="auto"/>
+        <w:ind w:firstLine="709"/>
+        <w:jc w:val="both"/>
+        <w:rPr>
+          <w:rFonts w:ascii="Times New Roman" w:hAnsi="Times New Roman" w:cs="Times New Roman"/>
+          <w:sz w:val="28"/>
+          <w:szCs w:val="28"/>
+          <w:lang w:val="en-US"/>
+        </w:rPr>
+      </w:pPr>
+      <w:r>
+        <w:rPr>
+          <w:rFonts w:ascii="Times New Roman" w:hAnsi="Times New Roman" w:cs="Times New Roman"/>
+          <w:sz w:val="28"/>
+          <w:szCs w:val="28"/>
+          <w:lang w:val="en-US"/>
+        </w:rPr>
+        <w:t xml:space="preserve">TSI jarayonida, avvalo, kasb ta’limi </w:t>
+      </w:r>
+      <w:proofErr w:type="gramStart"/>
+      <w:r>
+        <w:rPr>
+          <w:rFonts w:ascii="Times New Roman" w:hAnsi="Times New Roman" w:cs="Times New Roman"/>
+          <w:sz w:val="28"/>
+          <w:szCs w:val="28"/>
+          <w:lang w:val="en-US"/>
+        </w:rPr>
+        <w:t>o‘</w:t>
+      </w:r>
+      <w:proofErr w:type="gramEnd"/>
+      <w:r>
+        <w:rPr>
+          <w:rFonts w:ascii="Times New Roman" w:hAnsi="Times New Roman" w:cs="Times New Roman"/>
+          <w:sz w:val="28"/>
+          <w:szCs w:val="28"/>
+          <w:lang w:val="en-US"/>
+        </w:rPr>
+        <w:t xml:space="preserve">qituvchilarini tayyorlashda faol o‘qitish texnologiyalaridan foydalanish imkoniyatlari aniqlanib, ularning sifat jihatdan rivoji va samaradorligi ilmiy-nazariy hamda amaliy jihatdan asoslab berildi. Buning uchun talabalarning ehtiyojlari va qiziqishlaridan kelib chiqqan holda muammoli vaziyatlar yaratildi, </w:t>
+      </w:r>
+      <w:proofErr w:type="gramStart"/>
+      <w:r>
+        <w:rPr>
+          <w:rFonts w:ascii="Times New Roman" w:hAnsi="Times New Roman" w:cs="Times New Roman"/>
+          <w:sz w:val="28"/>
+          <w:szCs w:val="28"/>
+          <w:lang w:val="en-US"/>
+        </w:rPr>
+        <w:t>o‘</w:t>
+      </w:r>
+      <w:proofErr w:type="gramEnd"/>
+      <w:r>
+        <w:rPr>
+          <w:rFonts w:ascii="Times New Roman" w:hAnsi="Times New Roman" w:cs="Times New Roman"/>
+          <w:sz w:val="28"/>
+          <w:szCs w:val="28"/>
+          <w:lang w:val="en-US"/>
+        </w:rPr>
+        <w:t>quv materiallarining ahamiyatini oshirish, talabalarning mustaqil kompyuterda ishlashga bo‘lgan ongli munosabatini shakllantirish va erkin ijodiy fikrlashga undovchi tashkiliy-pedagogik shart-sharoitlar yaratildi.</w:t>
+      </w:r>
+    </w:p>
+    <w:p>
+      <w:pPr>
+        <w:spacing w:after="0" w:line="360" w:lineRule="auto"/>
+        <w:ind w:firstLine="709"/>
+        <w:jc w:val="both"/>
+        <w:rPr>
+          <w:rFonts w:ascii="Times New Roman" w:hAnsi="Times New Roman" w:cs="Times New Roman"/>
+          <w:sz w:val="28"/>
+          <w:szCs w:val="28"/>
+          <w:lang w:val="en-US"/>
+        </w:rPr>
+      </w:pPr>
+      <w:proofErr w:type="gramStart"/>
+      <w:r>
+        <w:rPr>
+          <w:rFonts w:ascii="Times New Roman" w:hAnsi="Times New Roman" w:cs="Times New Roman"/>
+          <w:sz w:val="28"/>
+          <w:szCs w:val="28"/>
+          <w:lang w:val="en-US"/>
+        </w:rPr>
+        <w:t>Bo‘</w:t>
+      </w:r>
+      <w:proofErr w:type="gramEnd"/>
+      <w:r>
+        <w:rPr>
+          <w:rFonts w:ascii="Times New Roman" w:hAnsi="Times New Roman" w:cs="Times New Roman"/>
+          <w:sz w:val="28"/>
+          <w:szCs w:val="28"/>
+          <w:lang w:val="en-US"/>
+        </w:rPr>
+        <w:t xml:space="preserve">lajak kasb ta’limi o‘qituvchilarini zamonaviy o‘quv vositalari yordamida raqobatbardosh kadrlar sifatida tayyorlashning mazmuni va mohiyatini tahlil qilishda “Tizimli yondashuv” tadqiqot usuli qo‘llanildi. Bu yondashuv </w:t>
+      </w:r>
+      <w:proofErr w:type="gramStart"/>
+      <w:r>
+        <w:rPr>
+          <w:rFonts w:ascii="Times New Roman" w:hAnsi="Times New Roman" w:cs="Times New Roman"/>
+          <w:sz w:val="28"/>
+          <w:szCs w:val="28"/>
+          <w:lang w:val="en-US"/>
+        </w:rPr>
+        <w:t>o‘</w:t>
+      </w:r>
+      <w:proofErr w:type="gramEnd"/>
+      <w:r>
+        <w:rPr>
+          <w:rFonts w:ascii="Times New Roman" w:hAnsi="Times New Roman" w:cs="Times New Roman"/>
+          <w:sz w:val="28"/>
+          <w:szCs w:val="28"/>
+          <w:lang w:val="en-US"/>
+        </w:rPr>
+        <w:t xml:space="preserve">quv </w:t>
+      </w:r>
+      <w:r>
+        <w:rPr>
+          <w:rFonts w:ascii="Times New Roman" w:hAnsi="Times New Roman" w:cs="Times New Roman"/>
+          <w:sz w:val="28"/>
+          <w:szCs w:val="28"/>
+          <w:lang w:val="en-US"/>
+        </w:rPr>
+        <w:lastRenderedPageBreak/>
+        <w:t>jarayonidagi elementlar o‘rtasidagi o‘zaro bog‘liqlikni aniqlash hamda kompleks muammolar yechimiga erishishni ta’minladi.</w:t>
+      </w:r>
+    </w:p>
+    <w:p>
+      <w:pPr>
+        <w:spacing w:after="0" w:line="360" w:lineRule="auto"/>
+        <w:ind w:firstLine="709"/>
+        <w:jc w:val="both"/>
+        <w:rPr>
+          <w:rFonts w:ascii="Times New Roman" w:hAnsi="Times New Roman" w:cs="Times New Roman"/>
+          <w:sz w:val="28"/>
+          <w:szCs w:val="28"/>
+          <w:lang w:val="en-US"/>
+        </w:rPr>
+      </w:pPr>
+      <w:r>
+        <w:rPr>
+          <w:rFonts w:ascii="Times New Roman" w:hAnsi="Times New Roman" w:cs="Times New Roman"/>
+          <w:sz w:val="28"/>
+          <w:szCs w:val="28"/>
+          <w:lang w:val="en-US"/>
+        </w:rPr>
+        <w:t xml:space="preserve">Talabalarning bilim darajasi, kasbiy faoliyatga moyilligi, amaliy muammolarning mustaqil va ijodiy hal etish qobiliyati, </w:t>
+      </w:r>
+      <w:proofErr w:type="gramStart"/>
+      <w:r>
+        <w:rPr>
+          <w:rFonts w:ascii="Times New Roman" w:hAnsi="Times New Roman" w:cs="Times New Roman"/>
+          <w:sz w:val="28"/>
+          <w:szCs w:val="28"/>
+          <w:lang w:val="en-US"/>
+        </w:rPr>
+        <w:t>o‘</w:t>
+      </w:r>
+      <w:proofErr w:type="gramEnd"/>
+      <w:r>
+        <w:rPr>
+          <w:rFonts w:ascii="Times New Roman" w:hAnsi="Times New Roman" w:cs="Times New Roman"/>
+          <w:sz w:val="28"/>
+          <w:szCs w:val="28"/>
+          <w:lang w:val="en-US"/>
+        </w:rPr>
+        <w:t>rganilayotgan fan, mavzu yoki jarayonning mohiyatini ilmiy tushunib yetish darajasi ularning intellektual mulk sifatida o‘zlashtirish ko‘rsatkichlari orqali aniqlanib bordi.</w:t>
+      </w:r>
+    </w:p>
+    <w:p>
+      <w:pPr>
+        <w:spacing w:after="0" w:line="360" w:lineRule="auto"/>
+        <w:ind w:firstLine="709"/>
+        <w:jc w:val="both"/>
+        <w:rPr>
+          <w:rFonts w:ascii="Times New Roman" w:hAnsi="Times New Roman" w:cs="Times New Roman"/>
+          <w:sz w:val="28"/>
+          <w:szCs w:val="28"/>
+          <w:lang w:val="en-US"/>
+        </w:rPr>
+      </w:pPr>
+      <w:r>
+        <w:rPr>
+          <w:rFonts w:ascii="Times New Roman" w:hAnsi="Times New Roman" w:cs="Times New Roman"/>
+          <w:sz w:val="28"/>
+          <w:szCs w:val="28"/>
+          <w:lang w:val="en-US"/>
+        </w:rPr>
+        <w:t xml:space="preserve">Bunda talabalar bilim, </w:t>
+      </w:r>
+      <w:proofErr w:type="gramStart"/>
+      <w:r>
+        <w:rPr>
+          <w:rFonts w:ascii="Times New Roman" w:hAnsi="Times New Roman" w:cs="Times New Roman"/>
+          <w:sz w:val="28"/>
+          <w:szCs w:val="28"/>
+          <w:lang w:val="en-US"/>
+        </w:rPr>
+        <w:t>ko‘</w:t>
+      </w:r>
+      <w:proofErr w:type="gramEnd"/>
+      <w:r>
+        <w:rPr>
+          <w:rFonts w:ascii="Times New Roman" w:hAnsi="Times New Roman" w:cs="Times New Roman"/>
+          <w:sz w:val="28"/>
+          <w:szCs w:val="28"/>
+          <w:lang w:val="en-US"/>
+        </w:rPr>
+        <w:t>nikma va malakalarini baholashda bir nechta mezonlar qo‘llanildi: bilimlarning ongli o‘zlashtirilganligi, Davlat ta’lim standartlari (DTS) talablari doirasidagi tizimliligi va ularni ijodiy qo‘llash qobiliyati. Ushbu mezonlar asosida dastlabki va yakuniy TSI natijalari tahlil qilindi.</w:t>
+      </w:r>
+    </w:p>
+    <w:p>
+      <w:pPr>
+        <w:spacing w:after="0" w:line="360" w:lineRule="auto"/>
+        <w:ind w:firstLine="709"/>
+        <w:jc w:val="both"/>
+        <w:rPr>
+          <w:rFonts w:ascii="Times New Roman" w:hAnsi="Times New Roman" w:cs="Times New Roman"/>
+          <w:sz w:val="28"/>
+          <w:szCs w:val="28"/>
+          <w:lang w:val="en-US"/>
+        </w:rPr>
+      </w:pPr>
+      <w:r>
+        <w:rPr>
+          <w:rFonts w:ascii="Times New Roman" w:hAnsi="Times New Roman" w:cs="Times New Roman"/>
+          <w:sz w:val="28"/>
+          <w:szCs w:val="28"/>
+          <w:lang w:val="en-US"/>
+        </w:rPr>
+        <w:t xml:space="preserve">Olingan ma’lumotlarni qayta ishlashda talabalar tomonidan bilim va </w:t>
+      </w:r>
+      <w:proofErr w:type="gramStart"/>
+      <w:r>
+        <w:rPr>
+          <w:rFonts w:ascii="Times New Roman" w:hAnsi="Times New Roman" w:cs="Times New Roman"/>
+          <w:sz w:val="28"/>
+          <w:szCs w:val="28"/>
+          <w:lang w:val="en-US"/>
+        </w:rPr>
+        <w:t>ko‘</w:t>
+      </w:r>
+      <w:proofErr w:type="gramEnd"/>
+      <w:r>
+        <w:rPr>
+          <w:rFonts w:ascii="Times New Roman" w:hAnsi="Times New Roman" w:cs="Times New Roman"/>
+          <w:sz w:val="28"/>
+          <w:szCs w:val="28"/>
+          <w:lang w:val="en-US"/>
+        </w:rPr>
+        <w:t xml:space="preserve">nikmalarni o‘zlashtirish sifati baholandi hamda umumlashtirilgan ko‘rsatkichlar asosida tajriba va nazorat guruhlari yakuniy natijalari taqqoslandi. Bu tahlil metodikaning samaradorligini aniq </w:t>
+      </w:r>
+      <w:proofErr w:type="gramStart"/>
+      <w:r>
+        <w:rPr>
+          <w:rFonts w:ascii="Times New Roman" w:hAnsi="Times New Roman" w:cs="Times New Roman"/>
+          <w:sz w:val="28"/>
+          <w:szCs w:val="28"/>
+          <w:lang w:val="en-US"/>
+        </w:rPr>
+        <w:t>ko‘</w:t>
+      </w:r>
+      <w:proofErr w:type="gramEnd"/>
+      <w:r>
+        <w:rPr>
+          <w:rFonts w:ascii="Times New Roman" w:hAnsi="Times New Roman" w:cs="Times New Roman"/>
+          <w:sz w:val="28"/>
+          <w:szCs w:val="28"/>
+          <w:lang w:val="en-US"/>
+        </w:rPr>
+        <w:t>rsatib berdi va uni kelgusida ta’lim jarayoniga keng tatbiq etish imkonini yaratdi.</w:t>
       </w:r>
     </w:p>
     <w:p>
@@ -96,7 +4225,7 @@
           <w:szCs w:val="28"/>
           <w:lang w:val="en-US"/>
         </w:rPr>
-        <w:t>3.1-§.</w:t>
+        <w:t>3.2-§.</w:t>
       </w:r>
       <w:r>
         <w:rPr>
@@ -106,18 +4235,88 @@
           <w:lang w:val="en-US"/>
         </w:rPr>
         <w:tab/>
-      </w:r>
-      <w:proofErr w:type="spellStart"/>
-      <w:r>
-        <w:rPr>
-          <w:rFonts w:ascii="Times New Roman" w:hAnsi="Times New Roman" w:cs="Times New Roman"/>
-          <w:sz w:val="28"/>
-          <w:szCs w:val="28"/>
-          <w:lang w:val="en-US"/>
-        </w:rPr>
-        <w:t>Tajriba-sinov</w:t>
-      </w:r>
-      <w:proofErr w:type="spellEnd"/>
+        <w:t>Tajriba-sinov ishlari natijalarini hisoblash va taqqoslash, taklif etilgan metodikaning samaradorligini baholash</w:t>
+      </w:r>
+    </w:p>
+    <w:p>
+      <w:pPr>
+        <w:spacing w:after="0" w:line="360" w:lineRule="auto"/>
+        <w:ind w:firstLine="709"/>
+        <w:jc w:val="both"/>
+        <w:rPr>
+          <w:rFonts w:ascii="Times New Roman" w:hAnsi="Times New Roman" w:cs="Times New Roman"/>
+          <w:sz w:val="28"/>
+          <w:szCs w:val="28"/>
+          <w:lang w:val="en-US"/>
+        </w:rPr>
+      </w:pPr>
+      <w:r>
+        <w:rPr>
+          <w:rFonts w:ascii="Times New Roman" w:hAnsi="Times New Roman" w:cs="Times New Roman"/>
+          <w:sz w:val="28"/>
+          <w:szCs w:val="28"/>
+          <w:lang w:val="en-US"/>
+        </w:rPr>
+        <w:t xml:space="preserve">Turli metodlar va vositalarni ta’lim jarayoniga joriy qilish samaradorligini baholash masalasi pedagogik tadqiqotlarda muhim ilmiy </w:t>
+      </w:r>
+      <w:proofErr w:type="gramStart"/>
+      <w:r>
+        <w:rPr>
+          <w:rFonts w:ascii="Times New Roman" w:hAnsi="Times New Roman" w:cs="Times New Roman"/>
+          <w:sz w:val="28"/>
+          <w:szCs w:val="28"/>
+          <w:lang w:val="en-US"/>
+        </w:rPr>
+        <w:t>yo‘</w:t>
+      </w:r>
+      <w:proofErr w:type="gramEnd"/>
+      <w:r>
+        <w:rPr>
+          <w:rFonts w:ascii="Times New Roman" w:hAnsi="Times New Roman" w:cs="Times New Roman"/>
+          <w:sz w:val="28"/>
+          <w:szCs w:val="28"/>
+          <w:lang w:val="en-US"/>
+        </w:rPr>
+        <w:t xml:space="preserve">nalishlardan biri hisoblanadi. Ushbu muammo </w:t>
+      </w:r>
+      <w:proofErr w:type="gramStart"/>
+      <w:r>
+        <w:rPr>
+          <w:rFonts w:ascii="Times New Roman" w:hAnsi="Times New Roman" w:cs="Times New Roman"/>
+          <w:sz w:val="28"/>
+          <w:szCs w:val="28"/>
+          <w:lang w:val="en-US"/>
+        </w:rPr>
+        <w:t>bo‘</w:t>
+      </w:r>
+      <w:proofErr w:type="gramEnd"/>
+      <w:r>
+        <w:rPr>
+          <w:rFonts w:ascii="Times New Roman" w:hAnsi="Times New Roman" w:cs="Times New Roman"/>
+          <w:sz w:val="28"/>
+          <w:szCs w:val="28"/>
+          <w:lang w:val="en-US"/>
+        </w:rPr>
+        <w:t>yicha ko‘plab olimlar, j</w:t>
+      </w:r>
+      <w:r>
+        <w:rPr>
+          <w:rFonts w:ascii="Times New Roman" w:hAnsi="Times New Roman" w:cs="Times New Roman"/>
+          <w:sz w:val="28"/>
+          <w:szCs w:val="28"/>
+          <w:lang w:val="en-US"/>
+        </w:rPr>
+        <w:t xml:space="preserve">umladan, </w:t>
+      </w:r>
+      <w:r>
+        <w:rPr>
+          <w:rFonts w:ascii="Times New Roman" w:hAnsi="Times New Roman" w:cs="Times New Roman"/>
+          <w:sz w:val="28"/>
+          <w:szCs w:val="28"/>
+          <w:lang w:val="en-US"/>
+        </w:rPr>
+        <w:t>Vergasov V.M., Mixiev V.I</w:t>
+      </w:r>
       <w:r>
         <w:rPr>
           <w:rFonts w:ascii="Times New Roman" w:hAnsi="Times New Roman" w:cs="Times New Roman"/>
@@ -127,17 +4326,42 @@
         </w:rPr>
         <w:t xml:space="preserve"> </w:t>
       </w:r>
-      <w:proofErr w:type="spellStart"/>
-      <w:r>
-        <w:rPr>
-          <w:rFonts w:ascii="Times New Roman" w:hAnsi="Times New Roman" w:cs="Times New Roman"/>
-          <w:sz w:val="28"/>
-          <w:szCs w:val="28"/>
-          <w:lang w:val="en-US"/>
-        </w:rPr>
-        <w:t>ishlarini</w:t>
-      </w:r>
-      <w:proofErr w:type="spellEnd"/>
+      <w:r>
+        <w:rPr>
+          <w:rFonts w:ascii="Times New Roman" w:hAnsi="Times New Roman" w:cs="Times New Roman"/>
+          <w:sz w:val="28"/>
+          <w:szCs w:val="28"/>
+          <w:lang w:val="en-US"/>
+        </w:rPr>
+        <w:t>Blinov</w:t>
+      </w:r>
+      <w:r>
+        <w:rPr>
+          <w:rFonts w:ascii="Times New Roman" w:hAnsi="Times New Roman" w:cs="Times New Roman"/>
+          <w:sz w:val="28"/>
+          <w:szCs w:val="28"/>
+          <w:lang w:val="en-US"/>
+        </w:rPr>
+        <w:t xml:space="preserve"> V.M.,.</w:t>
+      </w:r>
+      <w:r>
+        <w:rPr>
+          <w:rFonts w:ascii="Times New Roman" w:hAnsi="Times New Roman" w:cs="Times New Roman"/>
+          <w:sz w:val="28"/>
+          <w:szCs w:val="28"/>
+          <w:lang w:val="en-US"/>
+        </w:rPr>
+        <w:t>, Mol</w:t>
+      </w:r>
+      <w:r>
+        <w:rPr>
+          <w:rFonts w:ascii="Times New Roman" w:hAnsi="Times New Roman" w:cs="Times New Roman"/>
+          <w:sz w:val="28"/>
+          <w:szCs w:val="28"/>
+          <w:lang w:val="en-US"/>
+        </w:rPr>
+        <w:t>ibog</w:t>
+      </w:r>
       <w:r>
         <w:rPr>
           <w:rFonts w:ascii="Times New Roman" w:hAnsi="Times New Roman" w:cs="Times New Roman"/>
@@ -147,17 +4371,585 @@
         </w:rPr>
         <w:t xml:space="preserve"> </w:t>
       </w:r>
-      <w:proofErr w:type="spellStart"/>
-      <w:r>
-        <w:rPr>
-          <w:rFonts w:ascii="Times New Roman" w:hAnsi="Times New Roman" w:cs="Times New Roman"/>
-          <w:sz w:val="28"/>
-          <w:szCs w:val="28"/>
-          <w:lang w:val="en-US"/>
-        </w:rPr>
-        <w:t>tashkil</w:t>
-      </w:r>
-      <w:proofErr w:type="spellEnd"/>
+      <w:r>
+        <w:rPr>
+          <w:rFonts w:ascii="Times New Roman" w:hAnsi="Times New Roman" w:cs="Times New Roman"/>
+          <w:sz w:val="28"/>
+          <w:szCs w:val="28"/>
+          <w:lang w:val="en-US"/>
+        </w:rPr>
+        <w:t>A.G.</w:t>
+      </w:r>
+      <w:r>
+        <w:rPr>
+          <w:rFonts w:ascii="Times New Roman" w:hAnsi="Times New Roman" w:cs="Times New Roman"/>
+          <w:sz w:val="28"/>
+          <w:szCs w:val="28"/>
+          <w:lang w:val="en-US"/>
+        </w:rPr>
+        <w:t xml:space="preserve">, </w:t>
+      </w:r>
+      <w:r>
+        <w:rPr>
+          <w:rFonts w:ascii="Times New Roman" w:hAnsi="Times New Roman" w:cs="Times New Roman"/>
+          <w:sz w:val="28"/>
+          <w:szCs w:val="28"/>
+          <w:lang w:val="en-US"/>
+        </w:rPr>
+        <w:t xml:space="preserve">Arxangelskiy S.I., Bespalko V.P., </w:t>
+      </w:r>
+      <w:r>
+        <w:rPr>
+          <w:rFonts w:ascii="Times New Roman" w:hAnsi="Times New Roman" w:cs="Times New Roman"/>
+          <w:sz w:val="28"/>
+          <w:szCs w:val="28"/>
+          <w:lang w:val="en-US"/>
+        </w:rPr>
+        <w:t>Fridman</w:t>
+      </w:r>
+      <w:r>
+        <w:rPr>
+          <w:rFonts w:ascii="Times New Roman" w:hAnsi="Times New Roman" w:cs="Times New Roman"/>
+          <w:sz w:val="28"/>
+          <w:szCs w:val="28"/>
+          <w:lang w:val="en-US"/>
+        </w:rPr>
+        <w:t xml:space="preserve"> L.M.</w:t>
+      </w:r>
+      <w:r>
+        <w:rPr>
+          <w:rFonts w:ascii="Times New Roman" w:hAnsi="Times New Roman" w:cs="Times New Roman"/>
+          <w:sz w:val="28"/>
+          <w:szCs w:val="28"/>
+          <w:lang w:val="en-US"/>
+        </w:rPr>
+        <w:t xml:space="preserve"> va boshqa tadqiqotchilar ilmiy izlanishlar olib borgan. Ularning ishlarida ta’lim jarayonida </w:t>
+      </w:r>
+      <w:proofErr w:type="gramStart"/>
+      <w:r>
+        <w:rPr>
+          <w:rFonts w:ascii="Times New Roman" w:hAnsi="Times New Roman" w:cs="Times New Roman"/>
+          <w:sz w:val="28"/>
+          <w:szCs w:val="28"/>
+          <w:lang w:val="en-US"/>
+        </w:rPr>
+        <w:t>qo‘</w:t>
+      </w:r>
+      <w:proofErr w:type="gramEnd"/>
+      <w:r>
+        <w:rPr>
+          <w:rFonts w:ascii="Times New Roman" w:hAnsi="Times New Roman" w:cs="Times New Roman"/>
+          <w:sz w:val="28"/>
+          <w:szCs w:val="28"/>
+          <w:lang w:val="en-US"/>
+        </w:rPr>
+        <w:t>llanilayotgan metod va vositalarning samaradorligini aniqlash, uni mezonlar asosida baholash masalalari chuqur tahlil etilgan.</w:t>
+      </w:r>
+    </w:p>
+    <w:p>
+      <w:pPr>
+        <w:spacing w:after="0" w:line="360" w:lineRule="auto"/>
+        <w:ind w:firstLine="709"/>
+        <w:jc w:val="both"/>
+        <w:rPr>
+          <w:rFonts w:ascii="Times New Roman" w:hAnsi="Times New Roman" w:cs="Times New Roman"/>
+          <w:sz w:val="28"/>
+          <w:szCs w:val="28"/>
+          <w:lang w:val="en-US"/>
+        </w:rPr>
+      </w:pPr>
+      <w:r>
+        <w:rPr>
+          <w:rFonts w:ascii="Times New Roman" w:hAnsi="Times New Roman" w:cs="Times New Roman"/>
+          <w:sz w:val="28"/>
+          <w:szCs w:val="28"/>
+          <w:lang w:val="en-US"/>
+        </w:rPr>
+        <w:t xml:space="preserve">Ilmiy-pedagogik adabiyotlarni tahlil qilish shuni </w:t>
+      </w:r>
+      <w:proofErr w:type="gramStart"/>
+      <w:r>
+        <w:rPr>
+          <w:rFonts w:ascii="Times New Roman" w:hAnsi="Times New Roman" w:cs="Times New Roman"/>
+          <w:sz w:val="28"/>
+          <w:szCs w:val="28"/>
+          <w:lang w:val="en-US"/>
+        </w:rPr>
+        <w:t>ko‘</w:t>
+      </w:r>
+      <w:proofErr w:type="gramEnd"/>
+      <w:r>
+        <w:rPr>
+          <w:rFonts w:ascii="Times New Roman" w:hAnsi="Times New Roman" w:cs="Times New Roman"/>
+          <w:sz w:val="28"/>
+          <w:szCs w:val="28"/>
+          <w:lang w:val="en-US"/>
+        </w:rPr>
+        <w:t xml:space="preserve">rsatadiki, bugungi kunda o‘qitish metodlari va vositalarining samaradorligini baholashda bir qator miqdoriy mezonlar keng qo‘llaniladi. Eng </w:t>
+      </w:r>
+      <w:proofErr w:type="gramStart"/>
+      <w:r>
+        <w:rPr>
+          <w:rFonts w:ascii="Times New Roman" w:hAnsi="Times New Roman" w:cs="Times New Roman"/>
+          <w:sz w:val="28"/>
+          <w:szCs w:val="28"/>
+          <w:lang w:val="en-US"/>
+        </w:rPr>
+        <w:t>ko‘</w:t>
+      </w:r>
+      <w:proofErr w:type="gramEnd"/>
+      <w:r>
+        <w:rPr>
+          <w:rFonts w:ascii="Times New Roman" w:hAnsi="Times New Roman" w:cs="Times New Roman"/>
+          <w:sz w:val="28"/>
+          <w:szCs w:val="28"/>
+          <w:lang w:val="en-US"/>
+        </w:rPr>
+        <w:t xml:space="preserve">p uchraydigan mezonlar orasida quyidagilarni sanab o‘tish mumkin: o‘quvchilar tomonidan o‘zlashtirish natijalari, bilimlarning mustahkamligi, o‘qitishga sarflangan vaqt samaradorligi va boshqa ko‘rsatkichlar </w:t>
+      </w:r>
+      <w:r>
+        <w:rPr>
+          <w:rFonts w:ascii="Times New Roman" w:hAnsi="Times New Roman" w:cs="Times New Roman"/>
+          <w:sz w:val="28"/>
+          <w:szCs w:val="28"/>
+          <w:lang w:val="en-US"/>
+        </w:rPr>
+        <w:lastRenderedPageBreak/>
+        <w:t xml:space="preserve">[77]. Ushbu mezonlarning har biri ta’lim jarayonining ma’lum jihatini aks ettiradi va umumiy natijani shakllantirishda muhim rol </w:t>
+      </w:r>
+      <w:proofErr w:type="gramStart"/>
+      <w:r>
+        <w:rPr>
+          <w:rFonts w:ascii="Times New Roman" w:hAnsi="Times New Roman" w:cs="Times New Roman"/>
+          <w:sz w:val="28"/>
+          <w:szCs w:val="28"/>
+          <w:lang w:val="en-US"/>
+        </w:rPr>
+        <w:t>o‘</w:t>
+      </w:r>
+      <w:proofErr w:type="gramEnd"/>
+      <w:r>
+        <w:rPr>
+          <w:rFonts w:ascii="Times New Roman" w:hAnsi="Times New Roman" w:cs="Times New Roman"/>
+          <w:sz w:val="28"/>
+          <w:szCs w:val="28"/>
+          <w:lang w:val="en-US"/>
+        </w:rPr>
+        <w:t>ynaydi.</w:t>
+      </w:r>
+    </w:p>
+    <w:p>
+      <w:pPr>
+        <w:spacing w:after="0" w:line="360" w:lineRule="auto"/>
+        <w:ind w:firstLine="709"/>
+        <w:jc w:val="both"/>
+        <w:rPr>
+          <w:rFonts w:ascii="Times New Roman" w:hAnsi="Times New Roman" w:cs="Times New Roman"/>
+          <w:sz w:val="28"/>
+          <w:szCs w:val="28"/>
+          <w:lang w:val="en-US"/>
+        </w:rPr>
+      </w:pPr>
+      <w:r>
+        <w:rPr>
+          <w:rFonts w:ascii="Times New Roman" w:hAnsi="Times New Roman" w:cs="Times New Roman"/>
+          <w:sz w:val="28"/>
+          <w:szCs w:val="28"/>
+          <w:lang w:val="en-US"/>
+        </w:rPr>
+        <w:t xml:space="preserve">Bundan tashqari, bilimlarning mustahkamligini baholash mezoni ham samaradorlikni aniqlashda muhim ahamiyat kasb etadi. Bu mezon talabalar tomonidan </w:t>
+      </w:r>
+      <w:proofErr w:type="gramStart"/>
+      <w:r>
+        <w:rPr>
+          <w:rFonts w:ascii="Times New Roman" w:hAnsi="Times New Roman" w:cs="Times New Roman"/>
+          <w:sz w:val="28"/>
+          <w:szCs w:val="28"/>
+          <w:lang w:val="en-US"/>
+        </w:rPr>
+        <w:t>o‘</w:t>
+      </w:r>
+      <w:proofErr w:type="gramEnd"/>
+      <w:r>
+        <w:rPr>
+          <w:rFonts w:ascii="Times New Roman" w:hAnsi="Times New Roman" w:cs="Times New Roman"/>
+          <w:sz w:val="28"/>
+          <w:szCs w:val="28"/>
+          <w:lang w:val="en-US"/>
+        </w:rPr>
+        <w:t xml:space="preserve">zlashtirilgan bilimning vaqt o‘tishi bilan qay darajada saqlanib qolishini aniqlashga qaratilgan. Amaliyotda bu jarayon odatda dastlabki va oraliq nazorat ishlari hamda yakuniy baholash natijalarini solishtirish orqali </w:t>
+      </w:r>
+      <w:proofErr w:type="gramStart"/>
+      <w:r>
+        <w:rPr>
+          <w:rFonts w:ascii="Times New Roman" w:hAnsi="Times New Roman" w:cs="Times New Roman"/>
+          <w:sz w:val="28"/>
+          <w:szCs w:val="28"/>
+          <w:lang w:val="en-US"/>
+        </w:rPr>
+        <w:t>o‘</w:t>
+      </w:r>
+      <w:proofErr w:type="gramEnd"/>
+      <w:r>
+        <w:rPr>
+          <w:rFonts w:ascii="Times New Roman" w:hAnsi="Times New Roman" w:cs="Times New Roman"/>
+          <w:sz w:val="28"/>
+          <w:szCs w:val="28"/>
+          <w:lang w:val="en-US"/>
+        </w:rPr>
+        <w:t xml:space="preserve">rganiladi. Agar oraliq davr mobaynida talabalar bilimida sezilarli </w:t>
+      </w:r>
+      <w:proofErr w:type="gramStart"/>
+      <w:r>
+        <w:rPr>
+          <w:rFonts w:ascii="Times New Roman" w:hAnsi="Times New Roman" w:cs="Times New Roman"/>
+          <w:sz w:val="28"/>
+          <w:szCs w:val="28"/>
+          <w:lang w:val="en-US"/>
+        </w:rPr>
+        <w:t>yo‘</w:t>
+      </w:r>
+      <w:proofErr w:type="gramEnd"/>
+      <w:r>
+        <w:rPr>
+          <w:rFonts w:ascii="Times New Roman" w:hAnsi="Times New Roman" w:cs="Times New Roman"/>
+          <w:sz w:val="28"/>
+          <w:szCs w:val="28"/>
+          <w:lang w:val="en-US"/>
+        </w:rPr>
+        <w:t>qotish bo‘lmasa, demak, qo‘llanilgan metod va vositalar yuqori samaradorlikka ega bo‘lgan hisoblanadi.</w:t>
+      </w:r>
+    </w:p>
+    <w:p>
+      <w:pPr>
+        <w:spacing w:after="0" w:line="360" w:lineRule="auto"/>
+        <w:ind w:firstLine="709"/>
+        <w:jc w:val="both"/>
+        <w:rPr>
+          <w:rFonts w:ascii="Times New Roman" w:hAnsi="Times New Roman" w:cs="Times New Roman"/>
+          <w:sz w:val="28"/>
+          <w:szCs w:val="28"/>
+          <w:lang w:val="en-US"/>
+        </w:rPr>
+      </w:pPr>
+      <w:r>
+        <w:rPr>
+          <w:rFonts w:ascii="Times New Roman" w:hAnsi="Times New Roman" w:cs="Times New Roman"/>
+          <w:sz w:val="28"/>
+          <w:szCs w:val="28"/>
+          <w:lang w:val="en-US"/>
+        </w:rPr>
+        <w:t xml:space="preserve">Shuningdek, </w:t>
+      </w:r>
+      <w:proofErr w:type="gramStart"/>
+      <w:r>
+        <w:rPr>
+          <w:rFonts w:ascii="Times New Roman" w:hAnsi="Times New Roman" w:cs="Times New Roman"/>
+          <w:sz w:val="28"/>
+          <w:szCs w:val="28"/>
+          <w:lang w:val="en-US"/>
+        </w:rPr>
+        <w:t>o‘</w:t>
+      </w:r>
+      <w:proofErr w:type="gramEnd"/>
+      <w:r>
+        <w:rPr>
+          <w:rFonts w:ascii="Times New Roman" w:hAnsi="Times New Roman" w:cs="Times New Roman"/>
+          <w:sz w:val="28"/>
+          <w:szCs w:val="28"/>
+          <w:lang w:val="en-US"/>
+        </w:rPr>
+        <w:t xml:space="preserve">qitishga sarflangan vaqt samaradorligi mezoni ham muhimdir. Bu mezon </w:t>
+      </w:r>
+      <w:proofErr w:type="gramStart"/>
+      <w:r>
+        <w:rPr>
+          <w:rFonts w:ascii="Times New Roman" w:hAnsi="Times New Roman" w:cs="Times New Roman"/>
+          <w:sz w:val="28"/>
+          <w:szCs w:val="28"/>
+          <w:lang w:val="en-US"/>
+        </w:rPr>
+        <w:t>o‘</w:t>
+      </w:r>
+      <w:proofErr w:type="gramEnd"/>
+      <w:r>
+        <w:rPr>
+          <w:rFonts w:ascii="Times New Roman" w:hAnsi="Times New Roman" w:cs="Times New Roman"/>
+          <w:sz w:val="28"/>
+          <w:szCs w:val="28"/>
+          <w:lang w:val="en-US"/>
+        </w:rPr>
+        <w:t xml:space="preserve">quv jarayonida belgilangan o‘quv maqsadlariga erishish uchun qancha vaqt sarflangani va bu vaqtning qanchalik oqilona taqsimlanganini tahlil qiladi. Samarali metod va vositalar odatda </w:t>
+      </w:r>
+      <w:proofErr w:type="gramStart"/>
+      <w:r>
+        <w:rPr>
+          <w:rFonts w:ascii="Times New Roman" w:hAnsi="Times New Roman" w:cs="Times New Roman"/>
+          <w:sz w:val="28"/>
+          <w:szCs w:val="28"/>
+          <w:lang w:val="en-US"/>
+        </w:rPr>
+        <w:t>o‘</w:t>
+      </w:r>
+      <w:proofErr w:type="gramEnd"/>
+      <w:r>
+        <w:rPr>
+          <w:rFonts w:ascii="Times New Roman" w:hAnsi="Times New Roman" w:cs="Times New Roman"/>
+          <w:sz w:val="28"/>
+          <w:szCs w:val="28"/>
+          <w:lang w:val="en-US"/>
+        </w:rPr>
+        <w:t>quv maqsadlariga qisqa vaqt ichida erishishga, ortiqcha resurs sarflamasdan, yuqori sifatli natijaga erishishga yordam beradi.</w:t>
+      </w:r>
+    </w:p>
+    <w:p>
+      <w:pPr>
+        <w:spacing w:after="0" w:line="360" w:lineRule="auto"/>
+        <w:ind w:firstLine="709"/>
+        <w:jc w:val="both"/>
+        <w:rPr>
+          <w:rFonts w:ascii="Times New Roman" w:hAnsi="Times New Roman" w:cs="Times New Roman"/>
+          <w:sz w:val="28"/>
+          <w:szCs w:val="28"/>
+          <w:lang w:val="en-US"/>
+        </w:rPr>
+      </w:pPr>
+      <w:r>
+        <w:rPr>
+          <w:rFonts w:ascii="Times New Roman" w:hAnsi="Times New Roman" w:cs="Times New Roman"/>
+          <w:sz w:val="28"/>
+          <w:szCs w:val="28"/>
+          <w:lang w:val="en-US"/>
+        </w:rPr>
+        <w:t xml:space="preserve">Umuman olganda, metod va vositalarning samaradorligini baholash pedagogik jarayonning muhim bosqichi </w:t>
+      </w:r>
+      <w:proofErr w:type="gramStart"/>
+      <w:r>
+        <w:rPr>
+          <w:rFonts w:ascii="Times New Roman" w:hAnsi="Times New Roman" w:cs="Times New Roman"/>
+          <w:sz w:val="28"/>
+          <w:szCs w:val="28"/>
+          <w:lang w:val="en-US"/>
+        </w:rPr>
+        <w:t>bo‘</w:t>
+      </w:r>
+      <w:proofErr w:type="gramEnd"/>
+      <w:r>
+        <w:rPr>
+          <w:rFonts w:ascii="Times New Roman" w:hAnsi="Times New Roman" w:cs="Times New Roman"/>
+          <w:sz w:val="28"/>
+          <w:szCs w:val="28"/>
+          <w:lang w:val="en-US"/>
+        </w:rPr>
+        <w:t xml:space="preserve">lib, u nafaqat mavjud o‘quv jarayonini tahlil qilishga, balki kelgusida uni takomillashtirish bo‘yicha aniq tavsiyalar ishlab chiqishga xizmat qiladi. Ilmiy tadqiqotlar shuni </w:t>
+      </w:r>
+      <w:proofErr w:type="gramStart"/>
+      <w:r>
+        <w:rPr>
+          <w:rFonts w:ascii="Times New Roman" w:hAnsi="Times New Roman" w:cs="Times New Roman"/>
+          <w:sz w:val="28"/>
+          <w:szCs w:val="28"/>
+          <w:lang w:val="en-US"/>
+        </w:rPr>
+        <w:t>ko‘</w:t>
+      </w:r>
+      <w:proofErr w:type="gramEnd"/>
+      <w:r>
+        <w:rPr>
+          <w:rFonts w:ascii="Times New Roman" w:hAnsi="Times New Roman" w:cs="Times New Roman"/>
+          <w:sz w:val="28"/>
+          <w:szCs w:val="28"/>
+          <w:lang w:val="en-US"/>
+        </w:rPr>
+        <w:t xml:space="preserve">rsatadiki, samaradorlikni aniqlashda kompleks yondashuv — ya’ni, bir nechta mezonlardan birgalikda foydalanish — eng to‘g‘ri natijalarni beradi. Chunki yagona mezon asosida baholash </w:t>
+      </w:r>
+      <w:proofErr w:type="gramStart"/>
+      <w:r>
+        <w:rPr>
+          <w:rFonts w:ascii="Times New Roman" w:hAnsi="Times New Roman" w:cs="Times New Roman"/>
+          <w:sz w:val="28"/>
+          <w:szCs w:val="28"/>
+          <w:lang w:val="en-US"/>
+        </w:rPr>
+        <w:t>ko‘</w:t>
+      </w:r>
+      <w:proofErr w:type="gramEnd"/>
+      <w:r>
+        <w:rPr>
+          <w:rFonts w:ascii="Times New Roman" w:hAnsi="Times New Roman" w:cs="Times New Roman"/>
+          <w:sz w:val="28"/>
+          <w:szCs w:val="28"/>
+          <w:lang w:val="en-US"/>
+        </w:rPr>
+        <w:t xml:space="preserve">pincha o‘quv jarayonining barcha jihatlarini to‘liq qamrab ololmaydi. Shu bois, samaradorlikni aniqlashda miqdoriy va sifat </w:t>
+      </w:r>
+      <w:proofErr w:type="gramStart"/>
+      <w:r>
+        <w:rPr>
+          <w:rFonts w:ascii="Times New Roman" w:hAnsi="Times New Roman" w:cs="Times New Roman"/>
+          <w:sz w:val="28"/>
+          <w:szCs w:val="28"/>
+          <w:lang w:val="en-US"/>
+        </w:rPr>
+        <w:t>ko‘</w:t>
+      </w:r>
+      <w:proofErr w:type="gramEnd"/>
+      <w:r>
+        <w:rPr>
+          <w:rFonts w:ascii="Times New Roman" w:hAnsi="Times New Roman" w:cs="Times New Roman"/>
+          <w:sz w:val="28"/>
+          <w:szCs w:val="28"/>
+          <w:lang w:val="en-US"/>
+        </w:rPr>
+        <w:t>rsatkichlarini uyg‘unlashtirish tavsiya etiladi.</w:t>
+      </w:r>
+    </w:p>
+    <w:p>
+      <w:pPr>
+        <w:spacing w:after="0" w:line="360" w:lineRule="auto"/>
+        <w:ind w:firstLine="709"/>
+        <w:jc w:val="both"/>
+        <w:rPr>
+          <w:rFonts w:ascii="Times New Roman" w:hAnsi="Times New Roman" w:cs="Times New Roman"/>
+          <w:sz w:val="28"/>
+          <w:szCs w:val="28"/>
+          <w:lang w:val="en-US"/>
+        </w:rPr>
+      </w:pPr>
+      <w:proofErr w:type="gramStart"/>
+      <w:r>
+        <w:rPr>
+          <w:rFonts w:ascii="Times New Roman" w:hAnsi="Times New Roman" w:cs="Times New Roman"/>
+          <w:sz w:val="28"/>
+          <w:szCs w:val="28"/>
+          <w:lang w:val="en-US"/>
+        </w:rPr>
+        <w:t>O‘</w:t>
+      </w:r>
+      <w:proofErr w:type="gramEnd"/>
+      <w:r>
+        <w:rPr>
+          <w:rFonts w:ascii="Times New Roman" w:hAnsi="Times New Roman" w:cs="Times New Roman"/>
+          <w:sz w:val="28"/>
+          <w:szCs w:val="28"/>
+          <w:lang w:val="en-US"/>
+        </w:rPr>
+        <w:t xml:space="preserve">zlashtirish darajasini aniqlash mezonlari orasida eng keng tarqalgan usullardan biri talabalar bilimini ball tizimi asosida va to‘g‘ri javoblar soniga qarab baholashdir. Ushbu baholash usuli oddiy, aniq va statistik jihatdan qayta ishlashga qulay </w:t>
+      </w:r>
+      <w:proofErr w:type="gramStart"/>
+      <w:r>
+        <w:rPr>
+          <w:rFonts w:ascii="Times New Roman" w:hAnsi="Times New Roman" w:cs="Times New Roman"/>
+          <w:sz w:val="28"/>
+          <w:szCs w:val="28"/>
+          <w:lang w:val="en-US"/>
+        </w:rPr>
+        <w:t>bo‘</w:t>
+      </w:r>
+      <w:proofErr w:type="gramEnd"/>
+      <w:r>
+        <w:rPr>
+          <w:rFonts w:ascii="Times New Roman" w:hAnsi="Times New Roman" w:cs="Times New Roman"/>
+          <w:sz w:val="28"/>
+          <w:szCs w:val="28"/>
+          <w:lang w:val="en-US"/>
+        </w:rPr>
+        <w:t xml:space="preserve">lib, ko‘plab tajriba-sinov ishlarida qo‘llaniladi. Mazkur usulda baholash jarayoni, odatda, oldindan ishlab chiqilgan test topshiriqlari, yozma ishlar yoki amaliy </w:t>
+      </w:r>
+      <w:proofErr w:type="gramStart"/>
+      <w:r>
+        <w:rPr>
+          <w:rFonts w:ascii="Times New Roman" w:hAnsi="Times New Roman" w:cs="Times New Roman"/>
+          <w:sz w:val="28"/>
+          <w:szCs w:val="28"/>
+          <w:lang w:val="en-US"/>
+        </w:rPr>
+        <w:t>mashg‘</w:t>
+      </w:r>
+      <w:proofErr w:type="gramEnd"/>
+      <w:r>
+        <w:rPr>
+          <w:rFonts w:ascii="Times New Roman" w:hAnsi="Times New Roman" w:cs="Times New Roman"/>
+          <w:sz w:val="28"/>
+          <w:szCs w:val="28"/>
+          <w:lang w:val="en-US"/>
+        </w:rPr>
+        <w:t xml:space="preserve">ulotlar natijalariga asoslanadi. Natijada talabalar tomonidan </w:t>
+      </w:r>
+      <w:proofErr w:type="gramStart"/>
+      <w:r>
+        <w:rPr>
+          <w:rFonts w:ascii="Times New Roman" w:hAnsi="Times New Roman" w:cs="Times New Roman"/>
+          <w:sz w:val="28"/>
+          <w:szCs w:val="28"/>
+          <w:lang w:val="en-US"/>
+        </w:rPr>
+        <w:t>o‘</w:t>
+      </w:r>
+      <w:proofErr w:type="gramEnd"/>
+      <w:r>
+        <w:rPr>
+          <w:rFonts w:ascii="Times New Roman" w:hAnsi="Times New Roman" w:cs="Times New Roman"/>
+          <w:sz w:val="28"/>
+          <w:szCs w:val="28"/>
+          <w:lang w:val="en-US"/>
+        </w:rPr>
+        <w:t>zlashtirilgan bilim hajmi va sifati raqamli ko‘rsatkichlar orqali ifodalanadi.</w:t>
+      </w:r>
+    </w:p>
+    <w:p>
+      <w:pPr>
+        <w:jc w:val="center"/>
+        <w:rPr>
+          <w:rFonts w:ascii="Times New Roman" w:hAnsi="Times New Roman" w:cs="Times New Roman"/>
+          <w:sz w:val="28"/>
+          <w:szCs w:val="28"/>
+          <w:lang w:val="en-US"/>
+        </w:rPr>
+      </w:pPr>
+      <w:r>
+        <w:rPr>
+          <w:rFonts w:ascii="Times New Roman" w:hAnsi="Times New Roman" w:cs="Times New Roman"/>
+          <w:position w:val="-28"/>
+          <w:sz w:val="28"/>
+          <w:szCs w:val="28"/>
+          <w:lang w:val="en-US"/>
+        </w:rPr>
+        <w:object w:dxaOrig="1340" w:dyaOrig="680">
+          <v:shapetype id="_x0000_t75" coordsize="21600,21600" o:spt="75" o:preferrelative="t" path="m@4@5l@4@11@9@11@9@5xe" filled="f" stroked="f">
+            <v:stroke joinstyle="miter"/>
+            <v:formulas>
+              <v:f eqn="if lineDrawn pixelLineWidth 0"/>
+              <v:f eqn="sum @0 1 0"/>
+              <v:f eqn="sum 0 0 @1"/>
+              <v:f eqn="prod @2 1 2"/>
+              <v:f eqn="prod @3 21600 pixelWidth"/>
+              <v:f eqn="prod @3 21600 pixelHeight"/>
+              <v:f eqn="sum @0 0 1"/>
+              <v:f eqn="prod @6 1 2"/>
+              <v:f eqn="prod @7 21600 pixelWidth"/>
+              <v:f eqn="sum @8 21600 0"/>
+              <v:f eqn="prod @7 21600 pixelHeight"/>
+              <v:f eqn="sum @10 21600 0"/>
+            </v:formulas>
+            <v:path o:extrusionok="f" gradientshapeok="t" o:connecttype="rect"/>
+            <o:lock v:ext="edit" aspectratio="t"/>
+          </v:shapetype>
+          <v:shape id="_x0000_i1041" type="#_x0000_t75" style="width:66.75pt;height:33.75pt" o:ole="">
+            <v:imagedata r:id="rId7" o:title=""/>
+          </v:shape>
+          <o:OLEObject Type="Embed" ProgID="Equation.3" ShapeID="_x0000_i1041" DrawAspect="Content" ObjectID="_1816347013" r:id="rId8"/>
+        </w:object>
+      </w:r>
+      <w:r>
+        <w:rPr>
+          <w:rFonts w:ascii="Times New Roman" w:hAnsi="Times New Roman" w:cs="Times New Roman"/>
+          <w:sz w:val="28"/>
+          <w:szCs w:val="28"/>
+          <w:lang w:val="en-US"/>
+        </w:rPr>
+        <w:t xml:space="preserve">, </w:t>
+      </w:r>
       <w:r>
         <w:rPr>
           <w:rFonts w:ascii="Times New Roman" w:hAnsi="Times New Roman" w:cs="Times New Roman"/>
@@ -166,71 +4958,18 @@
           <w:lang w:val="en-US"/>
         </w:rPr>
         <w:t xml:space="preserve"> </w:t>
-      </w:r>
-      <w:proofErr w:type="spellStart"/>
-      <w:r>
-        <w:rPr>
-          <w:rFonts w:ascii="Times New Roman" w:hAnsi="Times New Roman" w:cs="Times New Roman"/>
-          <w:sz w:val="28"/>
-          <w:szCs w:val="28"/>
-          <w:lang w:val="en-US"/>
-        </w:rPr>
-        <w:t>etish</w:t>
-      </w:r>
-      <w:proofErr w:type="spellEnd"/>
-      <w:r>
-        <w:rPr>
-          <w:rFonts w:ascii="Times New Roman" w:hAnsi="Times New Roman" w:cs="Times New Roman"/>
-          <w:sz w:val="28"/>
-          <w:szCs w:val="28"/>
-          <w:lang w:val="en-US"/>
-        </w:rPr>
-        <w:t xml:space="preserve"> </w:t>
-      </w:r>
-      <w:proofErr w:type="spellStart"/>
-      <w:r>
-        <w:rPr>
-          <w:rFonts w:ascii="Times New Roman" w:hAnsi="Times New Roman" w:cs="Times New Roman"/>
-          <w:sz w:val="28"/>
-          <w:szCs w:val="28"/>
-          <w:lang w:val="en-US"/>
-        </w:rPr>
-        <w:t>va</w:t>
-      </w:r>
-      <w:proofErr w:type="spellEnd"/>
-      <w:r>
-        <w:rPr>
-          <w:rFonts w:ascii="Times New Roman" w:hAnsi="Times New Roman" w:cs="Times New Roman"/>
-          <w:sz w:val="28"/>
-          <w:szCs w:val="28"/>
-          <w:lang w:val="en-US"/>
-        </w:rPr>
-        <w:t xml:space="preserve"> </w:t>
-      </w:r>
-      <w:proofErr w:type="spellStart"/>
-      <w:proofErr w:type="gramStart"/>
-      <w:r>
-        <w:rPr>
-          <w:rFonts w:ascii="Times New Roman" w:hAnsi="Times New Roman" w:cs="Times New Roman"/>
-          <w:sz w:val="28"/>
-          <w:szCs w:val="28"/>
-          <w:lang w:val="en-US"/>
-        </w:rPr>
-        <w:t>o‘</w:t>
-      </w:r>
-      <w:proofErr w:type="gramEnd"/>
-      <w:r>
-        <w:rPr>
-          <w:rFonts w:ascii="Times New Roman" w:hAnsi="Times New Roman" w:cs="Times New Roman"/>
-          <w:sz w:val="28"/>
-          <w:szCs w:val="28"/>
-          <w:lang w:val="en-US"/>
-        </w:rPr>
-        <w:t>tkazish</w:t>
       </w:r>
       <w:bookmarkStart w:id="0" w:name="_GoBack"/>
       <w:bookmarkEnd w:id="0"/>
-      <w:proofErr w:type="spellEnd"/>
+      <w:r>
+        <w:rPr>
+          <w:rFonts w:ascii="Times New Roman" w:hAnsi="Times New Roman" w:cs="Times New Roman"/>
+          <w:sz w:val="28"/>
+          <w:szCs w:val="28"/>
+          <w:lang w:val="en-US"/>
+        </w:rPr>
+        <w:t>(3.1)</w:t>
+      </w:r>
     </w:p>
     <w:p>
       <w:pPr>
@@ -344,12 +5083,29 @@
     </w:p>
     <w:p>
       <w:pPr>
+        <w:jc w:val="center"/>
+        <w:rPr>
+          <w:rFonts w:ascii="Times New Roman" w:hAnsi="Times New Roman" w:cs="Times New Roman"/>
+          <w:sz w:val="28"/>
+          <w:szCs w:val="28"/>
+        </w:rPr>
+      </w:pPr>
+      <w:r>
+        <w:rPr>
+          <w:rFonts w:ascii="Times New Roman" w:hAnsi="Times New Roman" w:cs="Times New Roman"/>
+          <w:sz w:val="28"/>
+          <w:szCs w:val="28"/>
+        </w:rPr>
+        <w:t>3 - bob bo‘yicha xulosalar</w:t>
+      </w:r>
+    </w:p>
+    <w:p>
+      <w:pPr>
         <w:jc w:val="both"/>
         <w:rPr>
           <w:rFonts w:ascii="Times New Roman" w:hAnsi="Times New Roman" w:cs="Times New Roman"/>
           <w:sz w:val="28"/>
           <w:szCs w:val="28"/>
-          <w:lang w:val="en-US"/>
         </w:rPr>
       </w:pPr>
     </w:p>
@@ -360,258 +5116,8 @@
           <w:rFonts w:ascii="Times New Roman" w:hAnsi="Times New Roman" w:cs="Times New Roman"/>
           <w:sz w:val="28"/>
           <w:szCs w:val="28"/>
-          <w:lang w:val="en-US"/>
-        </w:rPr>
-      </w:pPr>
-    </w:p>
-    <w:p>
-      <w:pPr>
-        <w:jc w:val="center"/>
-        <w:rPr>
-          <w:rFonts w:ascii="Times New Roman" w:hAnsi="Times New Roman" w:cs="Times New Roman"/>
-          <w:sz w:val="28"/>
-          <w:szCs w:val="28"/>
-          <w:lang w:val="en-US"/>
-        </w:rPr>
-      </w:pPr>
-      <w:r>
-        <w:rPr>
-          <w:rFonts w:ascii="Times New Roman" w:hAnsi="Times New Roman" w:cs="Times New Roman"/>
-          <w:sz w:val="28"/>
-          <w:szCs w:val="28"/>
-          <w:lang w:val="en-US"/>
-        </w:rPr>
-        <w:t>3.2-§.</w:t>
-      </w:r>
-      <w:r>
-        <w:rPr>
-          <w:rFonts w:ascii="Times New Roman" w:hAnsi="Times New Roman" w:cs="Times New Roman"/>
-          <w:sz w:val="28"/>
-          <w:szCs w:val="28"/>
-          <w:lang w:val="en-US"/>
-        </w:rPr>
-        <w:tab/>
-      </w:r>
-      <w:proofErr w:type="spellStart"/>
-      <w:r>
-        <w:rPr>
-          <w:rFonts w:ascii="Times New Roman" w:hAnsi="Times New Roman" w:cs="Times New Roman"/>
-          <w:sz w:val="28"/>
-          <w:szCs w:val="28"/>
-          <w:lang w:val="en-US"/>
-        </w:rPr>
-        <w:t>Tajriba-sinov</w:t>
-      </w:r>
-      <w:proofErr w:type="spellEnd"/>
-      <w:r>
-        <w:rPr>
-          <w:rFonts w:ascii="Times New Roman" w:hAnsi="Times New Roman" w:cs="Times New Roman"/>
-          <w:sz w:val="28"/>
-          <w:szCs w:val="28"/>
-          <w:lang w:val="en-US"/>
-        </w:rPr>
-        <w:t xml:space="preserve"> </w:t>
-      </w:r>
-      <w:proofErr w:type="spellStart"/>
-      <w:r>
-        <w:rPr>
-          <w:rFonts w:ascii="Times New Roman" w:hAnsi="Times New Roman" w:cs="Times New Roman"/>
-          <w:sz w:val="28"/>
-          <w:szCs w:val="28"/>
-          <w:lang w:val="en-US"/>
-        </w:rPr>
-        <w:t>ishlari</w:t>
-      </w:r>
-      <w:proofErr w:type="spellEnd"/>
-      <w:r>
-        <w:rPr>
-          <w:rFonts w:ascii="Times New Roman" w:hAnsi="Times New Roman" w:cs="Times New Roman"/>
-          <w:sz w:val="28"/>
-          <w:szCs w:val="28"/>
-          <w:lang w:val="en-US"/>
-        </w:rPr>
-        <w:t xml:space="preserve"> </w:t>
-      </w:r>
-      <w:proofErr w:type="spellStart"/>
-      <w:r>
-        <w:rPr>
-          <w:rFonts w:ascii="Times New Roman" w:hAnsi="Times New Roman" w:cs="Times New Roman"/>
-          <w:sz w:val="28"/>
-          <w:szCs w:val="28"/>
-          <w:lang w:val="en-US"/>
-        </w:rPr>
-        <w:t>natijalarini</w:t>
-      </w:r>
-      <w:proofErr w:type="spellEnd"/>
-      <w:r>
-        <w:rPr>
-          <w:rFonts w:ascii="Times New Roman" w:hAnsi="Times New Roman" w:cs="Times New Roman"/>
-          <w:sz w:val="28"/>
-          <w:szCs w:val="28"/>
-          <w:lang w:val="en-US"/>
-        </w:rPr>
-        <w:t xml:space="preserve"> </w:t>
-      </w:r>
-      <w:proofErr w:type="spellStart"/>
-      <w:r>
-        <w:rPr>
-          <w:rFonts w:ascii="Times New Roman" w:hAnsi="Times New Roman" w:cs="Times New Roman"/>
-          <w:sz w:val="28"/>
-          <w:szCs w:val="28"/>
-          <w:lang w:val="en-US"/>
-        </w:rPr>
-        <w:t>hisoblash</w:t>
-      </w:r>
-      <w:proofErr w:type="spellEnd"/>
-      <w:r>
-        <w:rPr>
-          <w:rFonts w:ascii="Times New Roman" w:hAnsi="Times New Roman" w:cs="Times New Roman"/>
-          <w:sz w:val="28"/>
-          <w:szCs w:val="28"/>
-          <w:lang w:val="en-US"/>
-        </w:rPr>
-        <w:t xml:space="preserve"> </w:t>
-      </w:r>
-      <w:proofErr w:type="spellStart"/>
-      <w:r>
-        <w:rPr>
-          <w:rFonts w:ascii="Times New Roman" w:hAnsi="Times New Roman" w:cs="Times New Roman"/>
-          <w:sz w:val="28"/>
-          <w:szCs w:val="28"/>
-          <w:lang w:val="en-US"/>
-        </w:rPr>
-        <w:t>va</w:t>
-      </w:r>
-      <w:proofErr w:type="spellEnd"/>
-      <w:r>
-        <w:rPr>
-          <w:rFonts w:ascii="Times New Roman" w:hAnsi="Times New Roman" w:cs="Times New Roman"/>
-          <w:sz w:val="28"/>
-          <w:szCs w:val="28"/>
-          <w:lang w:val="en-US"/>
-        </w:rPr>
-        <w:t xml:space="preserve"> </w:t>
-      </w:r>
-      <w:proofErr w:type="spellStart"/>
-      <w:r>
-        <w:rPr>
-          <w:rFonts w:ascii="Times New Roman" w:hAnsi="Times New Roman" w:cs="Times New Roman"/>
-          <w:sz w:val="28"/>
-          <w:szCs w:val="28"/>
-          <w:lang w:val="en-US"/>
-        </w:rPr>
-        <w:t>taqqoslash</w:t>
-      </w:r>
-      <w:proofErr w:type="spellEnd"/>
-      <w:r>
-        <w:rPr>
-          <w:rFonts w:ascii="Times New Roman" w:hAnsi="Times New Roman" w:cs="Times New Roman"/>
-          <w:sz w:val="28"/>
-          <w:szCs w:val="28"/>
-          <w:lang w:val="en-US"/>
-        </w:rPr>
-        <w:t xml:space="preserve">, </w:t>
-      </w:r>
-      <w:proofErr w:type="spellStart"/>
-      <w:r>
-        <w:rPr>
-          <w:rFonts w:ascii="Times New Roman" w:hAnsi="Times New Roman" w:cs="Times New Roman"/>
-          <w:sz w:val="28"/>
-          <w:szCs w:val="28"/>
-          <w:lang w:val="en-US"/>
-        </w:rPr>
-        <w:t>taklif</w:t>
-      </w:r>
-      <w:proofErr w:type="spellEnd"/>
-      <w:r>
-        <w:rPr>
-          <w:rFonts w:ascii="Times New Roman" w:hAnsi="Times New Roman" w:cs="Times New Roman"/>
-          <w:sz w:val="28"/>
-          <w:szCs w:val="28"/>
-          <w:lang w:val="en-US"/>
-        </w:rPr>
-        <w:t xml:space="preserve"> </w:t>
-      </w:r>
-      <w:proofErr w:type="spellStart"/>
-      <w:r>
-        <w:rPr>
-          <w:rFonts w:ascii="Times New Roman" w:hAnsi="Times New Roman" w:cs="Times New Roman"/>
-          <w:sz w:val="28"/>
-          <w:szCs w:val="28"/>
-          <w:lang w:val="en-US"/>
-        </w:rPr>
-        <w:t>etilgan</w:t>
-      </w:r>
-      <w:proofErr w:type="spellEnd"/>
-      <w:r>
-        <w:rPr>
-          <w:rFonts w:ascii="Times New Roman" w:hAnsi="Times New Roman" w:cs="Times New Roman"/>
-          <w:sz w:val="28"/>
-          <w:szCs w:val="28"/>
-          <w:lang w:val="en-US"/>
-        </w:rPr>
-        <w:t xml:space="preserve"> </w:t>
-      </w:r>
-      <w:proofErr w:type="spellStart"/>
-      <w:r>
-        <w:rPr>
-          <w:rFonts w:ascii="Times New Roman" w:hAnsi="Times New Roman" w:cs="Times New Roman"/>
-          <w:sz w:val="28"/>
-          <w:szCs w:val="28"/>
-          <w:lang w:val="en-US"/>
-        </w:rPr>
-        <w:t>metodikaning</w:t>
-      </w:r>
-      <w:proofErr w:type="spellEnd"/>
-      <w:r>
-        <w:rPr>
-          <w:rFonts w:ascii="Times New Roman" w:hAnsi="Times New Roman" w:cs="Times New Roman"/>
-          <w:sz w:val="28"/>
-          <w:szCs w:val="28"/>
-          <w:lang w:val="en-US"/>
-        </w:rPr>
-        <w:t xml:space="preserve"> </w:t>
-      </w:r>
-      <w:proofErr w:type="spellStart"/>
-      <w:r>
-        <w:rPr>
-          <w:rFonts w:ascii="Times New Roman" w:hAnsi="Times New Roman" w:cs="Times New Roman"/>
-          <w:sz w:val="28"/>
-          <w:szCs w:val="28"/>
-          <w:lang w:val="en-US"/>
-        </w:rPr>
-        <w:t>samaradorligini</w:t>
-      </w:r>
-      <w:proofErr w:type="spellEnd"/>
-      <w:r>
-        <w:rPr>
-          <w:rFonts w:ascii="Times New Roman" w:hAnsi="Times New Roman" w:cs="Times New Roman"/>
-          <w:sz w:val="28"/>
-          <w:szCs w:val="28"/>
-          <w:lang w:val="en-US"/>
-        </w:rPr>
-        <w:t xml:space="preserve"> </w:t>
-      </w:r>
-      <w:proofErr w:type="spellStart"/>
-      <w:r>
-        <w:rPr>
-          <w:rFonts w:ascii="Times New Roman" w:hAnsi="Times New Roman" w:cs="Times New Roman"/>
-          <w:sz w:val="28"/>
-          <w:szCs w:val="28"/>
-          <w:lang w:val="en-US"/>
-        </w:rPr>
-        <w:t>baho</w:t>
-      </w:r>
-      <w:r>
-        <w:rPr>
-          <w:rFonts w:ascii="Times New Roman" w:hAnsi="Times New Roman" w:cs="Times New Roman"/>
-          <w:sz w:val="28"/>
-          <w:szCs w:val="28"/>
-          <w:lang w:val="en-US"/>
-        </w:rPr>
-        <w:t>lash</w:t>
-      </w:r>
-      <w:proofErr w:type="spellEnd"/>
+        </w:rPr>
+      </w:pPr>
     </w:p>
     <w:p>
       <w:pPr>
@@ -620,227 +5126,16 @@
           <w:rFonts w:ascii="Times New Roman" w:hAnsi="Times New Roman" w:cs="Times New Roman"/>
           <w:sz w:val="28"/>
           <w:szCs w:val="28"/>
-          <w:lang w:val="en-US"/>
-        </w:rPr>
-      </w:pPr>
-    </w:p>
-    <w:p>
-      <w:pPr>
-        <w:jc w:val="both"/>
-        <w:rPr>
-          <w:rFonts w:ascii="Times New Roman" w:hAnsi="Times New Roman" w:cs="Times New Roman"/>
-          <w:sz w:val="28"/>
-          <w:szCs w:val="28"/>
-          <w:lang w:val="en-US"/>
-        </w:rPr>
-      </w:pPr>
-    </w:p>
-    <w:p>
-      <w:pPr>
-        <w:jc w:val="both"/>
-        <w:rPr>
-          <w:rFonts w:ascii="Times New Roman" w:hAnsi="Times New Roman" w:cs="Times New Roman"/>
-          <w:sz w:val="28"/>
-          <w:szCs w:val="28"/>
-          <w:lang w:val="en-US"/>
-        </w:rPr>
-      </w:pPr>
-    </w:p>
-    <w:p>
-      <w:pPr>
-        <w:jc w:val="both"/>
-        <w:rPr>
-          <w:rFonts w:ascii="Times New Roman" w:hAnsi="Times New Roman" w:cs="Times New Roman"/>
-          <w:sz w:val="28"/>
-          <w:szCs w:val="28"/>
-          <w:lang w:val="en-US"/>
-        </w:rPr>
-      </w:pPr>
-    </w:p>
-    <w:p>
-      <w:pPr>
-        <w:jc w:val="both"/>
-        <w:rPr>
-          <w:rFonts w:ascii="Times New Roman" w:hAnsi="Times New Roman" w:cs="Times New Roman"/>
-          <w:sz w:val="28"/>
-          <w:szCs w:val="28"/>
-          <w:lang w:val="en-US"/>
-        </w:rPr>
-      </w:pPr>
-    </w:p>
-    <w:p>
-      <w:pPr>
-        <w:jc w:val="both"/>
-        <w:rPr>
-          <w:rFonts w:ascii="Times New Roman" w:hAnsi="Times New Roman" w:cs="Times New Roman"/>
-          <w:sz w:val="28"/>
-          <w:szCs w:val="28"/>
-          <w:lang w:val="en-US"/>
-        </w:rPr>
-      </w:pPr>
-    </w:p>
-    <w:p>
-      <w:pPr>
-        <w:jc w:val="both"/>
-        <w:rPr>
-          <w:rFonts w:ascii="Times New Roman" w:hAnsi="Times New Roman" w:cs="Times New Roman"/>
-          <w:sz w:val="28"/>
-          <w:szCs w:val="28"/>
-          <w:lang w:val="en-US"/>
-        </w:rPr>
-      </w:pPr>
-    </w:p>
-    <w:p>
-      <w:pPr>
-        <w:jc w:val="both"/>
-        <w:rPr>
-          <w:rFonts w:ascii="Times New Roman" w:hAnsi="Times New Roman" w:cs="Times New Roman"/>
-          <w:sz w:val="28"/>
-          <w:szCs w:val="28"/>
-          <w:lang w:val="en-US"/>
-        </w:rPr>
-      </w:pPr>
-    </w:p>
-    <w:p>
-      <w:pPr>
-        <w:jc w:val="both"/>
-        <w:rPr>
-          <w:rFonts w:ascii="Times New Roman" w:hAnsi="Times New Roman" w:cs="Times New Roman"/>
-          <w:sz w:val="28"/>
-          <w:szCs w:val="28"/>
-          <w:lang w:val="en-US"/>
-        </w:rPr>
-      </w:pPr>
-    </w:p>
-    <w:p>
-      <w:pPr>
-        <w:jc w:val="both"/>
-        <w:rPr>
-          <w:rFonts w:ascii="Times New Roman" w:hAnsi="Times New Roman" w:cs="Times New Roman"/>
-          <w:sz w:val="28"/>
-          <w:szCs w:val="28"/>
-          <w:lang w:val="en-US"/>
-        </w:rPr>
-      </w:pPr>
-    </w:p>
-    <w:p>
-      <w:pPr>
-        <w:jc w:val="both"/>
-        <w:rPr>
-          <w:rFonts w:ascii="Times New Roman" w:hAnsi="Times New Roman" w:cs="Times New Roman"/>
-          <w:sz w:val="28"/>
-          <w:szCs w:val="28"/>
-          <w:lang w:val="en-US"/>
-        </w:rPr>
-      </w:pPr>
-    </w:p>
-    <w:p>
-      <w:pPr>
-        <w:jc w:val="both"/>
-        <w:rPr>
-          <w:rFonts w:ascii="Times New Roman" w:hAnsi="Times New Roman" w:cs="Times New Roman"/>
-          <w:sz w:val="28"/>
-          <w:szCs w:val="28"/>
-          <w:lang w:val="en-US"/>
-        </w:rPr>
-      </w:pPr>
-    </w:p>
-    <w:p>
-      <w:pPr>
-        <w:jc w:val="center"/>
-        <w:rPr>
-          <w:rFonts w:ascii="Times New Roman" w:hAnsi="Times New Roman" w:cs="Times New Roman"/>
-          <w:sz w:val="28"/>
-          <w:szCs w:val="28"/>
-        </w:rPr>
-      </w:pPr>
-      <w:r>
-        <w:rPr>
-          <w:rFonts w:ascii="Times New Roman" w:hAnsi="Times New Roman" w:cs="Times New Roman"/>
-          <w:sz w:val="28"/>
-          <w:szCs w:val="28"/>
-        </w:rPr>
-        <w:lastRenderedPageBreak/>
-        <w:t xml:space="preserve">3 - </w:t>
-      </w:r>
-      <w:proofErr w:type="spellStart"/>
-      <w:r>
-        <w:rPr>
-          <w:rFonts w:ascii="Times New Roman" w:hAnsi="Times New Roman" w:cs="Times New Roman"/>
-          <w:sz w:val="28"/>
-          <w:szCs w:val="28"/>
-        </w:rPr>
-        <w:t>bob</w:t>
-      </w:r>
-      <w:proofErr w:type="spellEnd"/>
-      <w:r>
-        <w:rPr>
-          <w:rFonts w:ascii="Times New Roman" w:hAnsi="Times New Roman" w:cs="Times New Roman"/>
-          <w:sz w:val="28"/>
-          <w:szCs w:val="28"/>
-        </w:rPr>
-        <w:t xml:space="preserve"> </w:t>
-      </w:r>
-      <w:proofErr w:type="spellStart"/>
-      <w:r>
-        <w:rPr>
-          <w:rFonts w:ascii="Times New Roman" w:hAnsi="Times New Roman" w:cs="Times New Roman"/>
-          <w:sz w:val="28"/>
-          <w:szCs w:val="28"/>
-        </w:rPr>
-        <w:t>bo‘yicha</w:t>
-      </w:r>
-      <w:proofErr w:type="spellEnd"/>
-      <w:r>
-        <w:rPr>
-          <w:rFonts w:ascii="Times New Roman" w:hAnsi="Times New Roman" w:cs="Times New Roman"/>
-          <w:sz w:val="28"/>
-          <w:szCs w:val="28"/>
-        </w:rPr>
-        <w:t xml:space="preserve"> </w:t>
-      </w:r>
-      <w:proofErr w:type="spellStart"/>
-      <w:r>
-        <w:rPr>
-          <w:rFonts w:ascii="Times New Roman" w:hAnsi="Times New Roman" w:cs="Times New Roman"/>
-          <w:sz w:val="28"/>
-          <w:szCs w:val="28"/>
-        </w:rPr>
-        <w:t>xulosalar</w:t>
-      </w:r>
-      <w:proofErr w:type="spellEnd"/>
-    </w:p>
-    <w:p>
-      <w:pPr>
-        <w:jc w:val="both"/>
-        <w:rPr>
-          <w:rFonts w:ascii="Times New Roman" w:hAnsi="Times New Roman" w:cs="Times New Roman"/>
-          <w:sz w:val="28"/>
-          <w:szCs w:val="28"/>
-        </w:rPr>
-      </w:pPr>
-    </w:p>
-    <w:p>
-      <w:pPr>
-        <w:jc w:val="both"/>
-        <w:rPr>
-          <w:rFonts w:ascii="Times New Roman" w:hAnsi="Times New Roman" w:cs="Times New Roman"/>
-          <w:sz w:val="28"/>
-          <w:szCs w:val="28"/>
-        </w:rPr>
-      </w:pPr>
-    </w:p>
-    <w:p>
-      <w:pPr>
-        <w:jc w:val="both"/>
-        <w:rPr>
-          <w:rFonts w:ascii="Times New Roman" w:hAnsi="Times New Roman" w:cs="Times New Roman"/>
-          <w:sz w:val="28"/>
-          <w:szCs w:val="28"/>
         </w:rPr>
       </w:pPr>
     </w:p>
     <w:sectPr>
+      <w:headerReference w:type="even" r:id="rId9"/>
+      <w:headerReference w:type="default" r:id="rId10"/>
+      <w:footerReference w:type="even" r:id="rId11"/>
+      <w:footerReference w:type="default" r:id="rId12"/>
+      <w:headerReference w:type="first" r:id="rId13"/>
+      <w:footerReference w:type="first" r:id="rId14"/>
       <w:pgSz w:w="11906" w:h="16838"/>
       <w:pgMar w:top="1134" w:right="850" w:bottom="1134" w:left="1701" w:header="708" w:footer="708" w:gutter="0"/>
       <w:cols w:space="708"/>
@@ -848,6 +5143,273 @@
     </w:sectPr>
   </w:body>
 </w:document>
+</file>
+
+<file path=word/endnotes.xml><?xml version="1.0" encoding="utf-8"?>
+<w:endnotes xmlns:wpc="http://schemas.microsoft.com/office/word/2010/wordprocessingCanvas" xmlns:cx="http://schemas.microsoft.com/office/drawing/2014/chartex" xmlns:mc="http://schemas.openxmlformats.org/markup-compatibility/2006" xmlns:o="urn:schemas-microsoft-com:office:office" xmlns:r="http://schemas.openxmlformats.org/officeDocument/2006/relationships" xmlns:m="http://schemas.openxmlformats.org/officeDocument/2006/math" xmlns:v="urn:schemas-microsoft-com:vml" xmlns:wp14="http://schemas.microsoft.com/office/word/2010/wordprocessingDrawing" xmlns:wp="http://schemas.openxmlformats.org/drawingml/2006/wordprocessingDrawing" xmlns:w10="urn:schemas-microsoft-com:office:word" xmlns:w="http://schemas.openxmlformats.org/wordprocessingml/2006/main" xmlns:w14="http://schemas.microsoft.com/office/word/2010/wordml" xmlns:w15="http://schemas.microsoft.com/office/word/2012/wordml" xmlns:w16se="http://schemas.microsoft.com/office/word/2015/wordml/symex" xmlns:wpg="http://schemas.microsoft.com/office/word/2010/wordprocessingGroup" xmlns:wpi="http://schemas.microsoft.com/office/word/2010/wordprocessingInk" xmlns:wne="http://schemas.microsoft.com/office/word/2006/wordml" xmlns:wps="http://schemas.microsoft.com/office/word/2010/wordprocessingShape" mc:Ignorable="w14 w15 w16se wp14">
+  <w:endnote w:type="separator" w:id="-1">
+    <w:p>
+      <w:pPr>
+        <w:spacing w:after="0" w:line="240" w:lineRule="auto"/>
+      </w:pPr>
+      <w:r>
+        <w:separator/>
+      </w:r>
+    </w:p>
+  </w:endnote>
+  <w:endnote w:type="continuationSeparator" w:id="0">
+    <w:p>
+      <w:pPr>
+        <w:spacing w:after="0" w:line="240" w:lineRule="auto"/>
+      </w:pPr>
+      <w:r>
+        <w:continuationSeparator/>
+      </w:r>
+    </w:p>
+  </w:endnote>
+</w:endnotes>
+</file>
+
+<file path=word/footer1.xml><?xml version="1.0" encoding="utf-8"?>
+<w:ftr xmlns:wpc="http://schemas.microsoft.com/office/word/2010/wordprocessingCanvas" xmlns:cx="http://schemas.microsoft.com/office/drawing/2014/chartex" xmlns:mc="http://schemas.openxmlformats.org/markup-compatibility/2006" xmlns:o="urn:schemas-microsoft-com:office:office" xmlns:r="http://schemas.openxmlformats.org/officeDocument/2006/relationships" xmlns:m="http://schemas.openxmlformats.org/officeDocument/2006/math" xmlns:v="urn:schemas-microsoft-com:vml" xmlns:wp14="http://schemas.microsoft.com/office/word/2010/wordprocessingDrawing" xmlns:wp="http://schemas.openxmlformats.org/drawingml/2006/wordprocessingDrawing" xmlns:w10="urn:schemas-microsoft-com:office:word" xmlns:w="http://schemas.openxmlformats.org/wordprocessingml/2006/main" xmlns:w14="http://schemas.microsoft.com/office/word/2010/wordml" xmlns:w15="http://schemas.microsoft.com/office/word/2012/wordml" xmlns:w16se="http://schemas.microsoft.com/office/word/2015/wordml/symex" xmlns:wpg="http://schemas.microsoft.com/office/word/2010/wordprocessingGroup" xmlns:wpi="http://schemas.microsoft.com/office/word/2010/wordprocessingInk" xmlns:wne="http://schemas.microsoft.com/office/word/2006/wordml" xmlns:wps="http://schemas.microsoft.com/office/word/2010/wordprocessingShape" mc:Ignorable="w14 w15 w16se wp14">
+  <w:p>
+    <w:pPr>
+      <w:pStyle w:val="a5"/>
+    </w:pPr>
+  </w:p>
+</w:ftr>
+</file>
+
+<file path=word/footer2.xml><?xml version="1.0" encoding="utf-8"?>
+<w:ftr xmlns:wpc="http://schemas.microsoft.com/office/word/2010/wordprocessingCanvas" xmlns:cx="http://schemas.microsoft.com/office/drawing/2014/chartex" xmlns:mc="http://schemas.openxmlformats.org/markup-compatibility/2006" xmlns:o="urn:schemas-microsoft-com:office:office" xmlns:r="http://schemas.openxmlformats.org/officeDocument/2006/relationships" xmlns:m="http://schemas.openxmlformats.org/officeDocument/2006/math" xmlns:v="urn:schemas-microsoft-com:vml" xmlns:wp14="http://schemas.microsoft.com/office/word/2010/wordprocessingDrawing" xmlns:wp="http://schemas.openxmlformats.org/drawingml/2006/wordprocessingDrawing" xmlns:w10="urn:schemas-microsoft-com:office:word" xmlns:w="http://schemas.openxmlformats.org/wordprocessingml/2006/main" xmlns:w14="http://schemas.microsoft.com/office/word/2010/wordml" xmlns:w15="http://schemas.microsoft.com/office/word/2012/wordml" xmlns:w16se="http://schemas.microsoft.com/office/word/2015/wordml/symex" xmlns:wpg="http://schemas.microsoft.com/office/word/2010/wordprocessingGroup" xmlns:wpi="http://schemas.microsoft.com/office/word/2010/wordprocessingInk" xmlns:wne="http://schemas.microsoft.com/office/word/2006/wordml" xmlns:wps="http://schemas.microsoft.com/office/word/2010/wordprocessingShape" mc:Ignorable="w14 w15 w16se wp14">
+  <w:sdt>
+    <w:sdtPr>
+      <w:id w:val="-1516147542"/>
+      <w:docPartObj>
+        <w:docPartGallery w:val="Page Numbers (Bottom of Page)"/>
+        <w:docPartUnique/>
+      </w:docPartObj>
+    </w:sdtPr>
+    <w:sdtEndPr/>
+    <w:sdtContent>
+      <w:p>
+        <w:pPr>
+          <w:pStyle w:val="a5"/>
+          <w:jc w:val="center"/>
+        </w:pPr>
+        <w:r>
+          <w:fldChar w:fldCharType="begin"/>
+        </w:r>
+        <w:r>
+          <w:instrText>PAGE   \* MERGEFORMAT</w:instrText>
+        </w:r>
+        <w:r>
+          <w:fldChar w:fldCharType="separate"/>
+        </w:r>
+        <w:r>
+          <w:rPr>
+            <w:noProof/>
+          </w:rPr>
+          <w:t>9</w:t>
+        </w:r>
+        <w:r>
+          <w:fldChar w:fldCharType="end"/>
+        </w:r>
+      </w:p>
+    </w:sdtContent>
+  </w:sdt>
+  <w:p>
+    <w:pPr>
+      <w:pStyle w:val="a5"/>
+    </w:pPr>
+  </w:p>
+</w:ftr>
+</file>
+
+<file path=word/footer3.xml><?xml version="1.0" encoding="utf-8"?>
+<w:ftr xmlns:wpc="http://schemas.microsoft.com/office/word/2010/wordprocessingCanvas" xmlns:cx="http://schemas.microsoft.com/office/drawing/2014/chartex" xmlns:mc="http://schemas.openxmlformats.org/markup-compatibility/2006" xmlns:o="urn:schemas-microsoft-com:office:office" xmlns:r="http://schemas.openxmlformats.org/officeDocument/2006/relationships" xmlns:m="http://schemas.openxmlformats.org/officeDocument/2006/math" xmlns:v="urn:schemas-microsoft-com:vml" xmlns:wp14="http://schemas.microsoft.com/office/word/2010/wordprocessingDrawing" xmlns:wp="http://schemas.openxmlformats.org/drawingml/2006/wordprocessingDrawing" xmlns:w10="urn:schemas-microsoft-com:office:word" xmlns:w="http://schemas.openxmlformats.org/wordprocessingml/2006/main" xmlns:w14="http://schemas.microsoft.com/office/word/2010/wordml" xmlns:w15="http://schemas.microsoft.com/office/word/2012/wordml" xmlns:w16se="http://schemas.microsoft.com/office/word/2015/wordml/symex" xmlns:wpg="http://schemas.microsoft.com/office/word/2010/wordprocessingGroup" xmlns:wpi="http://schemas.microsoft.com/office/word/2010/wordprocessingInk" xmlns:wne="http://schemas.microsoft.com/office/word/2006/wordml" xmlns:wps="http://schemas.microsoft.com/office/word/2010/wordprocessingShape" mc:Ignorable="w14 w15 w16se wp14">
+  <w:p>
+    <w:pPr>
+      <w:pStyle w:val="a5"/>
+    </w:pPr>
+  </w:p>
+</w:ftr>
+</file>
+
+<file path=word/footnotes.xml><?xml version="1.0" encoding="utf-8"?>
+<w:footnotes xmlns:wpc="http://schemas.microsoft.com/office/word/2010/wordprocessingCanvas" xmlns:cx="http://schemas.microsoft.com/office/drawing/2014/chartex" xmlns:mc="http://schemas.openxmlformats.org/markup-compatibility/2006" xmlns:o="urn:schemas-microsoft-com:office:office" xmlns:r="http://schemas.openxmlformats.org/officeDocument/2006/relationships" xmlns:m="http://schemas.openxmlformats.org/officeDocument/2006/math" xmlns:v="urn:schemas-microsoft-com:vml" xmlns:wp14="http://schemas.microsoft.com/office/word/2010/wordprocessingDrawing" xmlns:wp="http://schemas.openxmlformats.org/drawingml/2006/wordprocessingDrawing" xmlns:w10="urn:schemas-microsoft-com:office:word" xmlns:w="http://schemas.openxmlformats.org/wordprocessingml/2006/main" xmlns:w14="http://schemas.microsoft.com/office/word/2010/wordml" xmlns:w15="http://schemas.microsoft.com/office/word/2012/wordml" xmlns:w16se="http://schemas.microsoft.com/office/word/2015/wordml/symex" xmlns:wpg="http://schemas.microsoft.com/office/word/2010/wordprocessingGroup" xmlns:wpi="http://schemas.microsoft.com/office/word/2010/wordprocessingInk" xmlns:wne="http://schemas.microsoft.com/office/word/2006/wordml" xmlns:wps="http://schemas.microsoft.com/office/word/2010/wordprocessingShape" mc:Ignorable="w14 w15 w16se wp14">
+  <w:footnote w:type="separator" w:id="-1">
+    <w:p>
+      <w:pPr>
+        <w:spacing w:after="0" w:line="240" w:lineRule="auto"/>
+      </w:pPr>
+      <w:r>
+        <w:separator/>
+      </w:r>
+    </w:p>
+  </w:footnote>
+  <w:footnote w:type="continuationSeparator" w:id="0">
+    <w:p>
+      <w:pPr>
+        <w:spacing w:after="0" w:line="240" w:lineRule="auto"/>
+      </w:pPr>
+      <w:r>
+        <w:continuationSeparator/>
+      </w:r>
+    </w:p>
+  </w:footnote>
+</w:footnotes>
+</file>
+
+<file path=word/header1.xml><?xml version="1.0" encoding="utf-8"?>
+<w:hdr xmlns:wpc="http://schemas.microsoft.com/office/word/2010/wordprocessingCanvas" xmlns:cx="http://schemas.microsoft.com/office/drawing/2014/chartex" xmlns:mc="http://schemas.openxmlformats.org/markup-compatibility/2006" xmlns:o="urn:schemas-microsoft-com:office:office" xmlns:r="http://schemas.openxmlformats.org/officeDocument/2006/relationships" xmlns:m="http://schemas.openxmlformats.org/officeDocument/2006/math" xmlns:v="urn:schemas-microsoft-com:vml" xmlns:wp14="http://schemas.microsoft.com/office/word/2010/wordprocessingDrawing" xmlns:wp="http://schemas.openxmlformats.org/drawingml/2006/wordprocessingDrawing" xmlns:w10="urn:schemas-microsoft-com:office:word" xmlns:w="http://schemas.openxmlformats.org/wordprocessingml/2006/main" xmlns:w14="http://schemas.microsoft.com/office/word/2010/wordml" xmlns:w15="http://schemas.microsoft.com/office/word/2012/wordml" xmlns:w16se="http://schemas.microsoft.com/office/word/2015/wordml/symex" xmlns:wpg="http://schemas.microsoft.com/office/word/2010/wordprocessingGroup" xmlns:wpi="http://schemas.microsoft.com/office/word/2010/wordprocessingInk" xmlns:wne="http://schemas.microsoft.com/office/word/2006/wordml" xmlns:wps="http://schemas.microsoft.com/office/word/2010/wordprocessingShape" mc:Ignorable="w14 w15 w16se wp14">
+  <w:p>
+    <w:pPr>
+      <w:pStyle w:val="a3"/>
+    </w:pPr>
+  </w:p>
+</w:hdr>
+</file>
+
+<file path=word/header2.xml><?xml version="1.0" encoding="utf-8"?>
+<w:hdr xmlns:wpc="http://schemas.microsoft.com/office/word/2010/wordprocessingCanvas" xmlns:cx="http://schemas.microsoft.com/office/drawing/2014/chartex" xmlns:mc="http://schemas.openxmlformats.org/markup-compatibility/2006" xmlns:o="urn:schemas-microsoft-com:office:office" xmlns:r="http://schemas.openxmlformats.org/officeDocument/2006/relationships" xmlns:m="http://schemas.openxmlformats.org/officeDocument/2006/math" xmlns:v="urn:schemas-microsoft-com:vml" xmlns:wp14="http://schemas.microsoft.com/office/word/2010/wordprocessingDrawing" xmlns:wp="http://schemas.openxmlformats.org/drawingml/2006/wordprocessingDrawing" xmlns:w10="urn:schemas-microsoft-com:office:word" xmlns:w="http://schemas.openxmlformats.org/wordprocessingml/2006/main" xmlns:w14="http://schemas.microsoft.com/office/word/2010/wordml" xmlns:w15="http://schemas.microsoft.com/office/word/2012/wordml" xmlns:w16se="http://schemas.microsoft.com/office/word/2015/wordml/symex" xmlns:wpg="http://schemas.microsoft.com/office/word/2010/wordprocessingGroup" xmlns:wpi="http://schemas.microsoft.com/office/word/2010/wordprocessingInk" xmlns:wne="http://schemas.microsoft.com/office/word/2006/wordml" xmlns:wps="http://schemas.microsoft.com/office/word/2010/wordprocessingShape" mc:Ignorable="w14 w15 w16se wp14">
+  <w:p>
+    <w:pPr>
+      <w:pStyle w:val="a3"/>
+    </w:pPr>
+  </w:p>
+</w:hdr>
+</file>
+
+<file path=word/header3.xml><?xml version="1.0" encoding="utf-8"?>
+<w:hdr xmlns:wpc="http://schemas.microsoft.com/office/word/2010/wordprocessingCanvas" xmlns:cx="http://schemas.microsoft.com/office/drawing/2014/chartex" xmlns:mc="http://schemas.openxmlformats.org/markup-compatibility/2006" xmlns:o="urn:schemas-microsoft-com:office:office" xmlns:r="http://schemas.openxmlformats.org/officeDocument/2006/relationships" xmlns:m="http://schemas.openxmlformats.org/officeDocument/2006/math" xmlns:v="urn:schemas-microsoft-com:vml" xmlns:wp14="http://schemas.microsoft.com/office/word/2010/wordprocessingDrawing" xmlns:wp="http://schemas.openxmlformats.org/drawingml/2006/wordprocessingDrawing" xmlns:w10="urn:schemas-microsoft-com:office:word" xmlns:w="http://schemas.openxmlformats.org/wordprocessingml/2006/main" xmlns:w14="http://schemas.microsoft.com/office/word/2010/wordml" xmlns:w15="http://schemas.microsoft.com/office/word/2012/wordml" xmlns:w16se="http://schemas.microsoft.com/office/word/2015/wordml/symex" xmlns:wpg="http://schemas.microsoft.com/office/word/2010/wordprocessingGroup" xmlns:wpi="http://schemas.microsoft.com/office/word/2010/wordprocessingInk" xmlns:wne="http://schemas.microsoft.com/office/word/2006/wordml" xmlns:wps="http://schemas.microsoft.com/office/word/2010/wordprocessingShape" mc:Ignorable="w14 w15 w16se wp14">
+  <w:p>
+    <w:pPr>
+      <w:pStyle w:val="a3"/>
+    </w:pPr>
+  </w:p>
+</w:hdr>
+</file>
+
+<file path=word/numbering.xml><?xml version="1.0" encoding="utf-8"?>
+<w:numbering xmlns:wpc="http://schemas.microsoft.com/office/word/2010/wordprocessingCanvas" xmlns:cx="http://schemas.microsoft.com/office/drawing/2014/chartex" xmlns:mc="http://schemas.openxmlformats.org/markup-compatibility/2006" xmlns:o="urn:schemas-microsoft-com:office:office" xmlns:r="http://schemas.openxmlformats.org/officeDocument/2006/relationships" xmlns:m="http://schemas.openxmlformats.org/officeDocument/2006/math" xmlns:v="urn:schemas-microsoft-com:vml" xmlns:wp14="http://schemas.microsoft.com/office/word/2010/wordprocessingDrawing" xmlns:wp="http://schemas.openxmlformats.org/drawingml/2006/wordprocessingDrawing" xmlns:w10="urn:schemas-microsoft-com:office:word" xmlns:w="http://schemas.openxmlformats.org/wordprocessingml/2006/main" xmlns:w14="http://schemas.microsoft.com/office/word/2010/wordml" xmlns:w15="http://schemas.microsoft.com/office/word/2012/wordml" xmlns:w16se="http://schemas.microsoft.com/office/word/2015/wordml/symex" xmlns:wpg="http://schemas.microsoft.com/office/word/2010/wordprocessingGroup" xmlns:wpi="http://schemas.microsoft.com/office/word/2010/wordprocessingInk" xmlns:wne="http://schemas.microsoft.com/office/word/2006/wordml" xmlns:wps="http://schemas.microsoft.com/office/word/2010/wordprocessingShape" mc:Ignorable="w14 w15 w16se wp14">
+  <w:abstractNum w:abstractNumId="0" w15:restartNumberingAfterBreak="0">
+    <w:nsid w:val="230E0387"/>
+    <w:multiLevelType w:val="hybridMultilevel"/>
+    <w:tmpl w:val="E3246C10"/>
+    <w:lvl w:ilvl="0" w:tplc="04190001">
+      <w:start w:val="1"/>
+      <w:numFmt w:val="bullet"/>
+      <w:lvlText w:val=""/>
+      <w:lvlJc w:val="left"/>
+      <w:pPr>
+        <w:ind w:left="1429" w:hanging="360"/>
+      </w:pPr>
+      <w:rPr>
+        <w:rFonts w:ascii="Symbol" w:hAnsi="Symbol" w:hint="default"/>
+      </w:rPr>
+    </w:lvl>
+    <w:lvl w:ilvl="1" w:tplc="04190003" w:tentative="1">
+      <w:start w:val="1"/>
+      <w:numFmt w:val="bullet"/>
+      <w:lvlText w:val="o"/>
+      <w:lvlJc w:val="left"/>
+      <w:pPr>
+        <w:ind w:left="2149" w:hanging="360"/>
+      </w:pPr>
+      <w:rPr>
+        <w:rFonts w:ascii="Courier New" w:hAnsi="Courier New" w:cs="Courier New" w:hint="default"/>
+      </w:rPr>
+    </w:lvl>
+    <w:lvl w:ilvl="2" w:tplc="04190005" w:tentative="1">
+      <w:start w:val="1"/>
+      <w:numFmt w:val="bullet"/>
+      <w:lvlText w:val=""/>
+      <w:lvlJc w:val="left"/>
+      <w:pPr>
+        <w:ind w:left="2869" w:hanging="360"/>
+      </w:pPr>
+      <w:rPr>
+        <w:rFonts w:ascii="Wingdings" w:hAnsi="Wingdings" w:hint="default"/>
+      </w:rPr>
+    </w:lvl>
+    <w:lvl w:ilvl="3" w:tplc="04190001" w:tentative="1">
+      <w:start w:val="1"/>
+      <w:numFmt w:val="bullet"/>
+      <w:lvlText w:val=""/>
+      <w:lvlJc w:val="left"/>
+      <w:pPr>
+        <w:ind w:left="3589" w:hanging="360"/>
+      </w:pPr>
+      <w:rPr>
+        <w:rFonts w:ascii="Symbol" w:hAnsi="Symbol" w:hint="default"/>
+      </w:rPr>
+    </w:lvl>
+    <w:lvl w:ilvl="4" w:tplc="04190003" w:tentative="1">
+      <w:start w:val="1"/>
+      <w:numFmt w:val="bullet"/>
+      <w:lvlText w:val="o"/>
+      <w:lvlJc w:val="left"/>
+      <w:pPr>
+        <w:ind w:left="4309" w:hanging="360"/>
+      </w:pPr>
+      <w:rPr>
+        <w:rFonts w:ascii="Courier New" w:hAnsi="Courier New" w:cs="Courier New" w:hint="default"/>
+      </w:rPr>
+    </w:lvl>
+    <w:lvl w:ilvl="5" w:tplc="04190005" w:tentative="1">
+      <w:start w:val="1"/>
+      <w:numFmt w:val="bullet"/>
+      <w:lvlText w:val=""/>
+      <w:lvlJc w:val="left"/>
+      <w:pPr>
+        <w:ind w:left="5029" w:hanging="360"/>
+      </w:pPr>
+      <w:rPr>
+        <w:rFonts w:ascii="Wingdings" w:hAnsi="Wingdings" w:hint="default"/>
+      </w:rPr>
+    </w:lvl>
+    <w:lvl w:ilvl="6" w:tplc="04190001" w:tentative="1">
+      <w:start w:val="1"/>
+      <w:numFmt w:val="bullet"/>
+      <w:lvlText w:val=""/>
+      <w:lvlJc w:val="left"/>
+      <w:pPr>
+        <w:ind w:left="5749" w:hanging="360"/>
+      </w:pPr>
+      <w:rPr>
+        <w:rFonts w:ascii="Symbol" w:hAnsi="Symbol" w:hint="default"/>
+      </w:rPr>
+    </w:lvl>
+    <w:lvl w:ilvl="7" w:tplc="04190003" w:tentative="1">
+      <w:start w:val="1"/>
+      <w:numFmt w:val="bullet"/>
+      <w:lvlText w:val="o"/>
+      <w:lvlJc w:val="left"/>
+      <w:pPr>
+        <w:ind w:left="6469" w:hanging="360"/>
+      </w:pPr>
+      <w:rPr>
+        <w:rFonts w:ascii="Courier New" w:hAnsi="Courier New" w:cs="Courier New" w:hint="default"/>
+      </w:rPr>
+    </w:lvl>
+    <w:lvl w:ilvl="8" w:tplc="04190005" w:tentative="1">
+      <w:start w:val="1"/>
+      <w:numFmt w:val="bullet"/>
+      <w:lvlText w:val=""/>
+      <w:lvlJc w:val="left"/>
+      <w:pPr>
+        <w:ind w:left="7189" w:hanging="360"/>
+      </w:pPr>
+      <w:rPr>
+        <w:rFonts w:ascii="Wingdings" w:hAnsi="Wingdings" w:hint="default"/>
+      </w:rPr>
+    </w:lvl>
+  </w:abstractNum>
+  <w:num w:numId="1">
+    <w:abstractNumId w:val="0"/>
+  </w:num>
+</w:numbering>
 </file>
 
 <file path=word/styles.xml><?xml version="1.0" encoding="utf-8"?>
@@ -1271,6 +5833,80 @@
     <w:semiHidden/>
     <w:unhideWhenUsed/>
   </w:style>
+  <w:style w:type="paragraph" w:styleId="a3">
+    <w:name w:val="header"/>
+    <w:basedOn w:val="a"/>
+    <w:link w:val="a4"/>
+    <w:uiPriority w:val="99"/>
+    <w:unhideWhenUsed/>
+    <w:rsid w:val="00A04289"/>
+    <w:pPr>
+      <w:tabs>
+        <w:tab w:val="center" w:pos="4677"/>
+        <w:tab w:val="right" w:pos="9355"/>
+      </w:tabs>
+      <w:spacing w:after="0" w:line="240" w:lineRule="auto"/>
+    </w:pPr>
+  </w:style>
+  <w:style w:type="character" w:customStyle="1" w:styleId="a4">
+    <w:name w:val="Верхний колонтитул Знак"/>
+    <w:basedOn w:val="a0"/>
+    <w:link w:val="a3"/>
+    <w:uiPriority w:val="99"/>
+    <w:rsid w:val="00A04289"/>
+  </w:style>
+  <w:style w:type="paragraph" w:styleId="a5">
+    <w:name w:val="footer"/>
+    <w:basedOn w:val="a"/>
+    <w:link w:val="a6"/>
+    <w:uiPriority w:val="99"/>
+    <w:unhideWhenUsed/>
+    <w:rsid w:val="00A04289"/>
+    <w:pPr>
+      <w:tabs>
+        <w:tab w:val="center" w:pos="4677"/>
+        <w:tab w:val="right" w:pos="9355"/>
+      </w:tabs>
+      <w:spacing w:after="0" w:line="240" w:lineRule="auto"/>
+    </w:pPr>
+  </w:style>
+  <w:style w:type="character" w:customStyle="1" w:styleId="a6">
+    <w:name w:val="Нижний колонтитул Знак"/>
+    <w:basedOn w:val="a0"/>
+    <w:link w:val="a5"/>
+    <w:uiPriority w:val="99"/>
+    <w:rsid w:val="00A04289"/>
+  </w:style>
+  <w:style w:type="paragraph" w:styleId="a7">
+    <w:name w:val="List Paragraph"/>
+    <w:basedOn w:val="a"/>
+    <w:uiPriority w:val="34"/>
+    <w:qFormat/>
+    <w:rsid w:val="00490713"/>
+    <w:pPr>
+      <w:ind w:left="720"/>
+      <w:contextualSpacing/>
+    </w:pPr>
+  </w:style>
+  <w:style w:type="table" w:styleId="a8">
+    <w:name w:val="Table Grid"/>
+    <w:basedOn w:val="a1"/>
+    <w:uiPriority w:val="39"/>
+    <w:rsid w:val="00507FF3"/>
+    <w:pPr>
+      <w:spacing w:after="0" w:line="240" w:lineRule="auto"/>
+    </w:pPr>
+    <w:tblPr>
+      <w:tblBorders>
+        <w:top w:val="single" w:sz="4" w:space="0" w:color="auto"/>
+        <w:left w:val="single" w:sz="4" w:space="0" w:color="auto"/>
+        <w:bottom w:val="single" w:sz="4" w:space="0" w:color="auto"/>
+        <w:right w:val="single" w:sz="4" w:space="0" w:color="auto"/>
+        <w:insideH w:val="single" w:sz="4" w:space="0" w:color="auto"/>
+        <w:insideV w:val="single" w:sz="4" w:space="0" w:color="auto"/>
+      </w:tblBorders>
+    </w:tblPr>
+  </w:style>
 </w:styles>
 </file>
 

--- a/III BOB.docx
+++ b/III BOB.docx
@@ -1143,19 +1143,8 @@
           <w:lang w:val="en-US"/>
         </w:rPr>
       </w:pPr>
-    </w:p>
-    <w:p>
-      <w:pPr>
-        <w:spacing w:after="0" w:line="360" w:lineRule="auto"/>
-        <w:ind w:firstLine="709"/>
-        <w:jc w:val="both"/>
-        <w:rPr>
-          <w:rFonts w:ascii="Times New Roman" w:hAnsi="Times New Roman" w:cs="Times New Roman"/>
-          <w:sz w:val="28"/>
-          <w:szCs w:val="28"/>
-          <w:lang w:val="en-US"/>
-        </w:rPr>
-      </w:pPr>
+      <w:bookmarkStart w:id="0" w:name="_GoBack"/>
+      <w:bookmarkEnd w:id="0"/>
       <w:r>
         <w:rPr>
           <w:rFonts w:ascii="Times New Roman" w:hAnsi="Times New Roman" w:cs="Times New Roman"/>
@@ -4315,34 +4304,16 @@
           <w:szCs w:val="28"/>
           <w:lang w:val="en-US"/>
         </w:rPr>
-        <w:t>Vergasov V.M., Mixiev V.I</w:t>
-      </w:r>
-      <w:r>
-        <w:rPr>
-          <w:rFonts w:ascii="Times New Roman" w:hAnsi="Times New Roman" w:cs="Times New Roman"/>
-          <w:sz w:val="28"/>
-          <w:szCs w:val="28"/>
-          <w:lang w:val="en-US"/>
-        </w:rPr>
-        <w:t xml:space="preserve"> </w:t>
-      </w:r>
-      <w:r>
-        <w:rPr>
-          <w:rFonts w:ascii="Times New Roman" w:hAnsi="Times New Roman" w:cs="Times New Roman"/>
-          <w:sz w:val="28"/>
-          <w:szCs w:val="28"/>
-          <w:lang w:val="en-US"/>
-        </w:rPr>
-        <w:t>Blinov</w:t>
-      </w:r>
-      <w:r>
-        <w:rPr>
-          <w:rFonts w:ascii="Times New Roman" w:hAnsi="Times New Roman" w:cs="Times New Roman"/>
-          <w:sz w:val="28"/>
-          <w:szCs w:val="28"/>
-          <w:lang w:val="en-US"/>
-        </w:rPr>
-        <w:t xml:space="preserve"> V.M.,.</w:t>
+        <w:t xml:space="preserve">Vergasov V.M., Mixiev V.I </w:t>
+      </w:r>
+      <w:r>
+        <w:rPr>
+          <w:rFonts w:ascii="Times New Roman" w:hAnsi="Times New Roman" w:cs="Times New Roman"/>
+          <w:sz w:val="28"/>
+          <w:szCs w:val="28"/>
+          <w:lang w:val="en-US"/>
+        </w:rPr>
+        <w:t>Blinov V.M.,.</w:t>
       </w:r>
       <w:r>
         <w:rPr>
@@ -4369,16 +4340,7 @@
           <w:szCs w:val="28"/>
           <w:lang w:val="en-US"/>
         </w:rPr>
-        <w:t xml:space="preserve"> </w:t>
-      </w:r>
-      <w:r>
-        <w:rPr>
-          <w:rFonts w:ascii="Times New Roman" w:hAnsi="Times New Roman" w:cs="Times New Roman"/>
-          <w:sz w:val="28"/>
-          <w:szCs w:val="28"/>
-          <w:lang w:val="en-US"/>
-        </w:rPr>
-        <w:t>A.G.</w:t>
+        <w:t xml:space="preserve"> A.G.</w:t>
       </w:r>
       <w:r>
         <w:rPr>
@@ -4405,16 +4367,7 @@
           <w:szCs w:val="28"/>
           <w:lang w:val="en-US"/>
         </w:rPr>
-        <w:t>Fridman</w:t>
-      </w:r>
-      <w:r>
-        <w:rPr>
-          <w:rFonts w:ascii="Times New Roman" w:hAnsi="Times New Roman" w:cs="Times New Roman"/>
-          <w:sz w:val="28"/>
-          <w:szCs w:val="28"/>
-          <w:lang w:val="en-US"/>
-        </w:rPr>
-        <w:t xml:space="preserve"> L.M.</w:t>
+        <w:t>Fridman L.M.</w:t>
       </w:r>
       <w:r>
         <w:rPr>
@@ -4935,12 +4888,13 @@
             <v:path o:extrusionok="f" gradientshapeok="t" o:connecttype="rect"/>
             <o:lock v:ext="edit" aspectratio="t"/>
           </v:shapetype>
-          <v:shape id="_x0000_i1041" type="#_x0000_t75" style="width:66.75pt;height:33.75pt" o:ole="">
+          <v:shape id="_x0000_i1025" type="#_x0000_t75" style="width:66.75pt;height:33.75pt" o:ole="">
             <v:imagedata r:id="rId7" o:title=""/>
           </v:shape>
-          <o:OLEObject Type="Embed" ProgID="Equation.3" ShapeID="_x0000_i1041" DrawAspect="Content" ObjectID="_1816347013" r:id="rId8"/>
+          <o:OLEObject Type="Embed" ProgID="Equation.3" ShapeID="_x0000_i1025" DrawAspect="Content" ObjectID="_1816374048" r:id="rId8"/>
         </w:object>
       </w:r>
+      <w:proofErr w:type="gramStart"/>
       <w:r>
         <w:rPr>
           <w:rFonts w:ascii="Times New Roman" w:hAnsi="Times New Roman" w:cs="Times New Roman"/>
@@ -4959,16 +4913,24 @@
         </w:rPr>
         <w:t xml:space="preserve"> </w:t>
       </w:r>
-      <w:bookmarkStart w:id="0" w:name="_GoBack"/>
-      <w:bookmarkEnd w:id="0"/>
-      <w:r>
-        <w:rPr>
-          <w:rFonts w:ascii="Times New Roman" w:hAnsi="Times New Roman" w:cs="Times New Roman"/>
-          <w:sz w:val="28"/>
-          <w:szCs w:val="28"/>
-          <w:lang w:val="en-US"/>
-        </w:rPr>
-        <w:t>(3.1)</w:t>
+      <w:r>
+        <w:rPr>
+          <w:rFonts w:ascii="Times New Roman" w:hAnsi="Times New Roman" w:cs="Times New Roman"/>
+          <w:sz w:val="28"/>
+          <w:szCs w:val="28"/>
+          <w:lang w:val="en-US"/>
+        </w:rPr>
+        <w:t>(</w:t>
+      </w:r>
+      <w:proofErr w:type="gramEnd"/>
+      <w:r>
+        <w:rPr>
+          <w:rFonts w:ascii="Times New Roman" w:hAnsi="Times New Roman" w:cs="Times New Roman"/>
+          <w:sz w:val="28"/>
+          <w:szCs w:val="28"/>
+          <w:lang w:val="en-US"/>
+        </w:rPr>
+        <w:t>3.1)</w:t>
       </w:r>
     </w:p>
     <w:p>
